--- a/Documentación/Plan_de_Pruebas_Funcionales_CFD_Servicios_EP3.docx
+++ b/Documentación/Plan_de_Pruebas_Funcionales_CFD_Servicios_EP3.docx
@@ -52,29 +52,7 @@
           <w:sz w:val="24"/>
           <w:szCs w:val="24"/>
         </w:rPr>
-        <w:t xml:space="preserve">Grupo </w:t>
-      </w:r>
-      <w:proofErr w:type="spellStart"/>
-      <w:r>
-        <w:rPr>
-          <w:b/>
-          <w:bCs/>
-          <w:color w:val="64748B"/>
-          <w:sz w:val="24"/>
-          <w:szCs w:val="24"/>
-        </w:rPr>
-        <w:t>N°</w:t>
-      </w:r>
-      <w:proofErr w:type="spellEnd"/>
-      <w:r>
-        <w:rPr>
-          <w:b/>
-          <w:bCs/>
-          <w:color w:val="64748B"/>
-          <w:sz w:val="24"/>
-          <w:szCs w:val="24"/>
-        </w:rPr>
-        <w:t xml:space="preserve"> 1</w:t>
+        <w:t>Grupo N°1</w:t>
       </w:r>
     </w:p>
     <w:p>
@@ -143,12 +121,6 @@
         <w:gridCol w:w="1980"/>
       </w:tblGrid>
       <w:tr>
-        <w:tblPrEx>
-          <w:tblCellMar>
-            <w:top w:w="0" w:type="dxa"/>
-            <w:bottom w:w="0" w:type="dxa"/>
-          </w:tblCellMar>
-        </w:tblPrEx>
         <w:tc>
           <w:tcPr>
             <w:tcW w:w="1800" w:type="dxa"/>
@@ -205,7 +177,7 @@
                 <w:sz w:val="20"/>
                 <w:szCs w:val="20"/>
               </w:rPr>
-              <w:t>Docente Taller Aplicado de Programación (TPY1101) / CFD Servicios</w:t>
+              <w:t>CFD Servicios</w:t>
             </w:r>
           </w:p>
         </w:tc>
@@ -251,12 +223,6 @@
         </w:tc>
       </w:tr>
       <w:tr>
-        <w:tblPrEx>
-          <w:tblCellMar>
-            <w:top w:w="0" w:type="dxa"/>
-            <w:bottom w:w="0" w:type="dxa"/>
-          </w:tblCellMar>
-        </w:tblPrEx>
         <w:tc>
           <w:tcPr>
             <w:tcW w:w="1800" w:type="dxa"/>
@@ -359,12 +325,6 @@
         </w:tc>
       </w:tr>
       <w:tr>
-        <w:tblPrEx>
-          <w:tblCellMar>
-            <w:top w:w="0" w:type="dxa"/>
-            <w:bottom w:w="0" w:type="dxa"/>
-          </w:tblCellMar>
-        </w:tblPrEx>
         <w:tc>
           <w:tcPr>
             <w:tcW w:w="1800" w:type="dxa"/>
@@ -467,12 +427,6 @@
         </w:tc>
       </w:tr>
       <w:tr>
-        <w:tblPrEx>
-          <w:tblCellMar>
-            <w:top w:w="0" w:type="dxa"/>
-            <w:bottom w:w="0" w:type="dxa"/>
-          </w:tblCellMar>
-        </w:tblPrEx>
         <w:tc>
           <w:tcPr>
             <w:tcW w:w="1800" w:type="dxa"/>
@@ -523,13 +477,30 @@
             <w:vAlign w:val="center"/>
           </w:tcPr>
           <w:p>
-            <w:r>
-              <w:rPr>
-                <w:color w:val="1E293B"/>
-                <w:sz w:val="20"/>
-                <w:szCs w:val="20"/>
-              </w:rPr>
-              <w:t>Fernando Zárate Martínez · Gabriel Avendaño Campos</w:t>
+            <w:pPr>
+              <w:rPr>
+                <w:color w:val="1E293B"/>
+                <w:sz w:val="20"/>
+                <w:szCs w:val="20"/>
+              </w:rPr>
+            </w:pPr>
+            <w:r>
+              <w:rPr>
+                <w:color w:val="1E293B"/>
+                <w:sz w:val="20"/>
+                <w:szCs w:val="20"/>
+              </w:rPr>
+              <w:t xml:space="preserve">Fernando Zárate Martínez </w:t>
+            </w:r>
+          </w:p>
+          <w:p>
+            <w:r>
+              <w:rPr>
+                <w:color w:val="1E293B"/>
+                <w:sz w:val="20"/>
+                <w:szCs w:val="20"/>
+              </w:rPr>
+              <w:t>Gabriel Avendaño Campos</w:t>
             </w:r>
           </w:p>
         </w:tc>
@@ -575,12 +546,6 @@
         </w:tc>
       </w:tr>
       <w:tr>
-        <w:tblPrEx>
-          <w:tblCellMar>
-            <w:top w:w="0" w:type="dxa"/>
-            <w:bottom w:w="0" w:type="dxa"/>
-          </w:tblCellMar>
-        </w:tblPrEx>
         <w:tc>
           <w:tcPr>
             <w:tcW w:w="1800" w:type="dxa"/>
@@ -703,12 +668,6 @@
         </w:tc>
       </w:tr>
       <w:tr>
-        <w:tblPrEx>
-          <w:tblCellMar>
-            <w:top w:w="0" w:type="dxa"/>
-            <w:bottom w:w="0" w:type="dxa"/>
-          </w:tblCellMar>
-        </w:tblPrEx>
         <w:tc>
           <w:tcPr>
             <w:tcW w:w="1800" w:type="dxa"/>
@@ -758,16 +717,7 @@
             </w:tcMar>
             <w:vAlign w:val="center"/>
           </w:tcPr>
-          <w:p>
-            <w:r>
-              <w:rPr>
-                <w:color w:val="1E293B"/>
-                <w:sz w:val="20"/>
-                <w:szCs w:val="20"/>
-              </w:rPr>
-              <w:t>Pendiente de revisión docente</w:t>
-            </w:r>
-          </w:p>
+          <w:p/>
         </w:tc>
         <w:tc>
           <w:tcPr>
@@ -818,16 +768,7 @@
             </w:tcMar>
             <w:vAlign w:val="center"/>
           </w:tcPr>
-          <w:p>
-            <w:r>
-              <w:rPr>
-                <w:color w:val="1E293B"/>
-                <w:sz w:val="20"/>
-                <w:szCs w:val="20"/>
-              </w:rPr>
-              <w:t>DD/MM/AAAA</w:t>
-            </w:r>
-          </w:p>
+          <w:p/>
         </w:tc>
       </w:tr>
     </w:tbl>
@@ -873,12 +814,6 @@
         <w:gridCol w:w="1640"/>
       </w:tblGrid>
       <w:tr>
-        <w:tblPrEx>
-          <w:tblCellMar>
-            <w:top w:w="0" w:type="dxa"/>
-            <w:bottom w:w="0" w:type="dxa"/>
-          </w:tblCellMar>
-        </w:tblPrEx>
         <w:tc>
           <w:tcPr>
             <w:tcW w:w="1400" w:type="dxa"/>
@@ -1029,12 +964,6 @@
         </w:tc>
       </w:tr>
       <w:tr>
-        <w:tblPrEx>
-          <w:tblCellMar>
-            <w:top w:w="0" w:type="dxa"/>
-            <w:bottom w:w="0" w:type="dxa"/>
-          </w:tblCellMar>
-        </w:tblPrEx>
         <w:tc>
           <w:tcPr>
             <w:tcW w:w="1400" w:type="dxa"/>
@@ -1161,12 +1090,6 @@
         </w:tc>
       </w:tr>
       <w:tr>
-        <w:tblPrEx>
-          <w:tblCellMar>
-            <w:top w:w="0" w:type="dxa"/>
-            <w:bottom w:w="0" w:type="dxa"/>
-          </w:tblCellMar>
-        </w:tblPrEx>
         <w:tc>
           <w:tcPr>
             <w:tcW w:w="1400" w:type="dxa"/>
@@ -1293,12 +1216,6 @@
         </w:tc>
       </w:tr>
       <w:tr>
-        <w:tblPrEx>
-          <w:tblCellMar>
-            <w:top w:w="0" w:type="dxa"/>
-            <w:bottom w:w="0" w:type="dxa"/>
-          </w:tblCellMar>
-        </w:tblPrEx>
         <w:tc>
           <w:tcPr>
             <w:tcW w:w="1400" w:type="dxa"/>
@@ -1420,12 +1337,6 @@
         <w:gridCol w:w="9360"/>
       </w:tblGrid>
       <w:tr>
-        <w:tblPrEx>
-          <w:tblCellMar>
-            <w:top w:w="0" w:type="dxa"/>
-            <w:bottom w:w="0" w:type="dxa"/>
-          </w:tblCellMar>
-        </w:tblPrEx>
         <w:tc>
           <w:tcPr>
             <w:tcW w:w="9360" w:type="dxa"/>
@@ -1456,18 +1367,32 @@
                 <w:sz w:val="18"/>
                 <w:szCs w:val="18"/>
               </w:rPr>
-              <w:t>Nombre y Apellidos</w:t>
+              <w:t>Nombre</w:t>
+            </w:r>
+            <w:r>
+              <w:rPr>
+                <w:b/>
+                <w:bCs/>
+                <w:color w:val="FFFFFF"/>
+                <w:sz w:val="18"/>
+                <w:szCs w:val="18"/>
+              </w:rPr>
+              <w:t>s</w:t>
+            </w:r>
+            <w:r>
+              <w:rPr>
+                <w:b/>
+                <w:bCs/>
+                <w:color w:val="FFFFFF"/>
+                <w:sz w:val="18"/>
+                <w:szCs w:val="18"/>
+              </w:rPr>
+              <w:t xml:space="preserve"> y Apellidos</w:t>
             </w:r>
           </w:p>
         </w:tc>
       </w:tr>
       <w:tr>
-        <w:tblPrEx>
-          <w:tblCellMar>
-            <w:top w:w="0" w:type="dxa"/>
-            <w:bottom w:w="0" w:type="dxa"/>
-          </w:tblCellMar>
-        </w:tblPrEx>
         <w:tc>
           <w:tcPr>
             <w:tcW w:w="9360" w:type="dxa"/>
@@ -1499,12 +1424,6 @@
         </w:tc>
       </w:tr>
       <w:tr>
-        <w:tblPrEx>
-          <w:tblCellMar>
-            <w:top w:w="0" w:type="dxa"/>
-            <w:bottom w:w="0" w:type="dxa"/>
-          </w:tblCellMar>
-        </w:tblPrEx>
         <w:tc>
           <w:tcPr>
             <w:tcW w:w="9360" w:type="dxa"/>
@@ -1573,7 +1492,12 @@
               <w:tab w:val="right" w:leader="dot" w:pos="9628"/>
             </w:tabs>
             <w:rPr>
+              <w:rFonts w:asciiTheme="minorHAnsi" w:eastAsiaTheme="minorEastAsia" w:hAnsiTheme="minorHAnsi" w:cstheme="minorBidi"/>
               <w:noProof/>
+              <w:kern w:val="2"/>
+              <w:sz w:val="24"/>
+              <w:szCs w:val="24"/>
+              <w14:ligatures w14:val="standardContextual"/>
             </w:rPr>
           </w:pPr>
           <w:r>
@@ -1585,7 +1509,7 @@
           <w:r>
             <w:fldChar w:fldCharType="separate"/>
           </w:r>
-          <w:hyperlink w:anchor="_Toc232624782" w:history="1">
+          <w:hyperlink w:anchor="_Toc232625059" w:history="1">
             <w:r>
               <w:rPr>
                 <w:rStyle w:val="Hipervnculo"/>
@@ -1609,7 +1533,7 @@
               <w:rPr>
                 <w:noProof/>
               </w:rPr>
-              <w:instrText xml:space="preserve"> PAGEREF _Toc232624782 \h </w:instrText>
+              <w:instrText xml:space="preserve"> PAGEREF _Toc232625059 \h </w:instrText>
             </w:r>
             <w:r>
               <w:rPr>
@@ -1626,7 +1550,7 @@
               <w:rPr>
                 <w:noProof/>
               </w:rPr>
-              <w:t>1</w:t>
+              <w:t>3</w:t>
             </w:r>
             <w:r>
               <w:rPr>
@@ -1643,10 +1567,15 @@
               <w:tab w:val="right" w:leader="dot" w:pos="9628"/>
             </w:tabs>
             <w:rPr>
+              <w:rFonts w:asciiTheme="minorHAnsi" w:eastAsiaTheme="minorEastAsia" w:hAnsiTheme="minorHAnsi" w:cstheme="minorBidi"/>
               <w:noProof/>
+              <w:kern w:val="2"/>
+              <w:sz w:val="24"/>
+              <w:szCs w:val="24"/>
+              <w14:ligatures w14:val="standardContextual"/>
             </w:rPr>
           </w:pPr>
-          <w:hyperlink w:anchor="_Toc232624783" w:history="1">
+          <w:hyperlink w:anchor="_Toc232625060" w:history="1">
             <w:r>
               <w:rPr>
                 <w:rStyle w:val="Hipervnculo"/>
@@ -1670,7 +1599,7 @@
               <w:rPr>
                 <w:noProof/>
               </w:rPr>
-              <w:instrText xml:space="preserve"> PAGEREF _Toc232624783 \h </w:instrText>
+              <w:instrText xml:space="preserve"> PAGEREF _Toc232625060 \h </w:instrText>
             </w:r>
             <w:r>
               <w:rPr>
@@ -1687,7 +1616,7 @@
               <w:rPr>
                 <w:noProof/>
               </w:rPr>
-              <w:t>1</w:t>
+              <w:t>3</w:t>
             </w:r>
             <w:r>
               <w:rPr>
@@ -1704,10 +1633,15 @@
               <w:tab w:val="right" w:leader="dot" w:pos="9628"/>
             </w:tabs>
             <w:rPr>
+              <w:rFonts w:asciiTheme="minorHAnsi" w:eastAsiaTheme="minorEastAsia" w:hAnsiTheme="minorHAnsi" w:cstheme="minorBidi"/>
               <w:noProof/>
+              <w:kern w:val="2"/>
+              <w:sz w:val="24"/>
+              <w:szCs w:val="24"/>
+              <w14:ligatures w14:val="standardContextual"/>
             </w:rPr>
           </w:pPr>
-          <w:hyperlink w:anchor="_Toc232624784" w:history="1">
+          <w:hyperlink w:anchor="_Toc232625061" w:history="1">
             <w:r>
               <w:rPr>
                 <w:rStyle w:val="Hipervnculo"/>
@@ -1731,7 +1665,7 @@
               <w:rPr>
                 <w:noProof/>
               </w:rPr>
-              <w:instrText xml:space="preserve"> PAGEREF _Toc232624784 \h </w:instrText>
+              <w:instrText xml:space="preserve"> PAGEREF _Toc232625061 \h </w:instrText>
             </w:r>
             <w:r>
               <w:rPr>
@@ -1748,7 +1682,7 @@
               <w:rPr>
                 <w:noProof/>
               </w:rPr>
-              <w:t>1</w:t>
+              <w:t>3</w:t>
             </w:r>
             <w:r>
               <w:rPr>
@@ -1765,10 +1699,15 @@
               <w:tab w:val="right" w:leader="dot" w:pos="9628"/>
             </w:tabs>
             <w:rPr>
+              <w:rFonts w:asciiTheme="minorHAnsi" w:eastAsiaTheme="minorEastAsia" w:hAnsiTheme="minorHAnsi" w:cstheme="minorBidi"/>
               <w:noProof/>
+              <w:kern w:val="2"/>
+              <w:sz w:val="24"/>
+              <w:szCs w:val="24"/>
+              <w14:ligatures w14:val="standardContextual"/>
             </w:rPr>
           </w:pPr>
-          <w:hyperlink w:anchor="_Toc232624785" w:history="1">
+          <w:hyperlink w:anchor="_Toc232625062" w:history="1">
             <w:r>
               <w:rPr>
                 <w:rStyle w:val="Hipervnculo"/>
@@ -1792,7 +1731,7 @@
               <w:rPr>
                 <w:noProof/>
               </w:rPr>
-              <w:instrText xml:space="preserve"> PAGEREF _Toc232624785 \h </w:instrText>
+              <w:instrText xml:space="preserve"> PAGEREF _Toc232625062 \h </w:instrText>
             </w:r>
             <w:r>
               <w:rPr>
@@ -1809,7 +1748,7 @@
               <w:rPr>
                 <w:noProof/>
               </w:rPr>
-              <w:t>1</w:t>
+              <w:t>4</w:t>
             </w:r>
             <w:r>
               <w:rPr>
@@ -1826,10 +1765,15 @@
               <w:tab w:val="right" w:leader="dot" w:pos="9628"/>
             </w:tabs>
             <w:rPr>
+              <w:rFonts w:asciiTheme="minorHAnsi" w:eastAsiaTheme="minorEastAsia" w:hAnsiTheme="minorHAnsi" w:cstheme="minorBidi"/>
               <w:noProof/>
+              <w:kern w:val="2"/>
+              <w:sz w:val="24"/>
+              <w:szCs w:val="24"/>
+              <w14:ligatures w14:val="standardContextual"/>
             </w:rPr>
           </w:pPr>
-          <w:hyperlink w:anchor="_Toc232624786" w:history="1">
+          <w:hyperlink w:anchor="_Toc232625063" w:history="1">
             <w:r>
               <w:rPr>
                 <w:rStyle w:val="Hipervnculo"/>
@@ -1853,7 +1797,7 @@
               <w:rPr>
                 <w:noProof/>
               </w:rPr>
-              <w:instrText xml:space="preserve"> PAGEREF _Toc232624786 \h </w:instrText>
+              <w:instrText xml:space="preserve"> PAGEREF _Toc232625063 \h </w:instrText>
             </w:r>
             <w:r>
               <w:rPr>
@@ -1870,7 +1814,7 @@
               <w:rPr>
                 <w:noProof/>
               </w:rPr>
-              <w:t>1</w:t>
+              <w:t>6</w:t>
             </w:r>
             <w:r>
               <w:rPr>
@@ -1887,10 +1831,15 @@
               <w:tab w:val="right" w:leader="dot" w:pos="9628"/>
             </w:tabs>
             <w:rPr>
+              <w:rFonts w:asciiTheme="minorHAnsi" w:eastAsiaTheme="minorEastAsia" w:hAnsiTheme="minorHAnsi" w:cstheme="minorBidi"/>
               <w:noProof/>
+              <w:kern w:val="2"/>
+              <w:sz w:val="24"/>
+              <w:szCs w:val="24"/>
+              <w14:ligatures w14:val="standardContextual"/>
             </w:rPr>
           </w:pPr>
-          <w:hyperlink w:anchor="_Toc232624787" w:history="1">
+          <w:hyperlink w:anchor="_Toc232625064" w:history="1">
             <w:r>
               <w:rPr>
                 <w:rStyle w:val="Hipervnculo"/>
@@ -1914,7 +1863,7 @@
               <w:rPr>
                 <w:noProof/>
               </w:rPr>
-              <w:instrText xml:space="preserve"> PAGEREF _Toc232624787 \h </w:instrText>
+              <w:instrText xml:space="preserve"> PAGEREF _Toc232625064 \h </w:instrText>
             </w:r>
             <w:r>
               <w:rPr>
@@ -1931,7 +1880,7 @@
               <w:rPr>
                 <w:noProof/>
               </w:rPr>
-              <w:t>1</w:t>
+              <w:t>13</w:t>
             </w:r>
             <w:r>
               <w:rPr>
@@ -1948,10 +1897,15 @@
               <w:tab w:val="right" w:leader="dot" w:pos="9628"/>
             </w:tabs>
             <w:rPr>
+              <w:rFonts w:asciiTheme="minorHAnsi" w:eastAsiaTheme="minorEastAsia" w:hAnsiTheme="minorHAnsi" w:cstheme="minorBidi"/>
               <w:noProof/>
+              <w:kern w:val="2"/>
+              <w:sz w:val="24"/>
+              <w:szCs w:val="24"/>
+              <w14:ligatures w14:val="standardContextual"/>
             </w:rPr>
           </w:pPr>
-          <w:hyperlink w:anchor="_Toc232624788" w:history="1">
+          <w:hyperlink w:anchor="_Toc232625065" w:history="1">
             <w:r>
               <w:rPr>
                 <w:rStyle w:val="Hipervnculo"/>
@@ -1975,7 +1929,7 @@
               <w:rPr>
                 <w:noProof/>
               </w:rPr>
-              <w:instrText xml:space="preserve"> PAGEREF _Toc232624788 \h </w:instrText>
+              <w:instrText xml:space="preserve"> PAGEREF _Toc232625065 \h </w:instrText>
             </w:r>
             <w:r>
               <w:rPr>
@@ -1992,7 +1946,7 @@
               <w:rPr>
                 <w:noProof/>
               </w:rPr>
-              <w:t>1</w:t>
+              <w:t>14</w:t>
             </w:r>
             <w:r>
               <w:rPr>
@@ -2009,10 +1963,15 @@
               <w:tab w:val="right" w:leader="dot" w:pos="9628"/>
             </w:tabs>
             <w:rPr>
+              <w:rFonts w:asciiTheme="minorHAnsi" w:eastAsiaTheme="minorEastAsia" w:hAnsiTheme="minorHAnsi" w:cstheme="minorBidi"/>
               <w:noProof/>
+              <w:kern w:val="2"/>
+              <w:sz w:val="24"/>
+              <w:szCs w:val="24"/>
+              <w14:ligatures w14:val="standardContextual"/>
             </w:rPr>
           </w:pPr>
-          <w:hyperlink w:anchor="_Toc232624789" w:history="1">
+          <w:hyperlink w:anchor="_Toc232625066" w:history="1">
             <w:r>
               <w:rPr>
                 <w:rStyle w:val="Hipervnculo"/>
@@ -2036,7 +1995,7 @@
               <w:rPr>
                 <w:noProof/>
               </w:rPr>
-              <w:instrText xml:space="preserve"> PAGEREF _Toc232624789 \h </w:instrText>
+              <w:instrText xml:space="preserve"> PAGEREF _Toc232625066 \h </w:instrText>
             </w:r>
             <w:r>
               <w:rPr>
@@ -2053,7 +2012,7 @@
               <w:rPr>
                 <w:noProof/>
               </w:rPr>
-              <w:t>1</w:t>
+              <w:t>15</w:t>
             </w:r>
             <w:r>
               <w:rPr>
@@ -2071,21 +2030,6 @@
       </w:sdtContent>
     </w:sdt>
     <w:p>
-      <w:pPr>
-        <w:spacing w:before="60" w:after="60" w:line="276" w:lineRule="auto"/>
-      </w:pPr>
-      <w:r>
-        <w:rPr>
-          <w:i/>
-          <w:iCs/>
-          <w:color w:val="64748B"/>
-          <w:sz w:val="18"/>
-          <w:szCs w:val="18"/>
-        </w:rPr>
-        <w:t>Nota: actualice este índice en Word con clic derecho → "Actualizar campo" → "Actualizar toda la tabla".</w:t>
-      </w:r>
-    </w:p>
-    <w:p>
       <w:r>
         <w:br w:type="page"/>
       </w:r>
@@ -2095,7 +2039,7 @@
         <w:pStyle w:val="Ttulo1"/>
         <w:spacing w:before="320"/>
       </w:pPr>
-      <w:bookmarkStart w:id="0" w:name="_Toc232624782"/>
+      <w:bookmarkStart w:id="0" w:name="_Toc232625059"/>
       <w:r>
         <w:lastRenderedPageBreak/>
         <w:t>1 INTRODUCCIÓN</w:t>
@@ -2106,7 +2050,7 @@
       <w:pPr>
         <w:pStyle w:val="Ttulo2"/>
       </w:pPr>
-      <w:bookmarkStart w:id="1" w:name="_Toc232624783"/>
+      <w:bookmarkStart w:id="1" w:name="_Toc232625060"/>
       <w:r>
         <w:t>1.1 Objeto</w:t>
       </w:r>
@@ -2117,14 +2061,20 @@
         <w:spacing w:before="60" w:after="60" w:line="276" w:lineRule="auto"/>
       </w:pPr>
       <w:r>
-        <w:t>El objetivo de este documento es recoger los casos de prueba que verifican que el sistema CFD Servicios satisface los requisitos funcionales especificados. Contiene la definición de los casos de prueba, la matriz de trazabilidad entre casos de prueba y requisitos, y la estrategia a seguir en la ejecución de las pruebas, organizada en ciclos.</w:t>
+        <w:t xml:space="preserve">El objetivo de este documento es </w:t>
+      </w:r>
+      <w:r>
+        <w:t>documentar</w:t>
+      </w:r>
+      <w:r>
+        <w:t xml:space="preserve"> los casos de prueba que verifican que el sistema CFD Servicios satisface los requisitos funcionales especificados. Contiene la definición de los casos de prueba, la matriz de trazabilidad entre casos de prueba y requisitos, y la estrategia a seguir en la ejecución de las pruebas organizada en ciclos.</w:t>
       </w:r>
     </w:p>
     <w:p>
       <w:pPr>
         <w:pStyle w:val="Ttulo2"/>
       </w:pPr>
-      <w:bookmarkStart w:id="2" w:name="_Toc232624784"/>
+      <w:bookmarkStart w:id="2" w:name="_Toc232625061"/>
       <w:r>
         <w:t>1.2 Alcance</w:t>
       </w:r>
@@ -2151,7 +2101,7 @@
       </w:r>
       <w:proofErr w:type="spellEnd"/>
       <w:r>
-        <w:t>), Agendamiento (consulta de disponibilidad, selección de horario y confirmación de reserva), Mi Perfil (visualización y edición de datos personales, historial de agendamientos, restricción de acceso para administradores) y Administración (acceso al panel, gestión de servicios, disponibilidad, reservas y clientes). Se excluyen del alcance las pruebas de carga, pruebas de penetración formal y la integración con pasarelas de pago, ya que no forman parte del producto desarrollado.</w:t>
+        <w:t>), Agendamiento (consulta de disponibilidad, selección de horario y confirmación de reserva), Mi Perfil (visualización y edición de datos personales, historial de agendamientos) y Administración (acceso al panel, gestión de servicios, disponibilidad, reservas y clientes). Se excluyen del alcance las pruebas de carga, pruebas de penetración formal y la integración con pasarelas de pago, ya que no forman parte del producto desarrollado.</w:t>
       </w:r>
     </w:p>
     <w:p>
@@ -2164,7 +2114,7 @@
         <w:pStyle w:val="Ttulo1"/>
         <w:spacing w:before="320"/>
       </w:pPr>
-      <w:bookmarkStart w:id="3" w:name="_Toc232624785"/>
+      <w:bookmarkStart w:id="3" w:name="_Toc232625062"/>
       <w:r>
         <w:lastRenderedPageBreak/>
         <w:t>2 TRAZABILIDAD DE CASOS DE PRUEBAS – REQUISITOS</w:t>
@@ -2212,12 +2162,6 @@
         <w:gridCol w:w="720"/>
       </w:tblGrid>
       <w:tr>
-        <w:tblPrEx>
-          <w:tblCellMar>
-            <w:top w:w="0" w:type="dxa"/>
-            <w:bottom w:w="0" w:type="dxa"/>
-          </w:tblCellMar>
-        </w:tblPrEx>
         <w:tc>
           <w:tcPr>
             <w:tcW w:w="720" w:type="dxa"/>
@@ -2652,12 +2596,6 @@
         </w:tc>
       </w:tr>
       <w:tr>
-        <w:tblPrEx>
-          <w:tblCellMar>
-            <w:top w:w="0" w:type="dxa"/>
-            <w:bottom w:w="0" w:type="dxa"/>
-          </w:tblCellMar>
-        </w:tblPrEx>
         <w:tc>
           <w:tcPr>
             <w:tcW w:w="720" w:type="dxa"/>
@@ -2992,12 +2930,6 @@
         </w:tc>
       </w:tr>
       <w:tr>
-        <w:tblPrEx>
-          <w:tblCellMar>
-            <w:top w:w="0" w:type="dxa"/>
-            <w:bottom w:w="0" w:type="dxa"/>
-          </w:tblCellMar>
-        </w:tblPrEx>
         <w:tc>
           <w:tcPr>
             <w:tcW w:w="720" w:type="dxa"/>
@@ -3332,12 +3264,6 @@
         </w:tc>
       </w:tr>
       <w:tr>
-        <w:tblPrEx>
-          <w:tblCellMar>
-            <w:top w:w="0" w:type="dxa"/>
-            <w:bottom w:w="0" w:type="dxa"/>
-          </w:tblCellMar>
-        </w:tblPrEx>
         <w:tc>
           <w:tcPr>
             <w:tcW w:w="720" w:type="dxa"/>
@@ -3672,12 +3598,6 @@
         </w:tc>
       </w:tr>
       <w:tr>
-        <w:tblPrEx>
-          <w:tblCellMar>
-            <w:top w:w="0" w:type="dxa"/>
-            <w:bottom w:w="0" w:type="dxa"/>
-          </w:tblCellMar>
-        </w:tblPrEx>
         <w:tc>
           <w:tcPr>
             <w:tcW w:w="720" w:type="dxa"/>
@@ -4012,12 +3932,6 @@
         </w:tc>
       </w:tr>
       <w:tr>
-        <w:tblPrEx>
-          <w:tblCellMar>
-            <w:top w:w="0" w:type="dxa"/>
-            <w:bottom w:w="0" w:type="dxa"/>
-          </w:tblCellMar>
-        </w:tblPrEx>
         <w:tc>
           <w:tcPr>
             <w:tcW w:w="720" w:type="dxa"/>
@@ -4352,12 +4266,6 @@
         </w:tc>
       </w:tr>
       <w:tr>
-        <w:tblPrEx>
-          <w:tblCellMar>
-            <w:top w:w="0" w:type="dxa"/>
-            <w:bottom w:w="0" w:type="dxa"/>
-          </w:tblCellMar>
-        </w:tblPrEx>
         <w:tc>
           <w:tcPr>
             <w:tcW w:w="720" w:type="dxa"/>
@@ -4702,12 +4610,6 @@
         </w:tc>
       </w:tr>
       <w:tr>
-        <w:tblPrEx>
-          <w:tblCellMar>
-            <w:top w:w="0" w:type="dxa"/>
-            <w:bottom w:w="0" w:type="dxa"/>
-          </w:tblCellMar>
-        </w:tblPrEx>
         <w:tc>
           <w:tcPr>
             <w:tcW w:w="720" w:type="dxa"/>
@@ -5042,12 +4944,6 @@
         </w:tc>
       </w:tr>
       <w:tr>
-        <w:tblPrEx>
-          <w:tblCellMar>
-            <w:top w:w="0" w:type="dxa"/>
-            <w:bottom w:w="0" w:type="dxa"/>
-          </w:tblCellMar>
-        </w:tblPrEx>
         <w:tc>
           <w:tcPr>
             <w:tcW w:w="720" w:type="dxa"/>
@@ -5382,12 +5278,6 @@
         </w:tc>
       </w:tr>
       <w:tr>
-        <w:tblPrEx>
-          <w:tblCellMar>
-            <w:top w:w="0" w:type="dxa"/>
-            <w:bottom w:w="0" w:type="dxa"/>
-          </w:tblCellMar>
-        </w:tblPrEx>
         <w:tc>
           <w:tcPr>
             <w:tcW w:w="720" w:type="dxa"/>
@@ -5722,12 +5612,6 @@
         </w:tc>
       </w:tr>
       <w:tr>
-        <w:tblPrEx>
-          <w:tblCellMar>
-            <w:top w:w="0" w:type="dxa"/>
-            <w:bottom w:w="0" w:type="dxa"/>
-          </w:tblCellMar>
-        </w:tblPrEx>
         <w:tc>
           <w:tcPr>
             <w:tcW w:w="720" w:type="dxa"/>
@@ -6062,12 +5946,6 @@
         </w:tc>
       </w:tr>
       <w:tr>
-        <w:tblPrEx>
-          <w:tblCellMar>
-            <w:top w:w="0" w:type="dxa"/>
-            <w:bottom w:w="0" w:type="dxa"/>
-          </w:tblCellMar>
-        </w:tblPrEx>
         <w:tc>
           <w:tcPr>
             <w:tcW w:w="720" w:type="dxa"/>
@@ -6402,12 +6280,6 @@
         </w:tc>
       </w:tr>
       <w:tr>
-        <w:tblPrEx>
-          <w:tblCellMar>
-            <w:top w:w="0" w:type="dxa"/>
-            <w:bottom w:w="0" w:type="dxa"/>
-          </w:tblCellMar>
-        </w:tblPrEx>
         <w:tc>
           <w:tcPr>
             <w:tcW w:w="720" w:type="dxa"/>
@@ -6742,12 +6614,6 @@
         </w:tc>
       </w:tr>
       <w:tr>
-        <w:tblPrEx>
-          <w:tblCellMar>
-            <w:top w:w="0" w:type="dxa"/>
-            <w:bottom w:w="0" w:type="dxa"/>
-          </w:tblCellMar>
-        </w:tblPrEx>
         <w:tc>
           <w:tcPr>
             <w:tcW w:w="720" w:type="dxa"/>
@@ -7082,12 +6948,6 @@
         </w:tc>
       </w:tr>
       <w:tr>
-        <w:tblPrEx>
-          <w:tblCellMar>
-            <w:top w:w="0" w:type="dxa"/>
-            <w:bottom w:w="0" w:type="dxa"/>
-          </w:tblCellMar>
-        </w:tblPrEx>
         <w:tc>
           <w:tcPr>
             <w:tcW w:w="720" w:type="dxa"/>
@@ -7422,12 +7282,6 @@
         </w:tc>
       </w:tr>
       <w:tr>
-        <w:tblPrEx>
-          <w:tblCellMar>
-            <w:top w:w="0" w:type="dxa"/>
-            <w:bottom w:w="0" w:type="dxa"/>
-          </w:tblCellMar>
-        </w:tblPrEx>
         <w:tc>
           <w:tcPr>
             <w:tcW w:w="720" w:type="dxa"/>
@@ -7772,12 +7626,6 @@
         </w:tc>
       </w:tr>
       <w:tr>
-        <w:tblPrEx>
-          <w:tblCellMar>
-            <w:top w:w="0" w:type="dxa"/>
-            <w:bottom w:w="0" w:type="dxa"/>
-          </w:tblCellMar>
-        </w:tblPrEx>
         <w:tc>
           <w:tcPr>
             <w:tcW w:w="720" w:type="dxa"/>
@@ -8112,12 +7960,6 @@
         </w:tc>
       </w:tr>
       <w:tr>
-        <w:tblPrEx>
-          <w:tblCellMar>
-            <w:top w:w="0" w:type="dxa"/>
-            <w:bottom w:w="0" w:type="dxa"/>
-          </w:tblCellMar>
-        </w:tblPrEx>
         <w:tc>
           <w:tcPr>
             <w:tcW w:w="720" w:type="dxa"/>
@@ -8452,12 +8294,6 @@
         </w:tc>
       </w:tr>
       <w:tr>
-        <w:tblPrEx>
-          <w:tblCellMar>
-            <w:top w:w="0" w:type="dxa"/>
-            <w:bottom w:w="0" w:type="dxa"/>
-          </w:tblCellMar>
-        </w:tblPrEx>
         <w:tc>
           <w:tcPr>
             <w:tcW w:w="720" w:type="dxa"/>
@@ -8792,12 +8628,6 @@
         </w:tc>
       </w:tr>
       <w:tr>
-        <w:tblPrEx>
-          <w:tblCellMar>
-            <w:top w:w="0" w:type="dxa"/>
-            <w:bottom w:w="0" w:type="dxa"/>
-          </w:tblCellMar>
-        </w:tblPrEx>
         <w:tc>
           <w:tcPr>
             <w:tcW w:w="720" w:type="dxa"/>
@@ -9132,12 +8962,6 @@
         </w:tc>
       </w:tr>
       <w:tr>
-        <w:tblPrEx>
-          <w:tblCellMar>
-            <w:top w:w="0" w:type="dxa"/>
-            <w:bottom w:w="0" w:type="dxa"/>
-          </w:tblCellMar>
-        </w:tblPrEx>
         <w:tc>
           <w:tcPr>
             <w:tcW w:w="720" w:type="dxa"/>
@@ -9651,17 +9475,11 @@
       </w:r>
     </w:p>
     <w:p>
-      <w:r>
-        <w:lastRenderedPageBreak/>
-        <w:br w:type="page"/>
-      </w:r>
-    </w:p>
-    <w:p>
       <w:pPr>
         <w:pStyle w:val="Ttulo1"/>
         <w:spacing w:before="320"/>
       </w:pPr>
-      <w:bookmarkStart w:id="4" w:name="_Toc232624786"/>
+      <w:bookmarkStart w:id="4" w:name="_Toc232625063"/>
       <w:r>
         <w:lastRenderedPageBreak/>
         <w:t>3 DEFINICIÓN DE LOS CASOS DE PRUEBA</w:t>
@@ -9673,15 +9491,7 @@
         <w:spacing w:before="60" w:after="60" w:line="276" w:lineRule="auto"/>
       </w:pPr>
       <w:r>
-        <w:t xml:space="preserve">Se describe en detalle cada uno de los 20 casos de prueba identificados como necesarios para verificar la funcionalidad del sistema CFD Servicios, incluyendo el módulo de Mi Perfil incorporado en esta etapa. Los casos marcados con "¿Prueba de despliegue? = Sí" forman parte del conjunto mínimo de pruebas a ejecutar para asegurar el correcto despliegue de la aplicación en cada ambiente (local y </w:t>
-      </w:r>
-      <w:proofErr w:type="spellStart"/>
-      <w:r>
-        <w:t>Railway</w:t>
-      </w:r>
-      <w:proofErr w:type="spellEnd"/>
-      <w:r>
-        <w:t>).</w:t>
+        <w:t>Se describe en detalle cada uno de los 20 casos de prueba identificados como necesarios para verificar la funcionalidad del sistema CFD Servicios.</w:t>
       </w:r>
     </w:p>
     <w:tbl>
@@ -9706,12 +9516,6 @@
         <w:gridCol w:w="6360"/>
       </w:tblGrid>
       <w:tr>
-        <w:tblPrEx>
-          <w:tblCellMar>
-            <w:top w:w="0" w:type="dxa"/>
-            <w:bottom w:w="0" w:type="dxa"/>
-          </w:tblCellMar>
-        </w:tblPrEx>
         <w:tc>
           <w:tcPr>
             <w:tcW w:w="3000" w:type="dxa"/>
@@ -9779,12 +9583,6 @@
         </w:tc>
       </w:tr>
       <w:tr>
-        <w:tblPrEx>
-          <w:tblCellMar>
-            <w:top w:w="0" w:type="dxa"/>
-            <w:bottom w:w="0" w:type="dxa"/>
-          </w:tblCellMar>
-        </w:tblPrEx>
         <w:tc>
           <w:tcPr>
             <w:tcW w:w="3000" w:type="dxa"/>
@@ -9812,7 +9610,7 @@
                 <w:sz w:val="20"/>
                 <w:szCs w:val="20"/>
               </w:rPr>
-              <w:t>¿Prueba de despliegue?</w:t>
+              <w:t>Descripción</w:t>
             </w:r>
           </w:p>
         </w:tc>
@@ -9837,24 +9635,16 @@
           <w:p>
             <w:r>
               <w:rPr>
-                <w:b/>
-                <w:bCs/>
-                <w:color w:val="64748B"/>
-                <w:sz w:val="20"/>
-                <w:szCs w:val="20"/>
-              </w:rPr>
-              <w:t>No</w:t>
+                <w:color w:val="1E293B"/>
+                <w:sz w:val="20"/>
+                <w:szCs w:val="20"/>
+              </w:rPr>
+              <w:t>Verifica que un nuevo usuario pueda crear una cuenta ingresando nombre, apellido, correo, teléfono, dirección y una contraseña que cumpla las reglas de seguridad.</w:t>
             </w:r>
           </w:p>
         </w:tc>
       </w:tr>
       <w:tr>
-        <w:tblPrEx>
-          <w:tblCellMar>
-            <w:top w:w="0" w:type="dxa"/>
-            <w:bottom w:w="0" w:type="dxa"/>
-          </w:tblCellMar>
-        </w:tblPrEx>
         <w:tc>
           <w:tcPr>
             <w:tcW w:w="3000" w:type="dxa"/>
@@ -9882,7 +9672,7 @@
                 <w:sz w:val="20"/>
                 <w:szCs w:val="20"/>
               </w:rPr>
-              <w:t>Descripción</w:t>
+              <w:t>Prerrequisitos</w:t>
             </w:r>
           </w:p>
         </w:tc>
@@ -9905,24 +9695,46 @@
             <w:vAlign w:val="center"/>
           </w:tcPr>
           <w:p>
-            <w:r>
-              <w:rPr>
-                <w:color w:val="1E293B"/>
-                <w:sz w:val="20"/>
-                <w:szCs w:val="20"/>
-              </w:rPr>
-              <w:t>Verifica que un nuevo usuario pueda crear una cuenta ingresando nombre, apellido, correo, teléfono, dirección y una contraseña que cumpla las reglas de seguridad.</w:t>
+            <w:proofErr w:type="spellStart"/>
+            <w:r>
+              <w:rPr>
+                <w:color w:val="1E293B"/>
+                <w:sz w:val="20"/>
+                <w:szCs w:val="20"/>
+              </w:rPr>
+              <w:t>Frontend</w:t>
+            </w:r>
+            <w:proofErr w:type="spellEnd"/>
+            <w:r>
+              <w:rPr>
+                <w:color w:val="1E293B"/>
+                <w:sz w:val="20"/>
+                <w:szCs w:val="20"/>
+              </w:rPr>
+              <w:t xml:space="preserve"> y </w:t>
+            </w:r>
+            <w:proofErr w:type="spellStart"/>
+            <w:r>
+              <w:rPr>
+                <w:color w:val="1E293B"/>
+                <w:sz w:val="20"/>
+                <w:szCs w:val="20"/>
+              </w:rPr>
+              <w:t>backend</w:t>
+            </w:r>
+            <w:proofErr w:type="spellEnd"/>
+            <w:r>
+              <w:rPr>
+                <w:color w:val="1E293B"/>
+                <w:sz w:val="20"/>
+                <w:szCs w:val="20"/>
+              </w:rPr>
+              <w:t xml:space="preserve"> en ejecución. Correo no registrado previamente en la tabla usuarios.</w:t>
             </w:r>
           </w:p>
         </w:tc>
       </w:tr>
       <w:tr>
-        <w:tblPrEx>
-          <w:tblCellMar>
-            <w:top w:w="0" w:type="dxa"/>
-            <w:bottom w:w="0" w:type="dxa"/>
-          </w:tblCellMar>
-        </w:tblPrEx>
         <w:tc>
           <w:tcPr>
             <w:tcW w:w="3000" w:type="dxa"/>
@@ -9950,7 +9762,7 @@
                 <w:sz w:val="20"/>
                 <w:szCs w:val="20"/>
               </w:rPr>
-              <w:t>Prerrequisitos</w:t>
+              <w:t>Pasos</w:t>
             </w:r>
           </w:p>
         </w:tc>
@@ -9973,52 +9785,38 @@
             <w:vAlign w:val="center"/>
           </w:tcPr>
           <w:p>
-            <w:proofErr w:type="spellStart"/>
-            <w:r>
-              <w:rPr>
-                <w:color w:val="1E293B"/>
-                <w:sz w:val="20"/>
-                <w:szCs w:val="20"/>
-              </w:rPr>
-              <w:t>Frontend</w:t>
-            </w:r>
-            <w:proofErr w:type="spellEnd"/>
-            <w:r>
-              <w:rPr>
-                <w:color w:val="1E293B"/>
-                <w:sz w:val="20"/>
-                <w:szCs w:val="20"/>
-              </w:rPr>
-              <w:t xml:space="preserve"> y </w:t>
-            </w:r>
-            <w:proofErr w:type="spellStart"/>
-            <w:r>
-              <w:rPr>
-                <w:color w:val="1E293B"/>
-                <w:sz w:val="20"/>
-                <w:szCs w:val="20"/>
-              </w:rPr>
-              <w:t>backend</w:t>
-            </w:r>
-            <w:proofErr w:type="spellEnd"/>
-            <w:r>
-              <w:rPr>
-                <w:color w:val="1E293B"/>
-                <w:sz w:val="20"/>
-                <w:szCs w:val="20"/>
-              </w:rPr>
-              <w:t xml:space="preserve"> en ejecución. Correo no registrado previamente en la tabla usuarios.</w:t>
+            <w:r>
+              <w:rPr>
+                <w:color w:val="1E293B"/>
+                <w:sz w:val="20"/>
+                <w:szCs w:val="20"/>
+              </w:rPr>
+              <w:t>1. Ingresar a /registro.</w:t>
+            </w:r>
+          </w:p>
+          <w:p>
+            <w:r>
+              <w:rPr>
+                <w:color w:val="1E293B"/>
+                <w:sz w:val="20"/>
+                <w:szCs w:val="20"/>
+              </w:rPr>
+              <w:t>2. Completar Nombre y Apellido en campos separados, correo @gmail.com o @cfdservicios.cl, teléfono, dirección y una contraseña válida.</w:t>
+            </w:r>
+          </w:p>
+          <w:p>
+            <w:r>
+              <w:rPr>
+                <w:color w:val="1E293B"/>
+                <w:sz w:val="20"/>
+                <w:szCs w:val="20"/>
+              </w:rPr>
+              <w:t>3. Hacer clic en "Registrarse".</w:t>
             </w:r>
           </w:p>
         </w:tc>
       </w:tr>
       <w:tr>
-        <w:tblPrEx>
-          <w:tblCellMar>
-            <w:top w:w="0" w:type="dxa"/>
-            <w:bottom w:w="0" w:type="dxa"/>
-          </w:tblCellMar>
-        </w:tblPrEx>
         <w:tc>
           <w:tcPr>
             <w:tcW w:w="3000" w:type="dxa"/>
@@ -10046,7 +9844,7 @@
                 <w:sz w:val="20"/>
                 <w:szCs w:val="20"/>
               </w:rPr>
-              <w:t>Pasos</w:t>
+              <w:t>Resultado esperado</w:t>
             </w:r>
           </w:p>
         </w:tc>
@@ -10075,38 +9873,48 @@
                 <w:sz w:val="20"/>
                 <w:szCs w:val="20"/>
               </w:rPr>
-              <w:t>1. Ingresar a /registro.</w:t>
-            </w:r>
-          </w:p>
-          <w:p>
-            <w:r>
-              <w:rPr>
-                <w:color w:val="1E293B"/>
-                <w:sz w:val="20"/>
-                <w:szCs w:val="20"/>
-              </w:rPr>
-              <w:t>2. Completar Nombre y Apellido en campos separados, correo @gmail.com o @cfdservicios.cl, teléfono, dirección y una contraseña válida.</w:t>
-            </w:r>
-          </w:p>
-          <w:p>
-            <w:r>
-              <w:rPr>
-                <w:color w:val="1E293B"/>
-                <w:sz w:val="20"/>
-                <w:szCs w:val="20"/>
-              </w:rPr>
-              <w:t>3. Hacer clic en "Registrarse".</w:t>
+              <w:t xml:space="preserve">El sistema crea el usuario con nombre y apellido en columnas independientes, la contraseña encriptada con </w:t>
+            </w:r>
+            <w:proofErr w:type="spellStart"/>
+            <w:r>
+              <w:rPr>
+                <w:color w:val="1E293B"/>
+                <w:sz w:val="20"/>
+                <w:szCs w:val="20"/>
+              </w:rPr>
+              <w:t>BCrypt</w:t>
+            </w:r>
+            <w:proofErr w:type="spellEnd"/>
+            <w:r>
+              <w:rPr>
+                <w:color w:val="1E293B"/>
+                <w:sz w:val="20"/>
+                <w:szCs w:val="20"/>
+              </w:rPr>
+              <w:t>, y redirige a /</w:t>
+            </w:r>
+            <w:proofErr w:type="spellStart"/>
+            <w:r>
+              <w:rPr>
+                <w:color w:val="1E293B"/>
+                <w:sz w:val="20"/>
+                <w:szCs w:val="20"/>
+              </w:rPr>
+              <w:t>login</w:t>
+            </w:r>
+            <w:proofErr w:type="spellEnd"/>
+            <w:r>
+              <w:rPr>
+                <w:color w:val="1E293B"/>
+                <w:sz w:val="20"/>
+                <w:szCs w:val="20"/>
+              </w:rPr>
+              <w:t>.</w:t>
             </w:r>
           </w:p>
         </w:tc>
       </w:tr>
       <w:tr>
-        <w:tblPrEx>
-          <w:tblCellMar>
-            <w:top w:w="0" w:type="dxa"/>
-            <w:bottom w:w="0" w:type="dxa"/>
-          </w:tblCellMar>
-        </w:tblPrEx>
         <w:tc>
           <w:tcPr>
             <w:tcW w:w="3000" w:type="dxa"/>
@@ -10116,25 +9924,25 @@
               <w:bottom w:val="single" w:sz="1" w:space="0" w:color="CBD5E1"/>
               <w:right w:val="single" w:sz="1" w:space="0" w:color="CBD5E1"/>
             </w:tcBorders>
-            <w:shd w:val="clear" w:color="auto" w:fill="F4F7FA"/>
-            <w:tcMar>
-              <w:top w:w="60" w:type="dxa"/>
-              <w:left w:w="100" w:type="dxa"/>
-              <w:bottom w:w="60" w:type="dxa"/>
-              <w:right w:w="100" w:type="dxa"/>
-            </w:tcMar>
-            <w:vAlign w:val="center"/>
-          </w:tcPr>
-          <w:p>
-            <w:r>
-              <w:rPr>
-                <w:b/>
-                <w:bCs/>
-                <w:color w:val="1E293B"/>
-                <w:sz w:val="20"/>
-                <w:szCs w:val="20"/>
-              </w:rPr>
-              <w:t>Resultado esperado</w:t>
+            <w:shd w:val="clear" w:color="auto" w:fill="ECFDF5"/>
+            <w:tcMar>
+              <w:top w:w="60" w:type="dxa"/>
+              <w:left w:w="100" w:type="dxa"/>
+              <w:bottom w:w="60" w:type="dxa"/>
+              <w:right w:w="100" w:type="dxa"/>
+            </w:tcMar>
+            <w:vAlign w:val="center"/>
+          </w:tcPr>
+          <w:p>
+            <w:r>
+              <w:rPr>
+                <w:b/>
+                <w:bCs/>
+                <w:color w:val="1E293B"/>
+                <w:sz w:val="20"/>
+                <w:szCs w:val="20"/>
+              </w:rPr>
+              <w:t>Resultado obtenido</w:t>
             </w:r>
           </w:p>
         </w:tc>
@@ -10147,79 +9955,6 @@
               <w:bottom w:val="single" w:sz="1" w:space="0" w:color="CBD5E1"/>
               <w:right w:val="single" w:sz="1" w:space="0" w:color="CBD5E1"/>
             </w:tcBorders>
-            <w:shd w:val="clear" w:color="auto" w:fill="FFFFFF"/>
-            <w:tcMar>
-              <w:top w:w="60" w:type="dxa"/>
-              <w:left w:w="100" w:type="dxa"/>
-              <w:bottom w:w="60" w:type="dxa"/>
-              <w:right w:w="100" w:type="dxa"/>
-            </w:tcMar>
-            <w:vAlign w:val="center"/>
-          </w:tcPr>
-          <w:p>
-            <w:r>
-              <w:rPr>
-                <w:color w:val="1E293B"/>
-                <w:sz w:val="20"/>
-                <w:szCs w:val="20"/>
-              </w:rPr>
-              <w:t xml:space="preserve">El sistema crea el usuario con nombre y apellido en columnas independientes, la contraseña encriptada con </w:t>
-            </w:r>
-            <w:proofErr w:type="spellStart"/>
-            <w:r>
-              <w:rPr>
-                <w:color w:val="1E293B"/>
-                <w:sz w:val="20"/>
-                <w:szCs w:val="20"/>
-              </w:rPr>
-              <w:t>BCrypt</w:t>
-            </w:r>
-            <w:proofErr w:type="spellEnd"/>
-            <w:r>
-              <w:rPr>
-                <w:color w:val="1E293B"/>
-                <w:sz w:val="20"/>
-                <w:szCs w:val="20"/>
-              </w:rPr>
-              <w:t>, y redirige a /</w:t>
-            </w:r>
-            <w:proofErr w:type="spellStart"/>
-            <w:r>
-              <w:rPr>
-                <w:color w:val="1E293B"/>
-                <w:sz w:val="20"/>
-                <w:szCs w:val="20"/>
-              </w:rPr>
-              <w:t>login</w:t>
-            </w:r>
-            <w:proofErr w:type="spellEnd"/>
-            <w:r>
-              <w:rPr>
-                <w:color w:val="1E293B"/>
-                <w:sz w:val="20"/>
-                <w:szCs w:val="20"/>
-              </w:rPr>
-              <w:t>.</w:t>
-            </w:r>
-          </w:p>
-        </w:tc>
-      </w:tr>
-      <w:tr>
-        <w:tblPrEx>
-          <w:tblCellMar>
-            <w:top w:w="0" w:type="dxa"/>
-            <w:bottom w:w="0" w:type="dxa"/>
-          </w:tblCellMar>
-        </w:tblPrEx>
-        <w:tc>
-          <w:tcPr>
-            <w:tcW w:w="3000" w:type="dxa"/>
-            <w:tcBorders>
-              <w:top w:val="single" w:sz="1" w:space="0" w:color="CBD5E1"/>
-              <w:left w:val="single" w:sz="1" w:space="0" w:color="CBD5E1"/>
-              <w:bottom w:val="single" w:sz="1" w:space="0" w:color="CBD5E1"/>
-              <w:right w:val="single" w:sz="1" w:space="0" w:color="CBD5E1"/>
-            </w:tcBorders>
             <w:shd w:val="clear" w:color="auto" w:fill="ECFDF5"/>
             <w:tcMar>
               <w:top w:w="60" w:type="dxa"/>
@@ -10234,42 +9969,11 @@
               <w:rPr>
                 <w:b/>
                 <w:bCs/>
-                <w:color w:val="1E293B"/>
-                <w:sz w:val="20"/>
-                <w:szCs w:val="20"/>
-              </w:rPr>
-              <w:t>Resultado obtenido</w:t>
-            </w:r>
-          </w:p>
-        </w:tc>
-        <w:tc>
-          <w:tcPr>
-            <w:tcW w:w="6360" w:type="dxa"/>
-            <w:tcBorders>
-              <w:top w:val="single" w:sz="1" w:space="0" w:color="CBD5E1"/>
-              <w:left w:val="single" w:sz="1" w:space="0" w:color="CBD5E1"/>
-              <w:bottom w:val="single" w:sz="1" w:space="0" w:color="CBD5E1"/>
-              <w:right w:val="single" w:sz="1" w:space="0" w:color="CBD5E1"/>
-            </w:tcBorders>
-            <w:shd w:val="clear" w:color="auto" w:fill="ECFDF5"/>
-            <w:tcMar>
-              <w:top w:w="60" w:type="dxa"/>
-              <w:left w:w="100" w:type="dxa"/>
-              <w:bottom w:w="60" w:type="dxa"/>
-              <w:right w:w="100" w:type="dxa"/>
-            </w:tcMar>
-            <w:vAlign w:val="center"/>
-          </w:tcPr>
-          <w:p>
-            <w:r>
-              <w:rPr>
-                <w:b/>
-                <w:bCs/>
                 <w:color w:val="16A34A"/>
                 <w:sz w:val="20"/>
                 <w:szCs w:val="20"/>
               </w:rPr>
-              <w:t>SI — Usuario creado correctamente; columnas nombre/apellido independientes verificadas en MySQL.</w:t>
+              <w:t>SI — Usuario creado correctamente; columnas verificadas en MySQL.</w:t>
             </w:r>
           </w:p>
         </w:tc>
@@ -10302,12 +10006,6 @@
         <w:gridCol w:w="6360"/>
       </w:tblGrid>
       <w:tr>
-        <w:tblPrEx>
-          <w:tblCellMar>
-            <w:top w:w="0" w:type="dxa"/>
-            <w:bottom w:w="0" w:type="dxa"/>
-          </w:tblCellMar>
-        </w:tblPrEx>
         <w:tc>
           <w:tcPr>
             <w:tcW w:w="3000" w:type="dxa"/>
@@ -10375,12 +10073,6 @@
         </w:tc>
       </w:tr>
       <w:tr>
-        <w:tblPrEx>
-          <w:tblCellMar>
-            <w:top w:w="0" w:type="dxa"/>
-            <w:bottom w:w="0" w:type="dxa"/>
-          </w:tblCellMar>
-        </w:tblPrEx>
         <w:tc>
           <w:tcPr>
             <w:tcW w:w="3000" w:type="dxa"/>
@@ -10408,7 +10100,7 @@
                 <w:sz w:val="20"/>
                 <w:szCs w:val="20"/>
               </w:rPr>
-              <w:t>¿Prueba de despliegue?</w:t>
+              <w:t>Descripción</w:t>
             </w:r>
           </w:p>
         </w:tc>
@@ -10433,24 +10125,16 @@
           <w:p>
             <w:r>
               <w:rPr>
-                <w:b/>
-                <w:bCs/>
-                <w:color w:val="64748B"/>
-                <w:sz w:val="20"/>
-                <w:szCs w:val="20"/>
-              </w:rPr>
-              <w:t>No</w:t>
+                <w:color w:val="1E293B"/>
+                <w:sz w:val="20"/>
+                <w:szCs w:val="20"/>
+              </w:rPr>
+              <w:t>Verifica que el formulario rechace el envío si falta nombre, apellido, teléfono o dirección.</w:t>
             </w:r>
           </w:p>
         </w:tc>
       </w:tr>
       <w:tr>
-        <w:tblPrEx>
-          <w:tblCellMar>
-            <w:top w:w="0" w:type="dxa"/>
-            <w:bottom w:w="0" w:type="dxa"/>
-          </w:tblCellMar>
-        </w:tblPrEx>
         <w:tc>
           <w:tcPr>
             <w:tcW w:w="3000" w:type="dxa"/>
@@ -10478,7 +10162,7 @@
                 <w:sz w:val="20"/>
                 <w:szCs w:val="20"/>
               </w:rPr>
-              <w:t>Descripción</w:t>
+              <w:t>Prerrequisitos</w:t>
             </w:r>
           </w:p>
         </w:tc>
@@ -10501,24 +10185,28 @@
             <w:vAlign w:val="center"/>
           </w:tcPr>
           <w:p>
-            <w:r>
-              <w:rPr>
-                <w:color w:val="1E293B"/>
-                <w:sz w:val="20"/>
-                <w:szCs w:val="20"/>
-              </w:rPr>
-              <w:t>Verifica que el formulario rechace el envío si falta nombre, apellido, teléfono o dirección.</w:t>
+            <w:proofErr w:type="spellStart"/>
+            <w:r>
+              <w:rPr>
+                <w:color w:val="1E293B"/>
+                <w:sz w:val="20"/>
+                <w:szCs w:val="20"/>
+              </w:rPr>
+              <w:t>Frontend</w:t>
+            </w:r>
+            <w:proofErr w:type="spellEnd"/>
+            <w:r>
+              <w:rPr>
+                <w:color w:val="1E293B"/>
+                <w:sz w:val="20"/>
+                <w:szCs w:val="20"/>
+              </w:rPr>
+              <w:t xml:space="preserve"> en ejecución.</w:t>
             </w:r>
           </w:p>
         </w:tc>
       </w:tr>
       <w:tr>
-        <w:tblPrEx>
-          <w:tblCellMar>
-            <w:top w:w="0" w:type="dxa"/>
-            <w:bottom w:w="0" w:type="dxa"/>
-          </w:tblCellMar>
-        </w:tblPrEx>
         <w:tc>
           <w:tcPr>
             <w:tcW w:w="3000" w:type="dxa"/>
@@ -10546,7 +10234,7 @@
                 <w:sz w:val="20"/>
                 <w:szCs w:val="20"/>
               </w:rPr>
-              <w:t>Prerrequisitos</w:t>
+              <w:t>Pasos</w:t>
             </w:r>
           </w:p>
         </w:tc>
@@ -10569,34 +10257,38 @@
             <w:vAlign w:val="center"/>
           </w:tcPr>
           <w:p>
-            <w:proofErr w:type="spellStart"/>
-            <w:r>
-              <w:rPr>
-                <w:color w:val="1E293B"/>
-                <w:sz w:val="20"/>
-                <w:szCs w:val="20"/>
-              </w:rPr>
-              <w:t>Frontend</w:t>
-            </w:r>
-            <w:proofErr w:type="spellEnd"/>
-            <w:r>
-              <w:rPr>
-                <w:color w:val="1E293B"/>
-                <w:sz w:val="20"/>
-                <w:szCs w:val="20"/>
-              </w:rPr>
-              <w:t xml:space="preserve"> en ejecución.</w:t>
+            <w:r>
+              <w:rPr>
+                <w:color w:val="1E293B"/>
+                <w:sz w:val="20"/>
+                <w:szCs w:val="20"/>
+              </w:rPr>
+              <w:t>1. Ingresar a /registro.</w:t>
+            </w:r>
+          </w:p>
+          <w:p>
+            <w:r>
+              <w:rPr>
+                <w:color w:val="1E293B"/>
+                <w:sz w:val="20"/>
+                <w:szCs w:val="20"/>
+              </w:rPr>
+              <w:t>2. Dejar el campo "Apellido" vacío.</w:t>
+            </w:r>
+          </w:p>
+          <w:p>
+            <w:r>
+              <w:rPr>
+                <w:color w:val="1E293B"/>
+                <w:sz w:val="20"/>
+                <w:szCs w:val="20"/>
+              </w:rPr>
+              <w:t>3. Completar el resto de los campos y hacer clic en "Registrarse".</w:t>
             </w:r>
           </w:p>
         </w:tc>
       </w:tr>
       <w:tr>
-        <w:tblPrEx>
-          <w:tblCellMar>
-            <w:top w:w="0" w:type="dxa"/>
-            <w:bottom w:w="0" w:type="dxa"/>
-          </w:tblCellMar>
-        </w:tblPrEx>
         <w:tc>
           <w:tcPr>
             <w:tcW w:w="3000" w:type="dxa"/>
@@ -10624,7 +10316,7 @@
                 <w:sz w:val="20"/>
                 <w:szCs w:val="20"/>
               </w:rPr>
-              <w:t>Pasos</w:t>
+              <w:t>Resultado esperado</w:t>
             </w:r>
           </w:p>
         </w:tc>
@@ -10653,124 +10345,30 @@
                 <w:sz w:val="20"/>
                 <w:szCs w:val="20"/>
               </w:rPr>
-              <w:t>1. Ingresar a /registro.</w:t>
-            </w:r>
-          </w:p>
-          <w:p>
-            <w:r>
-              <w:rPr>
-                <w:color w:val="1E293B"/>
-                <w:sz w:val="20"/>
-                <w:szCs w:val="20"/>
-              </w:rPr>
-              <w:t>2. Dejar el campo "Apellido" vacío.</w:t>
-            </w:r>
-          </w:p>
-          <w:p>
-            <w:r>
-              <w:rPr>
-                <w:color w:val="1E293B"/>
-                <w:sz w:val="20"/>
-                <w:szCs w:val="20"/>
-              </w:rPr>
-              <w:t>3. Completar el resto de los campos y hacer clic en "Registrarse".</w:t>
+              <w:t xml:space="preserve">El sistema muestra "Todos los campos son obligatorios." y no envía la petición al </w:t>
+            </w:r>
+            <w:proofErr w:type="spellStart"/>
+            <w:r>
+              <w:rPr>
+                <w:color w:val="1E293B"/>
+                <w:sz w:val="20"/>
+                <w:szCs w:val="20"/>
+              </w:rPr>
+              <w:t>backend</w:t>
+            </w:r>
+            <w:proofErr w:type="spellEnd"/>
+            <w:r>
+              <w:rPr>
+                <w:color w:val="1E293B"/>
+                <w:sz w:val="20"/>
+                <w:szCs w:val="20"/>
+              </w:rPr>
+              <w:t>.</w:t>
             </w:r>
           </w:p>
         </w:tc>
       </w:tr>
       <w:tr>
-        <w:tblPrEx>
-          <w:tblCellMar>
-            <w:top w:w="0" w:type="dxa"/>
-            <w:bottom w:w="0" w:type="dxa"/>
-          </w:tblCellMar>
-        </w:tblPrEx>
-        <w:tc>
-          <w:tcPr>
-            <w:tcW w:w="3000" w:type="dxa"/>
-            <w:tcBorders>
-              <w:top w:val="single" w:sz="1" w:space="0" w:color="CBD5E1"/>
-              <w:left w:val="single" w:sz="1" w:space="0" w:color="CBD5E1"/>
-              <w:bottom w:val="single" w:sz="1" w:space="0" w:color="CBD5E1"/>
-              <w:right w:val="single" w:sz="1" w:space="0" w:color="CBD5E1"/>
-            </w:tcBorders>
-            <w:shd w:val="clear" w:color="auto" w:fill="F4F7FA"/>
-            <w:tcMar>
-              <w:top w:w="60" w:type="dxa"/>
-              <w:left w:w="100" w:type="dxa"/>
-              <w:bottom w:w="60" w:type="dxa"/>
-              <w:right w:w="100" w:type="dxa"/>
-            </w:tcMar>
-            <w:vAlign w:val="center"/>
-          </w:tcPr>
-          <w:p>
-            <w:r>
-              <w:rPr>
-                <w:b/>
-                <w:bCs/>
-                <w:color w:val="1E293B"/>
-                <w:sz w:val="20"/>
-                <w:szCs w:val="20"/>
-              </w:rPr>
-              <w:t>Resultado esperado</w:t>
-            </w:r>
-          </w:p>
-        </w:tc>
-        <w:tc>
-          <w:tcPr>
-            <w:tcW w:w="6360" w:type="dxa"/>
-            <w:tcBorders>
-              <w:top w:val="single" w:sz="1" w:space="0" w:color="CBD5E1"/>
-              <w:left w:val="single" w:sz="1" w:space="0" w:color="CBD5E1"/>
-              <w:bottom w:val="single" w:sz="1" w:space="0" w:color="CBD5E1"/>
-              <w:right w:val="single" w:sz="1" w:space="0" w:color="CBD5E1"/>
-            </w:tcBorders>
-            <w:shd w:val="clear" w:color="auto" w:fill="FFFFFF"/>
-            <w:tcMar>
-              <w:top w:w="60" w:type="dxa"/>
-              <w:left w:w="100" w:type="dxa"/>
-              <w:bottom w:w="60" w:type="dxa"/>
-              <w:right w:w="100" w:type="dxa"/>
-            </w:tcMar>
-            <w:vAlign w:val="center"/>
-          </w:tcPr>
-          <w:p>
-            <w:r>
-              <w:rPr>
-                <w:color w:val="1E293B"/>
-                <w:sz w:val="20"/>
-                <w:szCs w:val="20"/>
-              </w:rPr>
-              <w:t xml:space="preserve">El sistema muestra "Todos los campos son obligatorios." y no envía la petición al </w:t>
-            </w:r>
-            <w:proofErr w:type="spellStart"/>
-            <w:r>
-              <w:rPr>
-                <w:color w:val="1E293B"/>
-                <w:sz w:val="20"/>
-                <w:szCs w:val="20"/>
-              </w:rPr>
-              <w:t>backend</w:t>
-            </w:r>
-            <w:proofErr w:type="spellEnd"/>
-            <w:r>
-              <w:rPr>
-                <w:color w:val="1E293B"/>
-                <w:sz w:val="20"/>
-                <w:szCs w:val="20"/>
-              </w:rPr>
-              <w:t>.</w:t>
-            </w:r>
-          </w:p>
-        </w:tc>
-      </w:tr>
-      <w:tr>
-        <w:tblPrEx>
-          <w:tblCellMar>
-            <w:top w:w="0" w:type="dxa"/>
-            <w:bottom w:w="0" w:type="dxa"/>
-          </w:tblCellMar>
-        </w:tblPrEx>
         <w:tc>
           <w:tcPr>
             <w:tcW w:w="3000" w:type="dxa"/>
@@ -10906,12 +10504,6 @@
         <w:gridCol w:w="6360"/>
       </w:tblGrid>
       <w:tr>
-        <w:tblPrEx>
-          <w:tblCellMar>
-            <w:top w:w="0" w:type="dxa"/>
-            <w:bottom w:w="0" w:type="dxa"/>
-          </w:tblCellMar>
-        </w:tblPrEx>
         <w:tc>
           <w:tcPr>
             <w:tcW w:w="3000" w:type="dxa"/>
@@ -10979,12 +10571,6 @@
         </w:tc>
       </w:tr>
       <w:tr>
-        <w:tblPrEx>
-          <w:tblCellMar>
-            <w:top w:w="0" w:type="dxa"/>
-            <w:bottom w:w="0" w:type="dxa"/>
-          </w:tblCellMar>
-        </w:tblPrEx>
         <w:tc>
           <w:tcPr>
             <w:tcW w:w="3000" w:type="dxa"/>
@@ -11012,7 +10598,7 @@
                 <w:sz w:val="20"/>
                 <w:szCs w:val="20"/>
               </w:rPr>
-              <w:t>¿Prueba de despliegue?</w:t>
+              <w:t>Descripción</w:t>
             </w:r>
           </w:p>
         </w:tc>
@@ -11037,24 +10623,16 @@
           <w:p>
             <w:r>
               <w:rPr>
-                <w:b/>
-                <w:bCs/>
-                <w:color w:val="64748B"/>
-                <w:sz w:val="20"/>
-                <w:szCs w:val="20"/>
-              </w:rPr>
-              <w:t>No</w:t>
+                <w:color w:val="1E293B"/>
+                <w:sz w:val="20"/>
+                <w:szCs w:val="20"/>
+              </w:rPr>
+              <w:t>Verifica que el sistema distinga entre un correo mal formado y uno con dominio no autorizado, mostrando el mensaje específico en cada caso.</w:t>
             </w:r>
           </w:p>
         </w:tc>
       </w:tr>
       <w:tr>
-        <w:tblPrEx>
-          <w:tblCellMar>
-            <w:top w:w="0" w:type="dxa"/>
-            <w:bottom w:w="0" w:type="dxa"/>
-          </w:tblCellMar>
-        </w:tblPrEx>
         <w:tc>
           <w:tcPr>
             <w:tcW w:w="3000" w:type="dxa"/>
@@ -11082,7 +10660,7 @@
                 <w:sz w:val="20"/>
                 <w:szCs w:val="20"/>
               </w:rPr>
-              <w:t>Descripción</w:t>
+              <w:t>Prerrequisitos</w:t>
             </w:r>
           </w:p>
         </w:tc>
@@ -11105,24 +10683,28 @@
             <w:vAlign w:val="center"/>
           </w:tcPr>
           <w:p>
-            <w:r>
-              <w:rPr>
-                <w:color w:val="1E293B"/>
-                <w:sz w:val="20"/>
-                <w:szCs w:val="20"/>
-              </w:rPr>
-              <w:t>Verifica que el sistema distinga entre un correo mal formado y uno con dominio no autorizado, mostrando el mensaje específico en cada caso.</w:t>
+            <w:proofErr w:type="spellStart"/>
+            <w:r>
+              <w:rPr>
+                <w:color w:val="1E293B"/>
+                <w:sz w:val="20"/>
+                <w:szCs w:val="20"/>
+              </w:rPr>
+              <w:t>Frontend</w:t>
+            </w:r>
+            <w:proofErr w:type="spellEnd"/>
+            <w:r>
+              <w:rPr>
+                <w:color w:val="1E293B"/>
+                <w:sz w:val="20"/>
+                <w:szCs w:val="20"/>
+              </w:rPr>
+              <w:t xml:space="preserve"> en ejecución.</w:t>
             </w:r>
           </w:p>
         </w:tc>
       </w:tr>
       <w:tr>
-        <w:tblPrEx>
-          <w:tblCellMar>
-            <w:top w:w="0" w:type="dxa"/>
-            <w:bottom w:w="0" w:type="dxa"/>
-          </w:tblCellMar>
-        </w:tblPrEx>
         <w:tc>
           <w:tcPr>
             <w:tcW w:w="3000" w:type="dxa"/>
@@ -11150,7 +10732,7 @@
                 <w:sz w:val="20"/>
                 <w:szCs w:val="20"/>
               </w:rPr>
-              <w:t>Prerrequisitos</w:t>
+              <w:t>Pasos</w:t>
             </w:r>
           </w:p>
         </w:tc>
@@ -11173,34 +10755,56 @@
             <w:vAlign w:val="center"/>
           </w:tcPr>
           <w:p>
-            <w:proofErr w:type="spellStart"/>
-            <w:r>
-              <w:rPr>
-                <w:color w:val="1E293B"/>
-                <w:sz w:val="20"/>
-                <w:szCs w:val="20"/>
-              </w:rPr>
-              <w:t>Frontend</w:t>
-            </w:r>
-            <w:proofErr w:type="spellEnd"/>
-            <w:r>
-              <w:rPr>
-                <w:color w:val="1E293B"/>
-                <w:sz w:val="20"/>
-                <w:szCs w:val="20"/>
-              </w:rPr>
-              <w:t xml:space="preserve"> en ejecución.</w:t>
+            <w:r>
+              <w:rPr>
+                <w:color w:val="1E293B"/>
+                <w:sz w:val="20"/>
+                <w:szCs w:val="20"/>
+              </w:rPr>
+              <w:t>1. Ingresar a /registro.</w:t>
+            </w:r>
+          </w:p>
+          <w:p>
+            <w:r>
+              <w:rPr>
+                <w:color w:val="1E293B"/>
+                <w:sz w:val="20"/>
+                <w:szCs w:val="20"/>
+              </w:rPr>
+              <w:t>2. Probar primero con "correo-invalido" (sin @) en el campo correo.</w:t>
+            </w:r>
+          </w:p>
+          <w:p>
+            <w:r>
+              <w:rPr>
+                <w:color w:val="1E293B"/>
+                <w:sz w:val="20"/>
+                <w:szCs w:val="20"/>
+              </w:rPr>
+              <w:t xml:space="preserve">3. Luego probar con un correo bien </w:t>
+            </w:r>
+            <w:proofErr w:type="gramStart"/>
+            <w:r>
+              <w:rPr>
+                <w:color w:val="1E293B"/>
+                <w:sz w:val="20"/>
+                <w:szCs w:val="20"/>
+              </w:rPr>
+              <w:t>formado</w:t>
+            </w:r>
+            <w:proofErr w:type="gramEnd"/>
+            <w:r>
+              <w:rPr>
+                <w:color w:val="1E293B"/>
+                <w:sz w:val="20"/>
+                <w:szCs w:val="20"/>
+              </w:rPr>
+              <w:t xml:space="preserve"> pero de dominio no permitido, ej. usuario@hotmail.com.</w:t>
             </w:r>
           </w:p>
         </w:tc>
       </w:tr>
       <w:tr>
-        <w:tblPrEx>
-          <w:tblCellMar>
-            <w:top w:w="0" w:type="dxa"/>
-            <w:bottom w:w="0" w:type="dxa"/>
-          </w:tblCellMar>
-        </w:tblPrEx>
         <w:tc>
           <w:tcPr>
             <w:tcW w:w="3000" w:type="dxa"/>
@@ -11228,7 +10832,7 @@
                 <w:sz w:val="20"/>
                 <w:szCs w:val="20"/>
               </w:rPr>
-              <w:t>Pasos</w:t>
+              <w:t>Resultado esperado</w:t>
             </w:r>
           </w:p>
         </w:tc>
@@ -11257,107 +10861,12 @@
                 <w:sz w:val="20"/>
                 <w:szCs w:val="20"/>
               </w:rPr>
-              <w:t>1. Ingresar a /registro.</w:t>
-            </w:r>
-          </w:p>
-          <w:p>
-            <w:r>
-              <w:rPr>
-                <w:color w:val="1E293B"/>
-                <w:sz w:val="20"/>
-                <w:szCs w:val="20"/>
-              </w:rPr>
-              <w:t>2. Probar primero con "correo-invalido" (sin @) en el campo correo.</w:t>
-            </w:r>
-          </w:p>
-          <w:p>
-            <w:r>
-              <w:rPr>
-                <w:color w:val="1E293B"/>
-                <w:sz w:val="20"/>
-                <w:szCs w:val="20"/>
-              </w:rPr>
-              <w:t>3. Luego probar con un correo bien formado pero de dominio no permitido, ej. usuario@hotmail.com.</w:t>
+              <w:t>Caso 1: muestra "El correo ingresado no tiene un formato válido." Caso 2: muestra "Solo se permiten correos @gmail.com o corporativos @cfdservicios.cl."</w:t>
             </w:r>
           </w:p>
         </w:tc>
       </w:tr>
       <w:tr>
-        <w:tblPrEx>
-          <w:tblCellMar>
-            <w:top w:w="0" w:type="dxa"/>
-            <w:bottom w:w="0" w:type="dxa"/>
-          </w:tblCellMar>
-        </w:tblPrEx>
-        <w:tc>
-          <w:tcPr>
-            <w:tcW w:w="3000" w:type="dxa"/>
-            <w:tcBorders>
-              <w:top w:val="single" w:sz="1" w:space="0" w:color="CBD5E1"/>
-              <w:left w:val="single" w:sz="1" w:space="0" w:color="CBD5E1"/>
-              <w:bottom w:val="single" w:sz="1" w:space="0" w:color="CBD5E1"/>
-              <w:right w:val="single" w:sz="1" w:space="0" w:color="CBD5E1"/>
-            </w:tcBorders>
-            <w:shd w:val="clear" w:color="auto" w:fill="F4F7FA"/>
-            <w:tcMar>
-              <w:top w:w="60" w:type="dxa"/>
-              <w:left w:w="100" w:type="dxa"/>
-              <w:bottom w:w="60" w:type="dxa"/>
-              <w:right w:w="100" w:type="dxa"/>
-            </w:tcMar>
-            <w:vAlign w:val="center"/>
-          </w:tcPr>
-          <w:p>
-            <w:r>
-              <w:rPr>
-                <w:b/>
-                <w:bCs/>
-                <w:color w:val="1E293B"/>
-                <w:sz w:val="20"/>
-                <w:szCs w:val="20"/>
-              </w:rPr>
-              <w:lastRenderedPageBreak/>
-              <w:t>Resultado esperado</w:t>
-            </w:r>
-          </w:p>
-        </w:tc>
-        <w:tc>
-          <w:tcPr>
-            <w:tcW w:w="6360" w:type="dxa"/>
-            <w:tcBorders>
-              <w:top w:val="single" w:sz="1" w:space="0" w:color="CBD5E1"/>
-              <w:left w:val="single" w:sz="1" w:space="0" w:color="CBD5E1"/>
-              <w:bottom w:val="single" w:sz="1" w:space="0" w:color="CBD5E1"/>
-              <w:right w:val="single" w:sz="1" w:space="0" w:color="CBD5E1"/>
-            </w:tcBorders>
-            <w:shd w:val="clear" w:color="auto" w:fill="FFFFFF"/>
-            <w:tcMar>
-              <w:top w:w="60" w:type="dxa"/>
-              <w:left w:w="100" w:type="dxa"/>
-              <w:bottom w:w="60" w:type="dxa"/>
-              <w:right w:w="100" w:type="dxa"/>
-            </w:tcMar>
-            <w:vAlign w:val="center"/>
-          </w:tcPr>
-          <w:p>
-            <w:r>
-              <w:rPr>
-                <w:color w:val="1E293B"/>
-                <w:sz w:val="20"/>
-                <w:szCs w:val="20"/>
-              </w:rPr>
-              <w:t>Caso 1: muestra "El correo ingresado no tiene un formato válido." Caso 2: muestra "Solo se permiten correos @gmail.com o corporativos @cfdservicios.cl."</w:t>
-            </w:r>
-          </w:p>
-        </w:tc>
-      </w:tr>
-      <w:tr>
-        <w:tblPrEx>
-          <w:tblCellMar>
-            <w:top w:w="0" w:type="dxa"/>
-            <w:bottom w:w="0" w:type="dxa"/>
-          </w:tblCellMar>
-        </w:tblPrEx>
         <w:tc>
           <w:tcPr>
             <w:tcW w:w="3000" w:type="dxa"/>
@@ -11449,12 +10958,6 @@
         <w:gridCol w:w="6360"/>
       </w:tblGrid>
       <w:tr>
-        <w:tblPrEx>
-          <w:tblCellMar>
-            <w:top w:w="0" w:type="dxa"/>
-            <w:bottom w:w="0" w:type="dxa"/>
-          </w:tblCellMar>
-        </w:tblPrEx>
         <w:tc>
           <w:tcPr>
             <w:tcW w:w="3000" w:type="dxa"/>
@@ -11482,6 +10985,7 @@
                 <w:sz w:val="20"/>
                 <w:szCs w:val="20"/>
               </w:rPr>
+              <w:lastRenderedPageBreak/>
               <w:t>Registro con contraseña que no cumple los requisitos de seguridad</w:t>
             </w:r>
           </w:p>
@@ -11522,12 +11026,6 @@
         </w:tc>
       </w:tr>
       <w:tr>
-        <w:tblPrEx>
-          <w:tblCellMar>
-            <w:top w:w="0" w:type="dxa"/>
-            <w:bottom w:w="0" w:type="dxa"/>
-          </w:tblCellMar>
-        </w:tblPrEx>
         <w:tc>
           <w:tcPr>
             <w:tcW w:w="3000" w:type="dxa"/>
@@ -11555,7 +11053,7 @@
                 <w:sz w:val="20"/>
                 <w:szCs w:val="20"/>
               </w:rPr>
-              <w:t>¿Prueba de despliegue?</w:t>
+              <w:t>Descripción</w:t>
             </w:r>
           </w:p>
         </w:tc>
@@ -11580,24 +11078,34 @@
           <w:p>
             <w:r>
               <w:rPr>
-                <w:b/>
-                <w:bCs/>
-                <w:color w:val="16A34A"/>
-                <w:sz w:val="20"/>
-                <w:szCs w:val="20"/>
-              </w:rPr>
-              <w:t>Sí</w:t>
+                <w:color w:val="1E293B"/>
+                <w:sz w:val="20"/>
+                <w:szCs w:val="20"/>
+              </w:rPr>
+              <w:t>Verifica que la contraseña deba tener al menos 10 caracteres, una mayúscula, un número y un carácter especial, indicando exactamente qué requisito falta. La validación se aplica tanto en el formulario (</w:t>
+            </w:r>
+            <w:proofErr w:type="spellStart"/>
+            <w:r>
+              <w:rPr>
+                <w:color w:val="1E293B"/>
+                <w:sz w:val="20"/>
+                <w:szCs w:val="20"/>
+              </w:rPr>
+              <w:t>Registro.jsx</w:t>
+            </w:r>
+            <w:proofErr w:type="spellEnd"/>
+            <w:r>
+              <w:rPr>
+                <w:color w:val="1E293B"/>
+                <w:sz w:val="20"/>
+                <w:szCs w:val="20"/>
+              </w:rPr>
+              <w:t>) como en el servidor (ValidacionUtil.java)</w:t>
             </w:r>
           </w:p>
         </w:tc>
       </w:tr>
       <w:tr>
-        <w:tblPrEx>
-          <w:tblCellMar>
-            <w:top w:w="0" w:type="dxa"/>
-            <w:bottom w:w="0" w:type="dxa"/>
-          </w:tblCellMar>
-        </w:tblPrEx>
         <w:tc>
           <w:tcPr>
             <w:tcW w:w="3000" w:type="dxa"/>
@@ -11625,7 +11133,7 @@
                 <w:sz w:val="20"/>
                 <w:szCs w:val="20"/>
               </w:rPr>
-              <w:t>Descripción</w:t>
+              <w:t>Prerrequisitos</w:t>
             </w:r>
           </w:p>
         </w:tc>
@@ -11648,14 +11156,6 @@
             <w:vAlign w:val="center"/>
           </w:tcPr>
           <w:p>
-            <w:r>
-              <w:rPr>
-                <w:color w:val="1E293B"/>
-                <w:sz w:val="20"/>
-                <w:szCs w:val="20"/>
-              </w:rPr>
-              <w:t>Verifica que la contraseña deba tener al menos 10 caracteres, una mayúscula, un número y un carácter especial, indicando exactamente qué requisito falta. La validación se aplica tanto en el formulario (</w:t>
-            </w:r>
             <w:proofErr w:type="spellStart"/>
             <w:r>
               <w:rPr>
@@ -11663,7 +11163,7 @@
                 <w:sz w:val="20"/>
                 <w:szCs w:val="20"/>
               </w:rPr>
-              <w:t>Registro.jsx</w:t>
+              <w:t>Frontend</w:t>
             </w:r>
             <w:proofErr w:type="spellEnd"/>
             <w:r>
@@ -11672,18 +11172,30 @@
                 <w:sz w:val="20"/>
                 <w:szCs w:val="20"/>
               </w:rPr>
-              <w:t>) como en el servidor (ValidacionUtil.java), garantizando consistencia entre ambas capas.</w:t>
+              <w:t xml:space="preserve"> y </w:t>
+            </w:r>
+            <w:proofErr w:type="spellStart"/>
+            <w:r>
+              <w:rPr>
+                <w:color w:val="1E293B"/>
+                <w:sz w:val="20"/>
+                <w:szCs w:val="20"/>
+              </w:rPr>
+              <w:t>backend</w:t>
+            </w:r>
+            <w:proofErr w:type="spellEnd"/>
+            <w:r>
+              <w:rPr>
+                <w:color w:val="1E293B"/>
+                <w:sz w:val="20"/>
+                <w:szCs w:val="20"/>
+              </w:rPr>
+              <w:t xml:space="preserve"> en ejecución.</w:t>
             </w:r>
           </w:p>
         </w:tc>
       </w:tr>
       <w:tr>
-        <w:tblPrEx>
-          <w:tblCellMar>
-            <w:top w:w="0" w:type="dxa"/>
-            <w:bottom w:w="0" w:type="dxa"/>
-          </w:tblCellMar>
-        </w:tblPrEx>
         <w:tc>
           <w:tcPr>
             <w:tcW w:w="3000" w:type="dxa"/>
@@ -11711,7 +11223,7 @@
                 <w:sz w:val="20"/>
                 <w:szCs w:val="20"/>
               </w:rPr>
-              <w:t>Prerrequisitos</w:t>
+              <w:t>Pasos</w:t>
             </w:r>
           </w:p>
         </w:tc>
@@ -11734,6 +11246,14 @@
             <w:vAlign w:val="center"/>
           </w:tcPr>
           <w:p>
+            <w:r>
+              <w:rPr>
+                <w:color w:val="1E293B"/>
+                <w:sz w:val="20"/>
+                <w:szCs w:val="20"/>
+              </w:rPr>
+              <w:t>1. Completar /registro con la contraseña "</w:t>
+            </w:r>
             <w:proofErr w:type="spellStart"/>
             <w:r>
               <w:rPr>
@@ -11741,7 +11261,7 @@
                 <w:sz w:val="20"/>
                 <w:szCs w:val="20"/>
               </w:rPr>
-              <w:t>Frontend</w:t>
+              <w:t>abcdefghij</w:t>
             </w:r>
             <w:proofErr w:type="spellEnd"/>
             <w:r>
@@ -11750,7 +11270,17 @@
                 <w:sz w:val="20"/>
                 <w:szCs w:val="20"/>
               </w:rPr>
-              <w:t xml:space="preserve"> y </w:t>
+              <w:t>" (sin mayúscula, número ni carácter especial) y enviar.</w:t>
+            </w:r>
+          </w:p>
+          <w:p>
+            <w:r>
+              <w:rPr>
+                <w:color w:val="1E293B"/>
+                <w:sz w:val="20"/>
+                <w:szCs w:val="20"/>
+              </w:rPr>
+              <w:t>2. Repetir el mismo envío directamente con Postman a POST /</w:t>
             </w:r>
             <w:proofErr w:type="spellStart"/>
             <w:r>
@@ -11759,7 +11289,7 @@
                 <w:sz w:val="20"/>
                 <w:szCs w:val="20"/>
               </w:rPr>
-              <w:t>backend</w:t>
+              <w:t>auth</w:t>
             </w:r>
             <w:proofErr w:type="spellEnd"/>
             <w:r>
@@ -11768,18 +11298,12 @@
                 <w:sz w:val="20"/>
                 <w:szCs w:val="20"/>
               </w:rPr>
-              <w:t xml:space="preserve"> en ejecución.</w:t>
+              <w:t>/registro.</w:t>
             </w:r>
           </w:p>
         </w:tc>
       </w:tr>
       <w:tr>
-        <w:tblPrEx>
-          <w:tblCellMar>
-            <w:top w:w="0" w:type="dxa"/>
-            <w:bottom w:w="0" w:type="dxa"/>
-          </w:tblCellMar>
-        </w:tblPrEx>
         <w:tc>
           <w:tcPr>
             <w:tcW w:w="3000" w:type="dxa"/>
@@ -11807,7 +11331,7 @@
                 <w:sz w:val="20"/>
                 <w:szCs w:val="20"/>
               </w:rPr>
-              <w:t>Pasos</w:t>
+              <w:t>Resultado esperado</w:t>
             </w:r>
           </w:p>
         </w:tc>
@@ -11836,7 +11360,7 @@
                 <w:sz w:val="20"/>
                 <w:szCs w:val="20"/>
               </w:rPr>
-              <w:t>1. Completar /registro con la contraseña "</w:t>
+              <w:t>En ambos casos el sistema rechaza el registro con el mensaje "La contraseña debe tener una letra mayúscula, un número, un carácter especial (</w:t>
             </w:r>
             <w:proofErr w:type="spellStart"/>
             <w:r>
@@ -11845,141 +11369,31 @@
                 <w:sz w:val="20"/>
                 <w:szCs w:val="20"/>
               </w:rPr>
-              <w:t>abcdefghij</w:t>
+              <w:t>ej</w:t>
             </w:r>
             <w:proofErr w:type="spellEnd"/>
-            <w:r>
-              <w:rPr>
-                <w:color w:val="1E293B"/>
-                <w:sz w:val="20"/>
-                <w:szCs w:val="20"/>
-              </w:rPr>
-              <w:t>" (sin mayúscula, número ni carácter especial) y enviar.</w:t>
-            </w:r>
-          </w:p>
-          <w:p>
-            <w:r>
-              <w:rPr>
-                <w:color w:val="1E293B"/>
-                <w:sz w:val="20"/>
-                <w:szCs w:val="20"/>
-              </w:rPr>
-              <w:t>2. Repetir el mismo envío directamente con Postman a POST /</w:t>
-            </w:r>
-            <w:proofErr w:type="spellStart"/>
-            <w:r>
-              <w:rPr>
-                <w:color w:val="1E293B"/>
-                <w:sz w:val="20"/>
-                <w:szCs w:val="20"/>
-              </w:rPr>
-              <w:t>auth</w:t>
-            </w:r>
-            <w:proofErr w:type="spellEnd"/>
-            <w:r>
-              <w:rPr>
-                <w:color w:val="1E293B"/>
-                <w:sz w:val="20"/>
-                <w:szCs w:val="20"/>
-              </w:rPr>
-              <w:t>/registro.</w:t>
+            <w:proofErr w:type="gramStart"/>
+            <w:r>
+              <w:rPr>
+                <w:color w:val="1E293B"/>
+                <w:sz w:val="20"/>
+                <w:szCs w:val="20"/>
+              </w:rPr>
+              <w:t>: !</w:t>
+            </w:r>
+            <w:proofErr w:type="gramEnd"/>
+            <w:r>
+              <w:rPr>
+                <w:color w:val="1E293B"/>
+                <w:sz w:val="20"/>
+                <w:szCs w:val="20"/>
+              </w:rPr>
+              <w:t xml:space="preserve"> @ # $ %).", listando solo lo que falta.</w:t>
             </w:r>
           </w:p>
         </w:tc>
       </w:tr>
       <w:tr>
-        <w:tblPrEx>
-          <w:tblCellMar>
-            <w:top w:w="0" w:type="dxa"/>
-            <w:bottom w:w="0" w:type="dxa"/>
-          </w:tblCellMar>
-        </w:tblPrEx>
-        <w:tc>
-          <w:tcPr>
-            <w:tcW w:w="3000" w:type="dxa"/>
-            <w:tcBorders>
-              <w:top w:val="single" w:sz="1" w:space="0" w:color="CBD5E1"/>
-              <w:left w:val="single" w:sz="1" w:space="0" w:color="CBD5E1"/>
-              <w:bottom w:val="single" w:sz="1" w:space="0" w:color="CBD5E1"/>
-              <w:right w:val="single" w:sz="1" w:space="0" w:color="CBD5E1"/>
-            </w:tcBorders>
-            <w:shd w:val="clear" w:color="auto" w:fill="F4F7FA"/>
-            <w:tcMar>
-              <w:top w:w="60" w:type="dxa"/>
-              <w:left w:w="100" w:type="dxa"/>
-              <w:bottom w:w="60" w:type="dxa"/>
-              <w:right w:w="100" w:type="dxa"/>
-            </w:tcMar>
-            <w:vAlign w:val="center"/>
-          </w:tcPr>
-          <w:p>
-            <w:r>
-              <w:rPr>
-                <w:b/>
-                <w:bCs/>
-                <w:color w:val="1E293B"/>
-                <w:sz w:val="20"/>
-                <w:szCs w:val="20"/>
-              </w:rPr>
-              <w:t>Resultado esperado</w:t>
-            </w:r>
-          </w:p>
-        </w:tc>
-        <w:tc>
-          <w:tcPr>
-            <w:tcW w:w="6360" w:type="dxa"/>
-            <w:tcBorders>
-              <w:top w:val="single" w:sz="1" w:space="0" w:color="CBD5E1"/>
-              <w:left w:val="single" w:sz="1" w:space="0" w:color="CBD5E1"/>
-              <w:bottom w:val="single" w:sz="1" w:space="0" w:color="CBD5E1"/>
-              <w:right w:val="single" w:sz="1" w:space="0" w:color="CBD5E1"/>
-            </w:tcBorders>
-            <w:shd w:val="clear" w:color="auto" w:fill="FFFFFF"/>
-            <w:tcMar>
-              <w:top w:w="60" w:type="dxa"/>
-              <w:left w:w="100" w:type="dxa"/>
-              <w:bottom w:w="60" w:type="dxa"/>
-              <w:right w:w="100" w:type="dxa"/>
-            </w:tcMar>
-            <w:vAlign w:val="center"/>
-          </w:tcPr>
-          <w:p>
-            <w:r>
-              <w:rPr>
-                <w:color w:val="1E293B"/>
-                <w:sz w:val="20"/>
-                <w:szCs w:val="20"/>
-              </w:rPr>
-              <w:t>En ambos casos el sistema rechaza el registro con el mensaje "La contraseña debe tener una letra mayúscula, un número, un carácter especial (</w:t>
-            </w:r>
-            <w:proofErr w:type="spellStart"/>
-            <w:r>
-              <w:rPr>
-                <w:color w:val="1E293B"/>
-                <w:sz w:val="20"/>
-                <w:szCs w:val="20"/>
-              </w:rPr>
-              <w:t>ej</w:t>
-            </w:r>
-            <w:proofErr w:type="spellEnd"/>
-            <w:r>
-              <w:rPr>
-                <w:color w:val="1E293B"/>
-                <w:sz w:val="20"/>
-                <w:szCs w:val="20"/>
-              </w:rPr>
-              <w:t>: ! @ # $ %).", listando solo lo que falta.</w:t>
-            </w:r>
-          </w:p>
-        </w:tc>
-      </w:tr>
-      <w:tr>
-        <w:tblPrEx>
-          <w:tblCellMar>
-            <w:top w:w="0" w:type="dxa"/>
-            <w:bottom w:w="0" w:type="dxa"/>
-          </w:tblCellMar>
-        </w:tblPrEx>
         <w:tc>
           <w:tcPr>
             <w:tcW w:w="3000" w:type="dxa"/>
@@ -12115,12 +11529,6 @@
         <w:gridCol w:w="6360"/>
       </w:tblGrid>
       <w:tr>
-        <w:tblPrEx>
-          <w:tblCellMar>
-            <w:top w:w="0" w:type="dxa"/>
-            <w:bottom w:w="0" w:type="dxa"/>
-          </w:tblCellMar>
-        </w:tblPrEx>
         <w:tc>
           <w:tcPr>
             <w:tcW w:w="3000" w:type="dxa"/>
@@ -12188,12 +11596,6 @@
         </w:tc>
       </w:tr>
       <w:tr>
-        <w:tblPrEx>
-          <w:tblCellMar>
-            <w:top w:w="0" w:type="dxa"/>
-            <w:bottom w:w="0" w:type="dxa"/>
-          </w:tblCellMar>
-        </w:tblPrEx>
         <w:tc>
           <w:tcPr>
             <w:tcW w:w="3000" w:type="dxa"/>
@@ -12221,7 +11623,7 @@
                 <w:sz w:val="20"/>
                 <w:szCs w:val="20"/>
               </w:rPr>
-              <w:t>¿Prueba de despliegue?</w:t>
+              <w:t>Descripción</w:t>
             </w:r>
           </w:p>
         </w:tc>
@@ -12246,24 +11648,16 @@
           <w:p>
             <w:r>
               <w:rPr>
-                <w:b/>
-                <w:bCs/>
-                <w:color w:val="16A34A"/>
-                <w:sz w:val="20"/>
-                <w:szCs w:val="20"/>
-              </w:rPr>
-              <w:t>Sí</w:t>
+                <w:color w:val="1E293B"/>
+                <w:sz w:val="20"/>
+                <w:szCs w:val="20"/>
+              </w:rPr>
+              <w:t>Verifica que un usuario con rol cliente pueda autenticarse y sea redirigido a la página principal.</w:t>
             </w:r>
           </w:p>
         </w:tc>
       </w:tr>
       <w:tr>
-        <w:tblPrEx>
-          <w:tblCellMar>
-            <w:top w:w="0" w:type="dxa"/>
-            <w:bottom w:w="0" w:type="dxa"/>
-          </w:tblCellMar>
-        </w:tblPrEx>
         <w:tc>
           <w:tcPr>
             <w:tcW w:w="3000" w:type="dxa"/>
@@ -12291,7 +11685,7 @@
                 <w:sz w:val="20"/>
                 <w:szCs w:val="20"/>
               </w:rPr>
-              <w:t>Descripción</w:t>
+              <w:t>Prerrequisitos</w:t>
             </w:r>
           </w:p>
         </w:tc>
@@ -12320,18 +11714,12 @@
                 <w:sz w:val="20"/>
                 <w:szCs w:val="20"/>
               </w:rPr>
-              <w:t>Verifica que un usuario con rol cliente pueda autenticarse y sea redirigido a la página principal.</w:t>
+              <w:t>Usuario registrado con correo @gmail.com.</w:t>
             </w:r>
           </w:p>
         </w:tc>
       </w:tr>
       <w:tr>
-        <w:tblPrEx>
-          <w:tblCellMar>
-            <w:top w:w="0" w:type="dxa"/>
-            <w:bottom w:w="0" w:type="dxa"/>
-          </w:tblCellMar>
-        </w:tblPrEx>
         <w:tc>
           <w:tcPr>
             <w:tcW w:w="3000" w:type="dxa"/>
@@ -12359,7 +11747,7 @@
                 <w:sz w:val="20"/>
                 <w:szCs w:val="20"/>
               </w:rPr>
-              <w:t>Prerrequisitos</w:t>
+              <w:t>Pasos</w:t>
             </w:r>
           </w:p>
         </w:tc>
@@ -12388,18 +11776,50 @@
                 <w:sz w:val="20"/>
                 <w:szCs w:val="20"/>
               </w:rPr>
-              <w:t>Usuario registrado con correo @gmail.com.</w:t>
+              <w:t>1. Ingresar a /</w:t>
+            </w:r>
+            <w:proofErr w:type="spellStart"/>
+            <w:r>
+              <w:rPr>
+                <w:color w:val="1E293B"/>
+                <w:sz w:val="20"/>
+                <w:szCs w:val="20"/>
+              </w:rPr>
+              <w:t>login</w:t>
+            </w:r>
+            <w:proofErr w:type="spellEnd"/>
+            <w:r>
+              <w:rPr>
+                <w:color w:val="1E293B"/>
+                <w:sz w:val="20"/>
+                <w:szCs w:val="20"/>
+              </w:rPr>
+              <w:t>.</w:t>
+            </w:r>
+          </w:p>
+          <w:p>
+            <w:r>
+              <w:rPr>
+                <w:color w:val="1E293B"/>
+                <w:sz w:val="20"/>
+                <w:szCs w:val="20"/>
+              </w:rPr>
+              <w:t>2. Ingresar correo y contraseña válidos.</w:t>
+            </w:r>
+          </w:p>
+          <w:p>
+            <w:r>
+              <w:rPr>
+                <w:color w:val="1E293B"/>
+                <w:sz w:val="20"/>
+                <w:szCs w:val="20"/>
+              </w:rPr>
+              <w:t>3. Hacer clic en "Ingresar".</w:t>
             </w:r>
           </w:p>
         </w:tc>
       </w:tr>
       <w:tr>
-        <w:tblPrEx>
-          <w:tblCellMar>
-            <w:top w:w="0" w:type="dxa"/>
-            <w:bottom w:w="0" w:type="dxa"/>
-          </w:tblCellMar>
-        </w:tblPrEx>
         <w:tc>
           <w:tcPr>
             <w:tcW w:w="3000" w:type="dxa"/>
@@ -12427,7 +11847,7 @@
                 <w:sz w:val="20"/>
                 <w:szCs w:val="20"/>
               </w:rPr>
-              <w:t>Pasos</w:t>
+              <w:t>Resultado esperado</w:t>
             </w:r>
           </w:p>
         </w:tc>
@@ -12456,7 +11876,7 @@
                 <w:sz w:val="20"/>
                 <w:szCs w:val="20"/>
               </w:rPr>
-              <w:t>1. Ingresar a /</w:t>
+              <w:t xml:space="preserve">El </w:t>
             </w:r>
             <w:proofErr w:type="spellStart"/>
             <w:r>
@@ -12465,7 +11885,7 @@
                 <w:sz w:val="20"/>
                 <w:szCs w:val="20"/>
               </w:rPr>
-              <w:t>login</w:t>
+              <w:t>backend</w:t>
             </w:r>
             <w:proofErr w:type="spellEnd"/>
             <w:r>
@@ -12474,142 +11894,30 @@
                 <w:sz w:val="20"/>
                 <w:szCs w:val="20"/>
               </w:rPr>
-              <w:t>.</w:t>
-            </w:r>
-          </w:p>
-          <w:p>
-            <w:r>
-              <w:rPr>
-                <w:color w:val="1E293B"/>
-                <w:sz w:val="20"/>
-                <w:szCs w:val="20"/>
-              </w:rPr>
-              <w:t>2. Ingresar correo y contraseña válidos.</w:t>
-            </w:r>
-          </w:p>
-          <w:p>
-            <w:r>
-              <w:rPr>
-                <w:color w:val="1E293B"/>
-                <w:sz w:val="20"/>
-                <w:szCs w:val="20"/>
-              </w:rPr>
-              <w:t>3. Hacer clic en "Ingresar".</w:t>
+              <w:t xml:space="preserve"> retorna 200 OK con JWT y objeto usuario; el </w:t>
+            </w:r>
+            <w:proofErr w:type="spellStart"/>
+            <w:r>
+              <w:rPr>
+                <w:color w:val="1E293B"/>
+                <w:sz w:val="20"/>
+                <w:szCs w:val="20"/>
+              </w:rPr>
+              <w:t>frontend</w:t>
+            </w:r>
+            <w:proofErr w:type="spellEnd"/>
+            <w:r>
+              <w:rPr>
+                <w:color w:val="1E293B"/>
+                <w:sz w:val="20"/>
+                <w:szCs w:val="20"/>
+              </w:rPr>
+              <w:t xml:space="preserve"> almacena el token y redirige a "/".</w:t>
             </w:r>
           </w:p>
         </w:tc>
       </w:tr>
       <w:tr>
-        <w:tblPrEx>
-          <w:tblCellMar>
-            <w:top w:w="0" w:type="dxa"/>
-            <w:bottom w:w="0" w:type="dxa"/>
-          </w:tblCellMar>
-        </w:tblPrEx>
-        <w:tc>
-          <w:tcPr>
-            <w:tcW w:w="3000" w:type="dxa"/>
-            <w:tcBorders>
-              <w:top w:val="single" w:sz="1" w:space="0" w:color="CBD5E1"/>
-              <w:left w:val="single" w:sz="1" w:space="0" w:color="CBD5E1"/>
-              <w:bottom w:val="single" w:sz="1" w:space="0" w:color="CBD5E1"/>
-              <w:right w:val="single" w:sz="1" w:space="0" w:color="CBD5E1"/>
-            </w:tcBorders>
-            <w:shd w:val="clear" w:color="auto" w:fill="F4F7FA"/>
-            <w:tcMar>
-              <w:top w:w="60" w:type="dxa"/>
-              <w:left w:w="100" w:type="dxa"/>
-              <w:bottom w:w="60" w:type="dxa"/>
-              <w:right w:w="100" w:type="dxa"/>
-            </w:tcMar>
-            <w:vAlign w:val="center"/>
-          </w:tcPr>
-          <w:p>
-            <w:r>
-              <w:rPr>
-                <w:b/>
-                <w:bCs/>
-                <w:color w:val="1E293B"/>
-                <w:sz w:val="20"/>
-                <w:szCs w:val="20"/>
-              </w:rPr>
-              <w:t>Resultado esperado</w:t>
-            </w:r>
-          </w:p>
-        </w:tc>
-        <w:tc>
-          <w:tcPr>
-            <w:tcW w:w="6360" w:type="dxa"/>
-            <w:tcBorders>
-              <w:top w:val="single" w:sz="1" w:space="0" w:color="CBD5E1"/>
-              <w:left w:val="single" w:sz="1" w:space="0" w:color="CBD5E1"/>
-              <w:bottom w:val="single" w:sz="1" w:space="0" w:color="CBD5E1"/>
-              <w:right w:val="single" w:sz="1" w:space="0" w:color="CBD5E1"/>
-            </w:tcBorders>
-            <w:shd w:val="clear" w:color="auto" w:fill="FFFFFF"/>
-            <w:tcMar>
-              <w:top w:w="60" w:type="dxa"/>
-              <w:left w:w="100" w:type="dxa"/>
-              <w:bottom w:w="60" w:type="dxa"/>
-              <w:right w:w="100" w:type="dxa"/>
-            </w:tcMar>
-            <w:vAlign w:val="center"/>
-          </w:tcPr>
-          <w:p>
-            <w:r>
-              <w:rPr>
-                <w:color w:val="1E293B"/>
-                <w:sz w:val="20"/>
-                <w:szCs w:val="20"/>
-              </w:rPr>
-              <w:t xml:space="preserve">El </w:t>
-            </w:r>
-            <w:proofErr w:type="spellStart"/>
-            <w:r>
-              <w:rPr>
-                <w:color w:val="1E293B"/>
-                <w:sz w:val="20"/>
-                <w:szCs w:val="20"/>
-              </w:rPr>
-              <w:t>backend</w:t>
-            </w:r>
-            <w:proofErr w:type="spellEnd"/>
-            <w:r>
-              <w:rPr>
-                <w:color w:val="1E293B"/>
-                <w:sz w:val="20"/>
-                <w:szCs w:val="20"/>
-              </w:rPr>
-              <w:t xml:space="preserve"> retorna 200 OK con JWT y objeto usuario; el </w:t>
-            </w:r>
-            <w:proofErr w:type="spellStart"/>
-            <w:r>
-              <w:rPr>
-                <w:color w:val="1E293B"/>
-                <w:sz w:val="20"/>
-                <w:szCs w:val="20"/>
-              </w:rPr>
-              <w:t>frontend</w:t>
-            </w:r>
-            <w:proofErr w:type="spellEnd"/>
-            <w:r>
-              <w:rPr>
-                <w:color w:val="1E293B"/>
-                <w:sz w:val="20"/>
-                <w:szCs w:val="20"/>
-              </w:rPr>
-              <w:t xml:space="preserve"> almacena el token y redirige a "/".</w:t>
-            </w:r>
-          </w:p>
-        </w:tc>
-      </w:tr>
-      <w:tr>
-        <w:tblPrEx>
-          <w:tblCellMar>
-            <w:top w:w="0" w:type="dxa"/>
-            <w:bottom w:w="0" w:type="dxa"/>
-          </w:tblCellMar>
-        </w:tblPrEx>
         <w:tc>
           <w:tcPr>
             <w:tcW w:w="3000" w:type="dxa"/>
@@ -12745,12 +12053,6 @@
         <w:gridCol w:w="6360"/>
       </w:tblGrid>
       <w:tr>
-        <w:tblPrEx>
-          <w:tblCellMar>
-            <w:top w:w="0" w:type="dxa"/>
-            <w:bottom w:w="0" w:type="dxa"/>
-          </w:tblCellMar>
-        </w:tblPrEx>
         <w:tc>
           <w:tcPr>
             <w:tcW w:w="3000" w:type="dxa"/>
@@ -12818,12 +12120,6 @@
         </w:tc>
       </w:tr>
       <w:tr>
-        <w:tblPrEx>
-          <w:tblCellMar>
-            <w:top w:w="0" w:type="dxa"/>
-            <w:bottom w:w="0" w:type="dxa"/>
-          </w:tblCellMar>
-        </w:tblPrEx>
         <w:tc>
           <w:tcPr>
             <w:tcW w:w="3000" w:type="dxa"/>
@@ -12851,7 +12147,7 @@
                 <w:sz w:val="20"/>
                 <w:szCs w:val="20"/>
               </w:rPr>
-              <w:t>¿Prueba de despliegue?</w:t>
+              <w:t>Descripción</w:t>
             </w:r>
           </w:p>
         </w:tc>
@@ -12876,24 +12172,16 @@
           <w:p>
             <w:r>
               <w:rPr>
-                <w:b/>
-                <w:bCs/>
-                <w:color w:val="16A34A"/>
-                <w:sz w:val="20"/>
-                <w:szCs w:val="20"/>
-              </w:rPr>
-              <w:t>Sí</w:t>
+                <w:color w:val="1E293B"/>
+                <w:sz w:val="20"/>
+                <w:szCs w:val="20"/>
+              </w:rPr>
+              <w:t>Verifica que el sistema identifique como administrador a cualquier usuario cuyo correo termine en @cfdservicios.cl, otorgándole acceso al panel de gestión, y que los usuarios con otros dominios no puedan acceder a esa sección.</w:t>
             </w:r>
           </w:p>
         </w:tc>
       </w:tr>
       <w:tr>
-        <w:tblPrEx>
-          <w:tblCellMar>
-            <w:top w:w="0" w:type="dxa"/>
-            <w:bottom w:w="0" w:type="dxa"/>
-          </w:tblCellMar>
-        </w:tblPrEx>
         <w:tc>
           <w:tcPr>
             <w:tcW w:w="3000" w:type="dxa"/>
@@ -12921,7 +12209,7 @@
                 <w:sz w:val="20"/>
                 <w:szCs w:val="20"/>
               </w:rPr>
-              <w:t>Descripción</w:t>
+              <w:t>Prerrequisitos</w:t>
             </w:r>
           </w:p>
         </w:tc>
@@ -12950,18 +12238,12 @@
                 <w:sz w:val="20"/>
                 <w:szCs w:val="20"/>
               </w:rPr>
-              <w:t>Verifica que el sistema identifique como administrador a cualquier usuario cuyo correo termine en @cfdservicios.cl, otorgándole acceso al panel de gestión, y que los usuarios con otros dominios no puedan acceder a esa sección.</w:t>
+              <w:t>Dos usuarios de prueba: uno con correo @cfdservicios.cl y otro con correo @gmail.com.</w:t>
             </w:r>
           </w:p>
         </w:tc>
       </w:tr>
       <w:tr>
-        <w:tblPrEx>
-          <w:tblCellMar>
-            <w:top w:w="0" w:type="dxa"/>
-            <w:bottom w:w="0" w:type="dxa"/>
-          </w:tblCellMar>
-        </w:tblPrEx>
         <w:tc>
           <w:tcPr>
             <w:tcW w:w="3000" w:type="dxa"/>
@@ -12989,8 +12271,7 @@
                 <w:sz w:val="20"/>
                 <w:szCs w:val="20"/>
               </w:rPr>
-              <w:lastRenderedPageBreak/>
-              <w:t>Prerrequisitos</w:t>
+              <w:t>Pasos</w:t>
             </w:r>
           </w:p>
         </w:tc>
@@ -13019,18 +12300,86 @@
                 <w:sz w:val="20"/>
                 <w:szCs w:val="20"/>
               </w:rPr>
-              <w:t>Dos usuarios de prueba: uno con correo @cfdservicios.cl y otro con correo @gmail.com.</w:t>
+              <w:t>1. Iniciar sesión con la cuenta @cfdservicios.cl y verificar la redirección a /</w:t>
+            </w:r>
+            <w:proofErr w:type="spellStart"/>
+            <w:r>
+              <w:rPr>
+                <w:color w:val="1E293B"/>
+                <w:sz w:val="20"/>
+                <w:szCs w:val="20"/>
+              </w:rPr>
+              <w:t>admin</w:t>
+            </w:r>
+            <w:proofErr w:type="spellEnd"/>
+            <w:r>
+              <w:rPr>
+                <w:color w:val="1E293B"/>
+                <w:sz w:val="20"/>
+                <w:szCs w:val="20"/>
+              </w:rPr>
+              <w:t>.</w:t>
+            </w:r>
+          </w:p>
+          <w:p>
+            <w:r>
+              <w:rPr>
+                <w:color w:val="1E293B"/>
+                <w:sz w:val="20"/>
+                <w:szCs w:val="20"/>
+              </w:rPr>
+              <w:t>2. Cerrar sesión e iniciar con la cuenta @gmail.com.</w:t>
+            </w:r>
+          </w:p>
+          <w:p>
+            <w:r>
+              <w:rPr>
+                <w:color w:val="1E293B"/>
+                <w:sz w:val="20"/>
+                <w:szCs w:val="20"/>
+              </w:rPr>
+              <w:t xml:space="preserve">3. Verificar que la opción "GESTIÓN" no aparezca en la </w:t>
+            </w:r>
+            <w:proofErr w:type="spellStart"/>
+            <w:r>
+              <w:rPr>
+                <w:color w:val="1E293B"/>
+                <w:sz w:val="20"/>
+                <w:szCs w:val="20"/>
+              </w:rPr>
+              <w:t>Navbar</w:t>
+            </w:r>
+            <w:proofErr w:type="spellEnd"/>
+            <w:r>
+              <w:rPr>
+                <w:color w:val="1E293B"/>
+                <w:sz w:val="20"/>
+                <w:szCs w:val="20"/>
+              </w:rPr>
+              <w:t xml:space="preserve"> y que /</w:t>
+            </w:r>
+            <w:proofErr w:type="spellStart"/>
+            <w:r>
+              <w:rPr>
+                <w:color w:val="1E293B"/>
+                <w:sz w:val="20"/>
+                <w:szCs w:val="20"/>
+              </w:rPr>
+              <w:t>admin</w:t>
+            </w:r>
+            <w:proofErr w:type="spellEnd"/>
+            <w:r>
+              <w:rPr>
+                <w:color w:val="1E293B"/>
+                <w:sz w:val="20"/>
+                <w:szCs w:val="20"/>
+              </w:rPr>
+              <w:t xml:space="preserve"> no sea accesible para este usuario.</w:t>
             </w:r>
           </w:p>
         </w:tc>
       </w:tr>
       <w:tr>
-        <w:tblPrEx>
-          <w:tblCellMar>
-            <w:top w:w="0" w:type="dxa"/>
-            <w:bottom w:w="0" w:type="dxa"/>
-          </w:tblCellMar>
-        </w:tblPrEx>
         <w:tc>
           <w:tcPr>
             <w:tcW w:w="3000" w:type="dxa"/>
@@ -13058,7 +12407,7 @@
                 <w:sz w:val="20"/>
                 <w:szCs w:val="20"/>
               </w:rPr>
-              <w:t>Pasos</w:t>
+              <w:t>Resultado esperado</w:t>
             </w:r>
           </w:p>
         </w:tc>
@@ -13087,7 +12436,7 @@
                 <w:sz w:val="20"/>
                 <w:szCs w:val="20"/>
               </w:rPr>
-              <w:t>1. Iniciar sesión con la cuenta @cfdservicios.cl y verificar la redirección a /</w:t>
+              <w:t xml:space="preserve">El usuario con dominio corporativo accede al </w:t>
             </w:r>
             <w:proofErr w:type="spellStart"/>
             <w:r>
@@ -13096,7 +12445,7 @@
                 <w:sz w:val="20"/>
                 <w:szCs w:val="20"/>
               </w:rPr>
-              <w:t>admin</w:t>
+              <w:t>Dashboard</w:t>
             </w:r>
             <w:proofErr w:type="spellEnd"/>
             <w:r>
@@ -13105,160 +12454,12 @@
                 <w:sz w:val="20"/>
                 <w:szCs w:val="20"/>
               </w:rPr>
-              <w:t>.</w:t>
-            </w:r>
-          </w:p>
-          <w:p>
-            <w:r>
-              <w:rPr>
-                <w:color w:val="1E293B"/>
-                <w:sz w:val="20"/>
-                <w:szCs w:val="20"/>
-              </w:rPr>
-              <w:t>2. Cerrar sesión e iniciar con la cuenta @gmail.com.</w:t>
-            </w:r>
-          </w:p>
-          <w:p>
-            <w:r>
-              <w:rPr>
-                <w:color w:val="1E293B"/>
-                <w:sz w:val="20"/>
-                <w:szCs w:val="20"/>
-              </w:rPr>
-              <w:t xml:space="preserve">3. Verificar que la opción "GESTIÓN" no aparezca en la </w:t>
-            </w:r>
-            <w:proofErr w:type="spellStart"/>
-            <w:r>
-              <w:rPr>
-                <w:color w:val="1E293B"/>
-                <w:sz w:val="20"/>
-                <w:szCs w:val="20"/>
-              </w:rPr>
-              <w:t>Navbar</w:t>
-            </w:r>
-            <w:proofErr w:type="spellEnd"/>
-            <w:r>
-              <w:rPr>
-                <w:color w:val="1E293B"/>
-                <w:sz w:val="20"/>
-                <w:szCs w:val="20"/>
-              </w:rPr>
-              <w:t xml:space="preserve"> y que /</w:t>
-            </w:r>
-            <w:proofErr w:type="spellStart"/>
-            <w:r>
-              <w:rPr>
-                <w:color w:val="1E293B"/>
-                <w:sz w:val="20"/>
-                <w:szCs w:val="20"/>
-              </w:rPr>
-              <w:t>admin</w:t>
-            </w:r>
-            <w:proofErr w:type="spellEnd"/>
-            <w:r>
-              <w:rPr>
-                <w:color w:val="1E293B"/>
-                <w:sz w:val="20"/>
-                <w:szCs w:val="20"/>
-              </w:rPr>
-              <w:t xml:space="preserve"> no sea accesible para este usuario.</w:t>
+              <w:t xml:space="preserve"> administrativo; el usuario con dominio @gmail.com no ve la opción de gestión ni puede acceder al panel.</w:t>
             </w:r>
           </w:p>
         </w:tc>
       </w:tr>
       <w:tr>
-        <w:tblPrEx>
-          <w:tblCellMar>
-            <w:top w:w="0" w:type="dxa"/>
-            <w:bottom w:w="0" w:type="dxa"/>
-          </w:tblCellMar>
-        </w:tblPrEx>
-        <w:tc>
-          <w:tcPr>
-            <w:tcW w:w="3000" w:type="dxa"/>
-            <w:tcBorders>
-              <w:top w:val="single" w:sz="1" w:space="0" w:color="CBD5E1"/>
-              <w:left w:val="single" w:sz="1" w:space="0" w:color="CBD5E1"/>
-              <w:bottom w:val="single" w:sz="1" w:space="0" w:color="CBD5E1"/>
-              <w:right w:val="single" w:sz="1" w:space="0" w:color="CBD5E1"/>
-            </w:tcBorders>
-            <w:shd w:val="clear" w:color="auto" w:fill="F4F7FA"/>
-            <w:tcMar>
-              <w:top w:w="60" w:type="dxa"/>
-              <w:left w:w="100" w:type="dxa"/>
-              <w:bottom w:w="60" w:type="dxa"/>
-              <w:right w:w="100" w:type="dxa"/>
-            </w:tcMar>
-            <w:vAlign w:val="center"/>
-          </w:tcPr>
-          <w:p>
-            <w:r>
-              <w:rPr>
-                <w:b/>
-                <w:bCs/>
-                <w:color w:val="1E293B"/>
-                <w:sz w:val="20"/>
-                <w:szCs w:val="20"/>
-              </w:rPr>
-              <w:t>Resultado esperado</w:t>
-            </w:r>
-          </w:p>
-        </w:tc>
-        <w:tc>
-          <w:tcPr>
-            <w:tcW w:w="6360" w:type="dxa"/>
-            <w:tcBorders>
-              <w:top w:val="single" w:sz="1" w:space="0" w:color="CBD5E1"/>
-              <w:left w:val="single" w:sz="1" w:space="0" w:color="CBD5E1"/>
-              <w:bottom w:val="single" w:sz="1" w:space="0" w:color="CBD5E1"/>
-              <w:right w:val="single" w:sz="1" w:space="0" w:color="CBD5E1"/>
-            </w:tcBorders>
-            <w:shd w:val="clear" w:color="auto" w:fill="FFFFFF"/>
-            <w:tcMar>
-              <w:top w:w="60" w:type="dxa"/>
-              <w:left w:w="100" w:type="dxa"/>
-              <w:bottom w:w="60" w:type="dxa"/>
-              <w:right w:w="100" w:type="dxa"/>
-            </w:tcMar>
-            <w:vAlign w:val="center"/>
-          </w:tcPr>
-          <w:p>
-            <w:r>
-              <w:rPr>
-                <w:color w:val="1E293B"/>
-                <w:sz w:val="20"/>
-                <w:szCs w:val="20"/>
-              </w:rPr>
-              <w:t xml:space="preserve">El usuario con dominio corporativo accede al </w:t>
-            </w:r>
-            <w:proofErr w:type="spellStart"/>
-            <w:r>
-              <w:rPr>
-                <w:color w:val="1E293B"/>
-                <w:sz w:val="20"/>
-                <w:szCs w:val="20"/>
-              </w:rPr>
-              <w:t>Dashboard</w:t>
-            </w:r>
-            <w:proofErr w:type="spellEnd"/>
-            <w:r>
-              <w:rPr>
-                <w:color w:val="1E293B"/>
-                <w:sz w:val="20"/>
-                <w:szCs w:val="20"/>
-              </w:rPr>
-              <w:t xml:space="preserve"> administrativo; el usuario con dominio @gmail.com no ve la opción de gestión ni puede acceder al panel.</w:t>
-            </w:r>
-          </w:p>
-        </w:tc>
-      </w:tr>
-      <w:tr>
-        <w:tblPrEx>
-          <w:tblCellMar>
-            <w:top w:w="0" w:type="dxa"/>
-            <w:bottom w:w="0" w:type="dxa"/>
-          </w:tblCellMar>
-        </w:tblPrEx>
         <w:tc>
           <w:tcPr>
             <w:tcW w:w="3000" w:type="dxa"/>
@@ -13350,12 +12551,6 @@
         <w:gridCol w:w="6360"/>
       </w:tblGrid>
       <w:tr>
-        <w:tblPrEx>
-          <w:tblCellMar>
-            <w:top w:w="0" w:type="dxa"/>
-            <w:bottom w:w="0" w:type="dxa"/>
-          </w:tblCellMar>
-        </w:tblPrEx>
         <w:tc>
           <w:tcPr>
             <w:tcW w:w="3000" w:type="dxa"/>
@@ -13423,12 +12618,6 @@
         </w:tc>
       </w:tr>
       <w:tr>
-        <w:tblPrEx>
-          <w:tblCellMar>
-            <w:top w:w="0" w:type="dxa"/>
-            <w:bottom w:w="0" w:type="dxa"/>
-          </w:tblCellMar>
-        </w:tblPrEx>
         <w:tc>
           <w:tcPr>
             <w:tcW w:w="3000" w:type="dxa"/>
@@ -13456,7 +12645,7 @@
                 <w:sz w:val="20"/>
                 <w:szCs w:val="20"/>
               </w:rPr>
-              <w:t>¿Prueba de despliegue?</w:t>
+              <w:t>Descripción</w:t>
             </w:r>
           </w:p>
         </w:tc>
@@ -13481,24 +12670,16 @@
           <w:p>
             <w:r>
               <w:rPr>
-                <w:b/>
-                <w:bCs/>
-                <w:color w:val="64748B"/>
-                <w:sz w:val="20"/>
-                <w:szCs w:val="20"/>
-              </w:rPr>
-              <w:t>No</w:t>
+                <w:color w:val="1E293B"/>
+                <w:sz w:val="20"/>
+                <w:szCs w:val="20"/>
+              </w:rPr>
+              <w:t>Verifica el manejo de errores cuando el usuario ingresa una contraseña incorrecta.</w:t>
             </w:r>
           </w:p>
         </w:tc>
       </w:tr>
       <w:tr>
-        <w:tblPrEx>
-          <w:tblCellMar>
-            <w:top w:w="0" w:type="dxa"/>
-            <w:bottom w:w="0" w:type="dxa"/>
-          </w:tblCellMar>
-        </w:tblPrEx>
         <w:tc>
           <w:tcPr>
             <w:tcW w:w="3000" w:type="dxa"/>
@@ -13526,7 +12707,7 @@
                 <w:sz w:val="20"/>
                 <w:szCs w:val="20"/>
               </w:rPr>
-              <w:t>Descripción</w:t>
+              <w:t>Prerrequisitos</w:t>
             </w:r>
           </w:p>
         </w:tc>
@@ -13555,18 +12736,12 @@
                 <w:sz w:val="20"/>
                 <w:szCs w:val="20"/>
               </w:rPr>
-              <w:t>Verifica el manejo de errores cuando el usuario ingresa una contraseña incorrecta.</w:t>
+              <w:t>Usuario registrado existente.</w:t>
             </w:r>
           </w:p>
         </w:tc>
       </w:tr>
       <w:tr>
-        <w:tblPrEx>
-          <w:tblCellMar>
-            <w:top w:w="0" w:type="dxa"/>
-            <w:bottom w:w="0" w:type="dxa"/>
-          </w:tblCellMar>
-        </w:tblPrEx>
         <w:tc>
           <w:tcPr>
             <w:tcW w:w="3000" w:type="dxa"/>
@@ -13594,7 +12769,7 @@
                 <w:sz w:val="20"/>
                 <w:szCs w:val="20"/>
               </w:rPr>
-              <w:t>Prerrequisitos</w:t>
+              <w:t>Pasos</w:t>
             </w:r>
           </w:p>
         </w:tc>
@@ -13623,18 +12798,50 @@
                 <w:sz w:val="20"/>
                 <w:szCs w:val="20"/>
               </w:rPr>
-              <w:t>Usuario registrado existente.</w:t>
+              <w:t>1. Ingresar a /</w:t>
+            </w:r>
+            <w:proofErr w:type="spellStart"/>
+            <w:r>
+              <w:rPr>
+                <w:color w:val="1E293B"/>
+                <w:sz w:val="20"/>
+                <w:szCs w:val="20"/>
+              </w:rPr>
+              <w:t>login</w:t>
+            </w:r>
+            <w:proofErr w:type="spellEnd"/>
+            <w:r>
+              <w:rPr>
+                <w:color w:val="1E293B"/>
+                <w:sz w:val="20"/>
+                <w:szCs w:val="20"/>
+              </w:rPr>
+              <w:t>.</w:t>
+            </w:r>
+          </w:p>
+          <w:p>
+            <w:r>
+              <w:rPr>
+                <w:color w:val="1E293B"/>
+                <w:sz w:val="20"/>
+                <w:szCs w:val="20"/>
+              </w:rPr>
+              <w:t>2. Ingresar correo válido y contraseña incorrecta.</w:t>
+            </w:r>
+          </w:p>
+          <w:p>
+            <w:r>
+              <w:rPr>
+                <w:color w:val="1E293B"/>
+                <w:sz w:val="20"/>
+                <w:szCs w:val="20"/>
+              </w:rPr>
+              <w:t>3. Hacer clic en "Ingresar".</w:t>
             </w:r>
           </w:p>
         </w:tc>
       </w:tr>
       <w:tr>
-        <w:tblPrEx>
-          <w:tblCellMar>
-            <w:top w:w="0" w:type="dxa"/>
-            <w:bottom w:w="0" w:type="dxa"/>
-          </w:tblCellMar>
-        </w:tblPrEx>
         <w:tc>
           <w:tcPr>
             <w:tcW w:w="3000" w:type="dxa"/>
@@ -13662,7 +12869,7 @@
                 <w:sz w:val="20"/>
                 <w:szCs w:val="20"/>
               </w:rPr>
-              <w:t>Pasos</w:t>
+              <w:t>Resultado esperado</w:t>
             </w:r>
           </w:p>
         </w:tc>
@@ -13691,7 +12898,7 @@
                 <w:sz w:val="20"/>
                 <w:szCs w:val="20"/>
               </w:rPr>
-              <w:t>1. Ingresar a /</w:t>
+              <w:t xml:space="preserve">El </w:t>
             </w:r>
             <w:proofErr w:type="spellStart"/>
             <w:r>
@@ -13700,7 +12907,7 @@
                 <w:sz w:val="20"/>
                 <w:szCs w:val="20"/>
               </w:rPr>
-              <w:t>login</w:t>
+              <w:t>backend</w:t>
             </w:r>
             <w:proofErr w:type="spellEnd"/>
             <w:r>
@@ -13709,142 +12916,30 @@
                 <w:sz w:val="20"/>
                 <w:szCs w:val="20"/>
               </w:rPr>
-              <w:t>.</w:t>
-            </w:r>
-          </w:p>
-          <w:p>
-            <w:r>
-              <w:rPr>
-                <w:color w:val="1E293B"/>
-                <w:sz w:val="20"/>
-                <w:szCs w:val="20"/>
-              </w:rPr>
-              <w:t>2. Ingresar correo válido y contraseña incorrecta.</w:t>
-            </w:r>
-          </w:p>
-          <w:p>
-            <w:r>
-              <w:rPr>
-                <w:color w:val="1E293B"/>
-                <w:sz w:val="20"/>
-                <w:szCs w:val="20"/>
-              </w:rPr>
-              <w:t>3. Hacer clic en "Ingresar".</w:t>
+              <w:t xml:space="preserve"> retorna 401 y el </w:t>
+            </w:r>
+            <w:proofErr w:type="spellStart"/>
+            <w:r>
+              <w:rPr>
+                <w:color w:val="1E293B"/>
+                <w:sz w:val="20"/>
+                <w:szCs w:val="20"/>
+              </w:rPr>
+              <w:t>frontend</w:t>
+            </w:r>
+            <w:proofErr w:type="spellEnd"/>
+            <w:r>
+              <w:rPr>
+                <w:color w:val="1E293B"/>
+                <w:sz w:val="20"/>
+                <w:szCs w:val="20"/>
+              </w:rPr>
+              <w:t xml:space="preserve"> muestra "El correo o la contraseña son incorrectos.".</w:t>
             </w:r>
           </w:p>
         </w:tc>
       </w:tr>
       <w:tr>
-        <w:tblPrEx>
-          <w:tblCellMar>
-            <w:top w:w="0" w:type="dxa"/>
-            <w:bottom w:w="0" w:type="dxa"/>
-          </w:tblCellMar>
-        </w:tblPrEx>
-        <w:tc>
-          <w:tcPr>
-            <w:tcW w:w="3000" w:type="dxa"/>
-            <w:tcBorders>
-              <w:top w:val="single" w:sz="1" w:space="0" w:color="CBD5E1"/>
-              <w:left w:val="single" w:sz="1" w:space="0" w:color="CBD5E1"/>
-              <w:bottom w:val="single" w:sz="1" w:space="0" w:color="CBD5E1"/>
-              <w:right w:val="single" w:sz="1" w:space="0" w:color="CBD5E1"/>
-            </w:tcBorders>
-            <w:shd w:val="clear" w:color="auto" w:fill="F4F7FA"/>
-            <w:tcMar>
-              <w:top w:w="60" w:type="dxa"/>
-              <w:left w:w="100" w:type="dxa"/>
-              <w:bottom w:w="60" w:type="dxa"/>
-              <w:right w:w="100" w:type="dxa"/>
-            </w:tcMar>
-            <w:vAlign w:val="center"/>
-          </w:tcPr>
-          <w:p>
-            <w:r>
-              <w:rPr>
-                <w:b/>
-                <w:bCs/>
-                <w:color w:val="1E293B"/>
-                <w:sz w:val="20"/>
-                <w:szCs w:val="20"/>
-              </w:rPr>
-              <w:t>Resultado esperado</w:t>
-            </w:r>
-          </w:p>
-        </w:tc>
-        <w:tc>
-          <w:tcPr>
-            <w:tcW w:w="6360" w:type="dxa"/>
-            <w:tcBorders>
-              <w:top w:val="single" w:sz="1" w:space="0" w:color="CBD5E1"/>
-              <w:left w:val="single" w:sz="1" w:space="0" w:color="CBD5E1"/>
-              <w:bottom w:val="single" w:sz="1" w:space="0" w:color="CBD5E1"/>
-              <w:right w:val="single" w:sz="1" w:space="0" w:color="CBD5E1"/>
-            </w:tcBorders>
-            <w:shd w:val="clear" w:color="auto" w:fill="FFFFFF"/>
-            <w:tcMar>
-              <w:top w:w="60" w:type="dxa"/>
-              <w:left w:w="100" w:type="dxa"/>
-              <w:bottom w:w="60" w:type="dxa"/>
-              <w:right w:w="100" w:type="dxa"/>
-            </w:tcMar>
-            <w:vAlign w:val="center"/>
-          </w:tcPr>
-          <w:p>
-            <w:r>
-              <w:rPr>
-                <w:color w:val="1E293B"/>
-                <w:sz w:val="20"/>
-                <w:szCs w:val="20"/>
-              </w:rPr>
-              <w:t xml:space="preserve">El </w:t>
-            </w:r>
-            <w:proofErr w:type="spellStart"/>
-            <w:r>
-              <w:rPr>
-                <w:color w:val="1E293B"/>
-                <w:sz w:val="20"/>
-                <w:szCs w:val="20"/>
-              </w:rPr>
-              <w:t>backend</w:t>
-            </w:r>
-            <w:proofErr w:type="spellEnd"/>
-            <w:r>
-              <w:rPr>
-                <w:color w:val="1E293B"/>
-                <w:sz w:val="20"/>
-                <w:szCs w:val="20"/>
-              </w:rPr>
-              <w:t xml:space="preserve"> retorna 401 y el </w:t>
-            </w:r>
-            <w:proofErr w:type="spellStart"/>
-            <w:r>
-              <w:rPr>
-                <w:color w:val="1E293B"/>
-                <w:sz w:val="20"/>
-                <w:szCs w:val="20"/>
-              </w:rPr>
-              <w:t>frontend</w:t>
-            </w:r>
-            <w:proofErr w:type="spellEnd"/>
-            <w:r>
-              <w:rPr>
-                <w:color w:val="1E293B"/>
-                <w:sz w:val="20"/>
-                <w:szCs w:val="20"/>
-              </w:rPr>
-              <w:t xml:space="preserve"> muestra "El correo o la contraseña son incorrectos.".</w:t>
-            </w:r>
-          </w:p>
-        </w:tc>
-      </w:tr>
-      <w:tr>
-        <w:tblPrEx>
-          <w:tblCellMar>
-            <w:top w:w="0" w:type="dxa"/>
-            <w:bottom w:w="0" w:type="dxa"/>
-          </w:tblCellMar>
-        </w:tblPrEx>
         <w:tc>
           <w:tcPr>
             <w:tcW w:w="3000" w:type="dxa"/>
@@ -13936,12 +13031,6 @@
         <w:gridCol w:w="6360"/>
       </w:tblGrid>
       <w:tr>
-        <w:tblPrEx>
-          <w:tblCellMar>
-            <w:top w:w="0" w:type="dxa"/>
-            <w:bottom w:w="0" w:type="dxa"/>
-          </w:tblCellMar>
-        </w:tblPrEx>
         <w:tc>
           <w:tcPr>
             <w:tcW w:w="3000" w:type="dxa"/>
@@ -14009,12 +13098,6 @@
         </w:tc>
       </w:tr>
       <w:tr>
-        <w:tblPrEx>
-          <w:tblCellMar>
-            <w:top w:w="0" w:type="dxa"/>
-            <w:bottom w:w="0" w:type="dxa"/>
-          </w:tblCellMar>
-        </w:tblPrEx>
         <w:tc>
           <w:tcPr>
             <w:tcW w:w="3000" w:type="dxa"/>
@@ -14042,7 +13125,7 @@
                 <w:sz w:val="20"/>
                 <w:szCs w:val="20"/>
               </w:rPr>
-              <w:t>¿Prueba de despliegue?</w:t>
+              <w:t>Descripción</w:t>
             </w:r>
           </w:p>
         </w:tc>
@@ -14067,24 +13150,34 @@
           <w:p>
             <w:r>
               <w:rPr>
-                <w:b/>
-                <w:bCs/>
-                <w:color w:val="64748B"/>
-                <w:sz w:val="20"/>
-                <w:szCs w:val="20"/>
-              </w:rPr>
-              <w:t>No</w:t>
+                <w:color w:val="1E293B"/>
+                <w:sz w:val="20"/>
+                <w:szCs w:val="20"/>
+              </w:rPr>
+              <w:t xml:space="preserve">Verifica que al cerrar sesión se elimine el token y los datos del usuario, actualizando la </w:t>
+            </w:r>
+            <w:proofErr w:type="spellStart"/>
+            <w:r>
+              <w:rPr>
+                <w:color w:val="1E293B"/>
+                <w:sz w:val="20"/>
+                <w:szCs w:val="20"/>
+              </w:rPr>
+              <w:t>Navbar</w:t>
+            </w:r>
+            <w:proofErr w:type="spellEnd"/>
+            <w:r>
+              <w:rPr>
+                <w:color w:val="1E293B"/>
+                <w:sz w:val="20"/>
+                <w:szCs w:val="20"/>
+              </w:rPr>
+              <w:t>.</w:t>
             </w:r>
           </w:p>
         </w:tc>
       </w:tr>
       <w:tr>
-        <w:tblPrEx>
-          <w:tblCellMar>
-            <w:top w:w="0" w:type="dxa"/>
-            <w:bottom w:w="0" w:type="dxa"/>
-          </w:tblCellMar>
-        </w:tblPrEx>
         <w:tc>
           <w:tcPr>
             <w:tcW w:w="3000" w:type="dxa"/>
@@ -14112,7 +13205,7 @@
                 <w:sz w:val="20"/>
                 <w:szCs w:val="20"/>
               </w:rPr>
-              <w:t>Descripción</w:t>
+              <w:t>Prerrequisitos</w:t>
             </w:r>
           </w:p>
         </w:tc>
@@ -14141,36 +13234,12 @@
                 <w:sz w:val="20"/>
                 <w:szCs w:val="20"/>
               </w:rPr>
-              <w:t xml:space="preserve">Verifica que al cerrar sesión se elimine el token y los datos del usuario, actualizando la </w:t>
-            </w:r>
-            <w:proofErr w:type="spellStart"/>
-            <w:r>
-              <w:rPr>
-                <w:color w:val="1E293B"/>
-                <w:sz w:val="20"/>
-                <w:szCs w:val="20"/>
-              </w:rPr>
-              <w:t>Navbar</w:t>
-            </w:r>
-            <w:proofErr w:type="spellEnd"/>
-            <w:r>
-              <w:rPr>
-                <w:color w:val="1E293B"/>
-                <w:sz w:val="20"/>
-                <w:szCs w:val="20"/>
-              </w:rPr>
-              <w:t>.</w:t>
+              <w:t>Usuario con sesión activa.</w:t>
             </w:r>
           </w:p>
         </w:tc>
       </w:tr>
       <w:tr>
-        <w:tblPrEx>
-          <w:tblCellMar>
-            <w:top w:w="0" w:type="dxa"/>
-            <w:bottom w:w="0" w:type="dxa"/>
-          </w:tblCellMar>
-        </w:tblPrEx>
         <w:tc>
           <w:tcPr>
             <w:tcW w:w="3000" w:type="dxa"/>
@@ -14198,7 +13267,7 @@
                 <w:sz w:val="20"/>
                 <w:szCs w:val="20"/>
               </w:rPr>
-              <w:t>Prerrequisitos</w:t>
+              <w:t>Pasos</w:t>
             </w:r>
           </w:p>
         </w:tc>
@@ -14227,18 +13296,22 @@
                 <w:sz w:val="20"/>
                 <w:szCs w:val="20"/>
               </w:rPr>
-              <w:t>Usuario con sesión activa.</w:t>
+              <w:t>1. Hacer clic en el menú de perfil.</w:t>
+            </w:r>
+          </w:p>
+          <w:p>
+            <w:r>
+              <w:rPr>
+                <w:color w:val="1E293B"/>
+                <w:sz w:val="20"/>
+                <w:szCs w:val="20"/>
+              </w:rPr>
+              <w:t>2. Seleccionar "Cerrar Sesión".</w:t>
             </w:r>
           </w:p>
         </w:tc>
       </w:tr>
       <w:tr>
-        <w:tblPrEx>
-          <w:tblCellMar>
-            <w:top w:w="0" w:type="dxa"/>
-            <w:bottom w:w="0" w:type="dxa"/>
-          </w:tblCellMar>
-        </w:tblPrEx>
         <w:tc>
           <w:tcPr>
             <w:tcW w:w="3000" w:type="dxa"/>
@@ -14266,7 +13339,7 @@
                 <w:sz w:val="20"/>
                 <w:szCs w:val="20"/>
               </w:rPr>
-              <w:t>Pasos</w:t>
+              <w:t>Resultado esperado</w:t>
             </w:r>
           </w:p>
         </w:tc>
@@ -14295,168 +13368,84 @@
                 <w:sz w:val="20"/>
                 <w:szCs w:val="20"/>
               </w:rPr>
-              <w:t>1. Hacer clic en el menú de perfil.</w:t>
-            </w:r>
-          </w:p>
-          <w:p>
-            <w:r>
-              <w:rPr>
-                <w:color w:val="1E293B"/>
-                <w:sz w:val="20"/>
-                <w:szCs w:val="20"/>
-              </w:rPr>
-              <w:t>2. Seleccionar "Cerrar Sesión".</w:t>
+              <w:t>Se eliminan "token" y "</w:t>
+            </w:r>
+            <w:proofErr w:type="spellStart"/>
+            <w:r>
+              <w:rPr>
+                <w:color w:val="1E293B"/>
+                <w:sz w:val="20"/>
+                <w:szCs w:val="20"/>
+              </w:rPr>
+              <w:t>usuarioLogueado</w:t>
+            </w:r>
+            <w:proofErr w:type="spellEnd"/>
+            <w:r>
+              <w:rPr>
+                <w:color w:val="1E293B"/>
+                <w:sz w:val="20"/>
+                <w:szCs w:val="20"/>
+              </w:rPr>
+              <w:t xml:space="preserve">" de </w:t>
+            </w:r>
+            <w:proofErr w:type="spellStart"/>
+            <w:r>
+              <w:rPr>
+                <w:color w:val="1E293B"/>
+                <w:sz w:val="20"/>
+                <w:szCs w:val="20"/>
+              </w:rPr>
+              <w:t>localStorage</w:t>
+            </w:r>
+            <w:proofErr w:type="spellEnd"/>
+            <w:r>
+              <w:rPr>
+                <w:color w:val="1E293B"/>
+                <w:sz w:val="20"/>
+                <w:szCs w:val="20"/>
+              </w:rPr>
+              <w:t>, se dispara el evento "</w:t>
+            </w:r>
+            <w:proofErr w:type="spellStart"/>
+            <w:r>
+              <w:rPr>
+                <w:color w:val="1E293B"/>
+                <w:sz w:val="20"/>
+                <w:szCs w:val="20"/>
+              </w:rPr>
+              <w:t>usuarioLogueado</w:t>
+            </w:r>
+            <w:proofErr w:type="spellEnd"/>
+            <w:r>
+              <w:rPr>
+                <w:color w:val="1E293B"/>
+                <w:sz w:val="20"/>
+                <w:szCs w:val="20"/>
+              </w:rPr>
+              <w:t xml:space="preserve">" y la </w:t>
+            </w:r>
+            <w:proofErr w:type="spellStart"/>
+            <w:r>
+              <w:rPr>
+                <w:color w:val="1E293B"/>
+                <w:sz w:val="20"/>
+                <w:szCs w:val="20"/>
+              </w:rPr>
+              <w:t>Navbar</w:t>
+            </w:r>
+            <w:proofErr w:type="spellEnd"/>
+            <w:r>
+              <w:rPr>
+                <w:color w:val="1E293B"/>
+                <w:sz w:val="20"/>
+                <w:szCs w:val="20"/>
+              </w:rPr>
+              <w:t xml:space="preserve"> vuelve a mostrar "INGRESAR".</w:t>
             </w:r>
           </w:p>
         </w:tc>
       </w:tr>
       <w:tr>
-        <w:tblPrEx>
-          <w:tblCellMar>
-            <w:top w:w="0" w:type="dxa"/>
-            <w:bottom w:w="0" w:type="dxa"/>
-          </w:tblCellMar>
-        </w:tblPrEx>
-        <w:tc>
-          <w:tcPr>
-            <w:tcW w:w="3000" w:type="dxa"/>
-            <w:tcBorders>
-              <w:top w:val="single" w:sz="1" w:space="0" w:color="CBD5E1"/>
-              <w:left w:val="single" w:sz="1" w:space="0" w:color="CBD5E1"/>
-              <w:bottom w:val="single" w:sz="1" w:space="0" w:color="CBD5E1"/>
-              <w:right w:val="single" w:sz="1" w:space="0" w:color="CBD5E1"/>
-            </w:tcBorders>
-            <w:shd w:val="clear" w:color="auto" w:fill="F4F7FA"/>
-            <w:tcMar>
-              <w:top w:w="60" w:type="dxa"/>
-              <w:left w:w="100" w:type="dxa"/>
-              <w:bottom w:w="60" w:type="dxa"/>
-              <w:right w:w="100" w:type="dxa"/>
-            </w:tcMar>
-            <w:vAlign w:val="center"/>
-          </w:tcPr>
-          <w:p>
-            <w:r>
-              <w:rPr>
-                <w:b/>
-                <w:bCs/>
-                <w:color w:val="1E293B"/>
-                <w:sz w:val="20"/>
-                <w:szCs w:val="20"/>
-              </w:rPr>
-              <w:t>Resultado esperado</w:t>
-            </w:r>
-          </w:p>
-        </w:tc>
-        <w:tc>
-          <w:tcPr>
-            <w:tcW w:w="6360" w:type="dxa"/>
-            <w:tcBorders>
-              <w:top w:val="single" w:sz="1" w:space="0" w:color="CBD5E1"/>
-              <w:left w:val="single" w:sz="1" w:space="0" w:color="CBD5E1"/>
-              <w:bottom w:val="single" w:sz="1" w:space="0" w:color="CBD5E1"/>
-              <w:right w:val="single" w:sz="1" w:space="0" w:color="CBD5E1"/>
-            </w:tcBorders>
-            <w:shd w:val="clear" w:color="auto" w:fill="FFFFFF"/>
-            <w:tcMar>
-              <w:top w:w="60" w:type="dxa"/>
-              <w:left w:w="100" w:type="dxa"/>
-              <w:bottom w:w="60" w:type="dxa"/>
-              <w:right w:w="100" w:type="dxa"/>
-            </w:tcMar>
-            <w:vAlign w:val="center"/>
-          </w:tcPr>
-          <w:p>
-            <w:r>
-              <w:rPr>
-                <w:color w:val="1E293B"/>
-                <w:sz w:val="20"/>
-                <w:szCs w:val="20"/>
-              </w:rPr>
-              <w:t>Se eliminan "token" y "</w:t>
-            </w:r>
-            <w:proofErr w:type="spellStart"/>
-            <w:r>
-              <w:rPr>
-                <w:color w:val="1E293B"/>
-                <w:sz w:val="20"/>
-                <w:szCs w:val="20"/>
-              </w:rPr>
-              <w:t>usuarioLogueado</w:t>
-            </w:r>
-            <w:proofErr w:type="spellEnd"/>
-            <w:r>
-              <w:rPr>
-                <w:color w:val="1E293B"/>
-                <w:sz w:val="20"/>
-                <w:szCs w:val="20"/>
-              </w:rPr>
-              <w:t xml:space="preserve">" de </w:t>
-            </w:r>
-            <w:proofErr w:type="spellStart"/>
-            <w:r>
-              <w:rPr>
-                <w:color w:val="1E293B"/>
-                <w:sz w:val="20"/>
-                <w:szCs w:val="20"/>
-              </w:rPr>
-              <w:t>localStorage</w:t>
-            </w:r>
-            <w:proofErr w:type="spellEnd"/>
-            <w:r>
-              <w:rPr>
-                <w:color w:val="1E293B"/>
-                <w:sz w:val="20"/>
-                <w:szCs w:val="20"/>
-              </w:rPr>
-              <w:t>, se dispara el evento "</w:t>
-            </w:r>
-            <w:proofErr w:type="spellStart"/>
-            <w:r>
-              <w:rPr>
-                <w:color w:val="1E293B"/>
-                <w:sz w:val="20"/>
-                <w:szCs w:val="20"/>
-              </w:rPr>
-              <w:t>usuarioLogueado</w:t>
-            </w:r>
-            <w:proofErr w:type="spellEnd"/>
-            <w:r>
-              <w:rPr>
-                <w:color w:val="1E293B"/>
-                <w:sz w:val="20"/>
-                <w:szCs w:val="20"/>
-              </w:rPr>
-              <w:t xml:space="preserve">" y la </w:t>
-            </w:r>
-            <w:proofErr w:type="spellStart"/>
-            <w:r>
-              <w:rPr>
-                <w:color w:val="1E293B"/>
-                <w:sz w:val="20"/>
-                <w:szCs w:val="20"/>
-              </w:rPr>
-              <w:t>Navbar</w:t>
-            </w:r>
-            <w:proofErr w:type="spellEnd"/>
-            <w:r>
-              <w:rPr>
-                <w:color w:val="1E293B"/>
-                <w:sz w:val="20"/>
-                <w:szCs w:val="20"/>
-              </w:rPr>
-              <w:t xml:space="preserve"> vuelve a mostrar "INGRESAR".</w:t>
-            </w:r>
-          </w:p>
-        </w:tc>
-      </w:tr>
-      <w:tr>
-        <w:tblPrEx>
-          <w:tblCellMar>
-            <w:top w:w="0" w:type="dxa"/>
-            <w:bottom w:w="0" w:type="dxa"/>
-          </w:tblCellMar>
-        </w:tblPrEx>
         <w:tc>
           <w:tcPr>
             <w:tcW w:w="3000" w:type="dxa"/>
@@ -14570,12 +13559,6 @@
         <w:gridCol w:w="6360"/>
       </w:tblGrid>
       <w:tr>
-        <w:tblPrEx>
-          <w:tblCellMar>
-            <w:top w:w="0" w:type="dxa"/>
-            <w:bottom w:w="0" w:type="dxa"/>
-          </w:tblCellMar>
-        </w:tblPrEx>
         <w:tc>
           <w:tcPr>
             <w:tcW w:w="3000" w:type="dxa"/>
@@ -14643,12 +13626,6 @@
         </w:tc>
       </w:tr>
       <w:tr>
-        <w:tblPrEx>
-          <w:tblCellMar>
-            <w:top w:w="0" w:type="dxa"/>
-            <w:bottom w:w="0" w:type="dxa"/>
-          </w:tblCellMar>
-        </w:tblPrEx>
         <w:tc>
           <w:tcPr>
             <w:tcW w:w="3000" w:type="dxa"/>
@@ -14676,7 +13653,7 @@
                 <w:sz w:val="20"/>
                 <w:szCs w:val="20"/>
               </w:rPr>
-              <w:t>¿Prueba de despliegue?</w:t>
+              <w:t>Descripción</w:t>
             </w:r>
           </w:p>
         </w:tc>
@@ -14701,24 +13678,16 @@
           <w:p>
             <w:r>
               <w:rPr>
-                <w:b/>
-                <w:bCs/>
-                <w:color w:val="16A34A"/>
-                <w:sz w:val="20"/>
-                <w:szCs w:val="20"/>
-              </w:rPr>
-              <w:t>Sí</w:t>
+                <w:color w:val="1E293B"/>
+                <w:sz w:val="20"/>
+                <w:szCs w:val="20"/>
+              </w:rPr>
+              <w:t>Verifica que los bloques horarios mostrados en la Agenda coincidan exactamente con los registros de la tabla disponibilidad para la misma fecha y servicio.</w:t>
             </w:r>
           </w:p>
         </w:tc>
       </w:tr>
       <w:tr>
-        <w:tblPrEx>
-          <w:tblCellMar>
-            <w:top w:w="0" w:type="dxa"/>
-            <w:bottom w:w="0" w:type="dxa"/>
-          </w:tblCellMar>
-        </w:tblPrEx>
         <w:tc>
           <w:tcPr>
             <w:tcW w:w="3000" w:type="dxa"/>
@@ -14746,7 +13715,7 @@
                 <w:sz w:val="20"/>
                 <w:szCs w:val="20"/>
               </w:rPr>
-              <w:t>Descripción</w:t>
+              <w:t>Prerrequisitos</w:t>
             </w:r>
           </w:p>
         </w:tc>
@@ -14769,24 +13738,46 @@
             <w:vAlign w:val="center"/>
           </w:tcPr>
           <w:p>
-            <w:r>
-              <w:rPr>
-                <w:color w:val="1E293B"/>
-                <w:sz w:val="20"/>
-                <w:szCs w:val="20"/>
-              </w:rPr>
-              <w:t>Verifica que los bloques horarios mostrados en la Agenda coincidan exactamente con los registros de la tabla disponibilidad para la misma fecha y servicio.</w:t>
+            <w:proofErr w:type="gramStart"/>
+            <w:r>
+              <w:rPr>
+                <w:color w:val="1E293B"/>
+                <w:sz w:val="20"/>
+                <w:szCs w:val="20"/>
+              </w:rPr>
+              <w:t>Archivo .</w:t>
+            </w:r>
+            <w:proofErr w:type="spellStart"/>
+            <w:r>
+              <w:rPr>
+                <w:color w:val="1E293B"/>
+                <w:sz w:val="20"/>
+                <w:szCs w:val="20"/>
+              </w:rPr>
+              <w:t>env</w:t>
+            </w:r>
+            <w:proofErr w:type="gramEnd"/>
+            <w:r>
+              <w:rPr>
+                <w:color w:val="1E293B"/>
+                <w:sz w:val="20"/>
+                <w:szCs w:val="20"/>
+              </w:rPr>
+              <w:t>.local</w:t>
+            </w:r>
+            <w:proofErr w:type="spellEnd"/>
+            <w:r>
+              <w:rPr>
+                <w:color w:val="1E293B"/>
+                <w:sz w:val="20"/>
+                <w:szCs w:val="20"/>
+              </w:rPr>
+              <w:t xml:space="preserve"> configurado.</w:t>
             </w:r>
           </w:p>
         </w:tc>
       </w:tr>
       <w:tr>
-        <w:tblPrEx>
-          <w:tblCellMar>
-            <w:top w:w="0" w:type="dxa"/>
-            <w:bottom w:w="0" w:type="dxa"/>
-          </w:tblCellMar>
-        </w:tblPrEx>
         <w:tc>
           <w:tcPr>
             <w:tcW w:w="3000" w:type="dxa"/>
@@ -14814,7 +13805,7 @@
                 <w:sz w:val="20"/>
                 <w:szCs w:val="20"/>
               </w:rPr>
-              <w:t>Prerrequisitos</w:t>
+              <w:t>Pasos</w:t>
             </w:r>
           </w:p>
         </w:tc>
@@ -14843,7 +13834,27 @@
                 <w:sz w:val="20"/>
                 <w:szCs w:val="20"/>
               </w:rPr>
-              <w:t>Archivo .</w:t>
+              <w:t>1. Abrir /agenda.</w:t>
+            </w:r>
+          </w:p>
+          <w:p>
+            <w:r>
+              <w:rPr>
+                <w:color w:val="1E293B"/>
+                <w:sz w:val="20"/>
+                <w:szCs w:val="20"/>
+              </w:rPr>
+              <w:t>2. Seleccionar un servicio y una fecha sin registros previos.</w:t>
+            </w:r>
+          </w:p>
+          <w:p>
+            <w:r>
+              <w:rPr>
+                <w:color w:val="1E293B"/>
+                <w:sz w:val="20"/>
+                <w:szCs w:val="20"/>
+              </w:rPr>
+              <w:t xml:space="preserve">3. Consultar en MySQL </w:t>
             </w:r>
             <w:proofErr w:type="spellStart"/>
             <w:r>
@@ -14852,7 +13863,7 @@
                 <w:sz w:val="20"/>
                 <w:szCs w:val="20"/>
               </w:rPr>
-              <w:t>env.local</w:t>
+              <w:t>Workbench</w:t>
             </w:r>
             <w:proofErr w:type="spellEnd"/>
             <w:r>
@@ -14861,18 +13872,30 @@
                 <w:sz w:val="20"/>
                 <w:szCs w:val="20"/>
               </w:rPr>
-              <w:t xml:space="preserve"> configurado.</w:t>
+              <w:t xml:space="preserve"> la tabla disponibilidad filtrando por esa fecha y </w:t>
+            </w:r>
+            <w:proofErr w:type="spellStart"/>
+            <w:r>
+              <w:rPr>
+                <w:color w:val="1E293B"/>
+                <w:sz w:val="20"/>
+                <w:szCs w:val="20"/>
+              </w:rPr>
+              <w:t>servicio_id</w:t>
+            </w:r>
+            <w:proofErr w:type="spellEnd"/>
+            <w:r>
+              <w:rPr>
+                <w:color w:val="1E293B"/>
+                <w:sz w:val="20"/>
+                <w:szCs w:val="20"/>
+              </w:rPr>
+              <w:t>.</w:t>
             </w:r>
           </w:p>
         </w:tc>
       </w:tr>
       <w:tr>
-        <w:tblPrEx>
-          <w:tblCellMar>
-            <w:top w:w="0" w:type="dxa"/>
-            <w:bottom w:w="0" w:type="dxa"/>
-          </w:tblCellMar>
-        </w:tblPrEx>
         <w:tc>
           <w:tcPr>
             <w:tcW w:w="3000" w:type="dxa"/>
@@ -14900,7 +13923,7 @@
                 <w:sz w:val="20"/>
                 <w:szCs w:val="20"/>
               </w:rPr>
-              <w:t>Pasos</w:t>
+              <w:t>Resultado esperado</w:t>
             </w:r>
           </w:p>
         </w:tc>
@@ -14929,28 +13952,7 @@
                 <w:sz w:val="20"/>
                 <w:szCs w:val="20"/>
               </w:rPr>
-              <w:t>1. Abrir /agenda.</w:t>
-            </w:r>
-          </w:p>
-          <w:p>
-            <w:r>
-              <w:rPr>
-                <w:color w:val="1E293B"/>
-                <w:sz w:val="20"/>
-                <w:szCs w:val="20"/>
-              </w:rPr>
-              <w:t>2. Seleccionar un servicio y una fecha sin registros previos.</w:t>
-            </w:r>
-          </w:p>
-          <w:p>
-            <w:r>
-              <w:rPr>
-                <w:color w:val="1E293B"/>
-                <w:sz w:val="20"/>
-                <w:szCs w:val="20"/>
-              </w:rPr>
-              <w:lastRenderedPageBreak/>
-              <w:t xml:space="preserve">3. Consultar en MySQL </w:t>
+              <w:t xml:space="preserve">El </w:t>
             </w:r>
             <w:proofErr w:type="spellStart"/>
             <w:r>
@@ -14959,7 +13961,7 @@
                 <w:sz w:val="20"/>
                 <w:szCs w:val="20"/>
               </w:rPr>
-              <w:t>Workbench</w:t>
+              <w:t>frontend</w:t>
             </w:r>
             <w:proofErr w:type="spellEnd"/>
             <w:r>
@@ -14968,7 +13970,7 @@
                 <w:sz w:val="20"/>
                 <w:szCs w:val="20"/>
               </w:rPr>
-              <w:t xml:space="preserve"> la tabla disponibilidad filtrando por esa fecha y </w:t>
+              <w:t xml:space="preserve"> muestra 11 bloques de 1 hora (09:00 a 20:00) con </w:t>
             </w:r>
             <w:proofErr w:type="spellStart"/>
             <w:r>
@@ -14977,7 +13979,7 @@
                 <w:sz w:val="20"/>
                 <w:szCs w:val="20"/>
               </w:rPr>
-              <w:t>servicio_id</w:t>
+              <w:t>cupos_totales</w:t>
             </w:r>
             <w:proofErr w:type="spellEnd"/>
             <w:r>
@@ -14986,123 +13988,12 @@
                 <w:sz w:val="20"/>
                 <w:szCs w:val="20"/>
               </w:rPr>
-              <w:t>.</w:t>
+              <w:t>=1, idénticos a los 11 registros recién insertados en la base de datos.</w:t>
             </w:r>
           </w:p>
         </w:tc>
       </w:tr>
       <w:tr>
-        <w:tblPrEx>
-          <w:tblCellMar>
-            <w:top w:w="0" w:type="dxa"/>
-            <w:bottom w:w="0" w:type="dxa"/>
-          </w:tblCellMar>
-        </w:tblPrEx>
-        <w:tc>
-          <w:tcPr>
-            <w:tcW w:w="3000" w:type="dxa"/>
-            <w:tcBorders>
-              <w:top w:val="single" w:sz="1" w:space="0" w:color="CBD5E1"/>
-              <w:left w:val="single" w:sz="1" w:space="0" w:color="CBD5E1"/>
-              <w:bottom w:val="single" w:sz="1" w:space="0" w:color="CBD5E1"/>
-              <w:right w:val="single" w:sz="1" w:space="0" w:color="CBD5E1"/>
-            </w:tcBorders>
-            <w:shd w:val="clear" w:color="auto" w:fill="F4F7FA"/>
-            <w:tcMar>
-              <w:top w:w="60" w:type="dxa"/>
-              <w:left w:w="100" w:type="dxa"/>
-              <w:bottom w:w="60" w:type="dxa"/>
-              <w:right w:w="100" w:type="dxa"/>
-            </w:tcMar>
-            <w:vAlign w:val="center"/>
-          </w:tcPr>
-          <w:p>
-            <w:r>
-              <w:rPr>
-                <w:b/>
-                <w:bCs/>
-                <w:color w:val="1E293B"/>
-                <w:sz w:val="20"/>
-                <w:szCs w:val="20"/>
-              </w:rPr>
-              <w:lastRenderedPageBreak/>
-              <w:t>Resultado esperado</w:t>
-            </w:r>
-          </w:p>
-        </w:tc>
-        <w:tc>
-          <w:tcPr>
-            <w:tcW w:w="6360" w:type="dxa"/>
-            <w:tcBorders>
-              <w:top w:val="single" w:sz="1" w:space="0" w:color="CBD5E1"/>
-              <w:left w:val="single" w:sz="1" w:space="0" w:color="CBD5E1"/>
-              <w:bottom w:val="single" w:sz="1" w:space="0" w:color="CBD5E1"/>
-              <w:right w:val="single" w:sz="1" w:space="0" w:color="CBD5E1"/>
-            </w:tcBorders>
-            <w:shd w:val="clear" w:color="auto" w:fill="FFFFFF"/>
-            <w:tcMar>
-              <w:top w:w="60" w:type="dxa"/>
-              <w:left w:w="100" w:type="dxa"/>
-              <w:bottom w:w="60" w:type="dxa"/>
-              <w:right w:w="100" w:type="dxa"/>
-            </w:tcMar>
-            <w:vAlign w:val="center"/>
-          </w:tcPr>
-          <w:p>
-            <w:r>
-              <w:rPr>
-                <w:color w:val="1E293B"/>
-                <w:sz w:val="20"/>
-                <w:szCs w:val="20"/>
-              </w:rPr>
-              <w:t xml:space="preserve">El </w:t>
-            </w:r>
-            <w:proofErr w:type="spellStart"/>
-            <w:r>
-              <w:rPr>
-                <w:color w:val="1E293B"/>
-                <w:sz w:val="20"/>
-                <w:szCs w:val="20"/>
-              </w:rPr>
-              <w:t>frontend</w:t>
-            </w:r>
-            <w:proofErr w:type="spellEnd"/>
-            <w:r>
-              <w:rPr>
-                <w:color w:val="1E293B"/>
-                <w:sz w:val="20"/>
-                <w:szCs w:val="20"/>
-              </w:rPr>
-              <w:t xml:space="preserve"> muestra 11 bloques de 1 hora (09:00 a 20:00) con </w:t>
-            </w:r>
-            <w:proofErr w:type="spellStart"/>
-            <w:r>
-              <w:rPr>
-                <w:color w:val="1E293B"/>
-                <w:sz w:val="20"/>
-                <w:szCs w:val="20"/>
-              </w:rPr>
-              <w:t>cupos_totales</w:t>
-            </w:r>
-            <w:proofErr w:type="spellEnd"/>
-            <w:r>
-              <w:rPr>
-                <w:color w:val="1E293B"/>
-                <w:sz w:val="20"/>
-                <w:szCs w:val="20"/>
-              </w:rPr>
-              <w:t>=1, idénticos a los 11 registros recién insertados en la base de datos.</w:t>
-            </w:r>
-          </w:p>
-        </w:tc>
-      </w:tr>
-      <w:tr>
-        <w:tblPrEx>
-          <w:tblCellMar>
-            <w:top w:w="0" w:type="dxa"/>
-            <w:bottom w:w="0" w:type="dxa"/>
-          </w:tblCellMar>
-        </w:tblPrEx>
         <w:tc>
           <w:tcPr>
             <w:tcW w:w="3000" w:type="dxa"/>
@@ -15238,12 +14129,6 @@
         <w:gridCol w:w="6360"/>
       </w:tblGrid>
       <w:tr>
-        <w:tblPrEx>
-          <w:tblCellMar>
-            <w:top w:w="0" w:type="dxa"/>
-            <w:bottom w:w="0" w:type="dxa"/>
-          </w:tblCellMar>
-        </w:tblPrEx>
         <w:tc>
           <w:tcPr>
             <w:tcW w:w="3000" w:type="dxa"/>
@@ -15311,12 +14196,6 @@
         </w:tc>
       </w:tr>
       <w:tr>
-        <w:tblPrEx>
-          <w:tblCellMar>
-            <w:top w:w="0" w:type="dxa"/>
-            <w:bottom w:w="0" w:type="dxa"/>
-          </w:tblCellMar>
-        </w:tblPrEx>
         <w:tc>
           <w:tcPr>
             <w:tcW w:w="3000" w:type="dxa"/>
@@ -15344,7 +14223,7 @@
                 <w:sz w:val="20"/>
                 <w:szCs w:val="20"/>
               </w:rPr>
-              <w:t>¿Prueba de despliegue?</w:t>
+              <w:t>Descripción</w:t>
             </w:r>
           </w:p>
         </w:tc>
@@ -15369,24 +14248,16 @@
           <w:p>
             <w:r>
               <w:rPr>
-                <w:b/>
-                <w:bCs/>
-                <w:color w:val="64748B"/>
-                <w:sz w:val="20"/>
-                <w:szCs w:val="20"/>
-              </w:rPr>
-              <w:t>No</w:t>
+                <w:color w:val="1E293B"/>
+                <w:sz w:val="20"/>
+                <w:szCs w:val="20"/>
+              </w:rPr>
+              <w:t>Verifica que al cambiar el servicio seleccionado se actualice la grilla de horarios y se deshabiliten los bloques agotados.</w:t>
             </w:r>
           </w:p>
         </w:tc>
       </w:tr>
       <w:tr>
-        <w:tblPrEx>
-          <w:tblCellMar>
-            <w:top w:w="0" w:type="dxa"/>
-            <w:bottom w:w="0" w:type="dxa"/>
-          </w:tblCellMar>
-        </w:tblPrEx>
         <w:tc>
           <w:tcPr>
             <w:tcW w:w="3000" w:type="dxa"/>
@@ -15414,7 +14285,7 @@
                 <w:sz w:val="20"/>
                 <w:szCs w:val="20"/>
               </w:rPr>
-              <w:t>Descripción</w:t>
+              <w:t>Prerrequisitos</w:t>
             </w:r>
           </w:p>
         </w:tc>
@@ -15443,18 +14314,48 @@
                 <w:sz w:val="20"/>
                 <w:szCs w:val="20"/>
               </w:rPr>
-              <w:t>Verifica que al cambiar el servicio seleccionado se actualice la grilla de horarios y se deshabiliten los bloques agotados.</w:t>
+              <w:t xml:space="preserve">Al menos un bloque con </w:t>
+            </w:r>
+            <w:proofErr w:type="spellStart"/>
+            <w:r>
+              <w:rPr>
+                <w:color w:val="1E293B"/>
+                <w:sz w:val="20"/>
+                <w:szCs w:val="20"/>
+              </w:rPr>
+              <w:t>cupos_ocupados</w:t>
+            </w:r>
+            <w:proofErr w:type="spellEnd"/>
+            <w:r>
+              <w:rPr>
+                <w:color w:val="1E293B"/>
+                <w:sz w:val="20"/>
+                <w:szCs w:val="20"/>
+              </w:rPr>
+              <w:t xml:space="preserve"> = </w:t>
+            </w:r>
+            <w:proofErr w:type="spellStart"/>
+            <w:r>
+              <w:rPr>
+                <w:color w:val="1E293B"/>
+                <w:sz w:val="20"/>
+                <w:szCs w:val="20"/>
+              </w:rPr>
+              <w:t>cupos_totales</w:t>
+            </w:r>
+            <w:proofErr w:type="spellEnd"/>
+            <w:r>
+              <w:rPr>
+                <w:color w:val="1E293B"/>
+                <w:sz w:val="20"/>
+                <w:szCs w:val="20"/>
+              </w:rPr>
+              <w:t xml:space="preserve"> en la base de datos.</w:t>
             </w:r>
           </w:p>
         </w:tc>
       </w:tr>
       <w:tr>
-        <w:tblPrEx>
-          <w:tblCellMar>
-            <w:top w:w="0" w:type="dxa"/>
-            <w:bottom w:w="0" w:type="dxa"/>
-          </w:tblCellMar>
-        </w:tblPrEx>
         <w:tc>
           <w:tcPr>
             <w:tcW w:w="3000" w:type="dxa"/>
@@ -15482,7 +14383,7 @@
                 <w:sz w:val="20"/>
                 <w:szCs w:val="20"/>
               </w:rPr>
-              <w:t>Prerrequisitos</w:t>
+              <w:t>Pasos</w:t>
             </w:r>
           </w:p>
         </w:tc>
@@ -15511,54 +14412,33 @@
                 <w:sz w:val="20"/>
                 <w:szCs w:val="20"/>
               </w:rPr>
-              <w:t xml:space="preserve">Al menos un bloque con </w:t>
-            </w:r>
-            <w:proofErr w:type="spellStart"/>
-            <w:r>
-              <w:rPr>
-                <w:color w:val="1E293B"/>
-                <w:sz w:val="20"/>
-                <w:szCs w:val="20"/>
-              </w:rPr>
-              <w:t>cupos_ocupados</w:t>
-            </w:r>
-            <w:proofErr w:type="spellEnd"/>
-            <w:r>
-              <w:rPr>
-                <w:color w:val="1E293B"/>
-                <w:sz w:val="20"/>
-                <w:szCs w:val="20"/>
-              </w:rPr>
-              <w:t xml:space="preserve"> = </w:t>
-            </w:r>
-            <w:proofErr w:type="spellStart"/>
-            <w:r>
-              <w:rPr>
-                <w:color w:val="1E293B"/>
-                <w:sz w:val="20"/>
-                <w:szCs w:val="20"/>
-              </w:rPr>
-              <w:t>cupos_totales</w:t>
-            </w:r>
-            <w:proofErr w:type="spellEnd"/>
-            <w:r>
-              <w:rPr>
-                <w:color w:val="1E293B"/>
-                <w:sz w:val="20"/>
-                <w:szCs w:val="20"/>
-              </w:rPr>
-              <w:t xml:space="preserve"> en la base de datos.</w:t>
+              <w:t>1. En /agenda, seleccionar "Limpieza de Vidrios en Altura".</w:t>
+            </w:r>
+          </w:p>
+          <w:p>
+            <w:r>
+              <w:rPr>
+                <w:color w:val="1E293B"/>
+                <w:sz w:val="20"/>
+                <w:szCs w:val="20"/>
+              </w:rPr>
+              <w:t>2. Seleccionar una fecha con un bloque agotado.</w:t>
+            </w:r>
+          </w:p>
+          <w:p>
+            <w:r>
+              <w:rPr>
+                <w:color w:val="1E293B"/>
+                <w:sz w:val="20"/>
+                <w:szCs w:val="20"/>
+              </w:rPr>
+              <w:lastRenderedPageBreak/>
+              <w:t>3. Observar la grilla de horarios.</w:t>
             </w:r>
           </w:p>
         </w:tc>
       </w:tr>
       <w:tr>
-        <w:tblPrEx>
-          <w:tblCellMar>
-            <w:top w:w="0" w:type="dxa"/>
-            <w:bottom w:w="0" w:type="dxa"/>
-          </w:tblCellMar>
-        </w:tblPrEx>
         <w:tc>
           <w:tcPr>
             <w:tcW w:w="3000" w:type="dxa"/>
@@ -15586,7 +14466,8 @@
                 <w:sz w:val="20"/>
                 <w:szCs w:val="20"/>
               </w:rPr>
-              <w:t>Pasos</w:t>
+              <w:lastRenderedPageBreak/>
+              <w:t>Resultado esperado</w:t>
             </w:r>
           </w:p>
         </w:tc>
@@ -15615,106 +14496,12 @@
                 <w:sz w:val="20"/>
                 <w:szCs w:val="20"/>
               </w:rPr>
-              <w:t>1. En /agenda, seleccionar "Limpieza de Vidrios en Altura".</w:t>
-            </w:r>
-          </w:p>
-          <w:p>
-            <w:r>
-              <w:rPr>
-                <w:color w:val="1E293B"/>
-                <w:sz w:val="20"/>
-                <w:szCs w:val="20"/>
-              </w:rPr>
-              <w:t>2. Seleccionar una fecha con un bloque agotado.</w:t>
-            </w:r>
-          </w:p>
-          <w:p>
-            <w:r>
-              <w:rPr>
-                <w:color w:val="1E293B"/>
-                <w:sz w:val="20"/>
-                <w:szCs w:val="20"/>
-              </w:rPr>
-              <w:t>3. Observar la grilla de horarios.</w:t>
+              <w:t>El bloque agotado se muestra deshabilitado con la etiqueta "(Agotado)" y no puede seleccionarse.</w:t>
             </w:r>
           </w:p>
         </w:tc>
       </w:tr>
       <w:tr>
-        <w:tblPrEx>
-          <w:tblCellMar>
-            <w:top w:w="0" w:type="dxa"/>
-            <w:bottom w:w="0" w:type="dxa"/>
-          </w:tblCellMar>
-        </w:tblPrEx>
-        <w:tc>
-          <w:tcPr>
-            <w:tcW w:w="3000" w:type="dxa"/>
-            <w:tcBorders>
-              <w:top w:val="single" w:sz="1" w:space="0" w:color="CBD5E1"/>
-              <w:left w:val="single" w:sz="1" w:space="0" w:color="CBD5E1"/>
-              <w:bottom w:val="single" w:sz="1" w:space="0" w:color="CBD5E1"/>
-              <w:right w:val="single" w:sz="1" w:space="0" w:color="CBD5E1"/>
-            </w:tcBorders>
-            <w:shd w:val="clear" w:color="auto" w:fill="F4F7FA"/>
-            <w:tcMar>
-              <w:top w:w="60" w:type="dxa"/>
-              <w:left w:w="100" w:type="dxa"/>
-              <w:bottom w:w="60" w:type="dxa"/>
-              <w:right w:w="100" w:type="dxa"/>
-            </w:tcMar>
-            <w:vAlign w:val="center"/>
-          </w:tcPr>
-          <w:p>
-            <w:r>
-              <w:rPr>
-                <w:b/>
-                <w:bCs/>
-                <w:color w:val="1E293B"/>
-                <w:sz w:val="20"/>
-                <w:szCs w:val="20"/>
-              </w:rPr>
-              <w:t>Resultado esperado</w:t>
-            </w:r>
-          </w:p>
-        </w:tc>
-        <w:tc>
-          <w:tcPr>
-            <w:tcW w:w="6360" w:type="dxa"/>
-            <w:tcBorders>
-              <w:top w:val="single" w:sz="1" w:space="0" w:color="CBD5E1"/>
-              <w:left w:val="single" w:sz="1" w:space="0" w:color="CBD5E1"/>
-              <w:bottom w:val="single" w:sz="1" w:space="0" w:color="CBD5E1"/>
-              <w:right w:val="single" w:sz="1" w:space="0" w:color="CBD5E1"/>
-            </w:tcBorders>
-            <w:shd w:val="clear" w:color="auto" w:fill="FFFFFF"/>
-            <w:tcMar>
-              <w:top w:w="60" w:type="dxa"/>
-              <w:left w:w="100" w:type="dxa"/>
-              <w:bottom w:w="60" w:type="dxa"/>
-              <w:right w:w="100" w:type="dxa"/>
-            </w:tcMar>
-            <w:vAlign w:val="center"/>
-          </w:tcPr>
-          <w:p>
-            <w:r>
-              <w:rPr>
-                <w:color w:val="1E293B"/>
-                <w:sz w:val="20"/>
-                <w:szCs w:val="20"/>
-              </w:rPr>
-              <w:t>El bloque agotado se muestra deshabilitado con la etiqueta "(Agotado)" y no puede seleccionarse.</w:t>
-            </w:r>
-          </w:p>
-        </w:tc>
-      </w:tr>
-      <w:tr>
-        <w:tblPrEx>
-          <w:tblCellMar>
-            <w:top w:w="0" w:type="dxa"/>
-            <w:bottom w:w="0" w:type="dxa"/>
-          </w:tblCellMar>
-        </w:tblPrEx>
         <w:tc>
           <w:tcPr>
             <w:tcW w:w="3000" w:type="dxa"/>
@@ -15806,12 +14593,6 @@
         <w:gridCol w:w="6360"/>
       </w:tblGrid>
       <w:tr>
-        <w:tblPrEx>
-          <w:tblCellMar>
-            <w:top w:w="0" w:type="dxa"/>
-            <w:bottom w:w="0" w:type="dxa"/>
-          </w:tblCellMar>
-        </w:tblPrEx>
         <w:tc>
           <w:tcPr>
             <w:tcW w:w="3000" w:type="dxa"/>
@@ -15879,12 +14660,6 @@
         </w:tc>
       </w:tr>
       <w:tr>
-        <w:tblPrEx>
-          <w:tblCellMar>
-            <w:top w:w="0" w:type="dxa"/>
-            <w:bottom w:w="0" w:type="dxa"/>
-          </w:tblCellMar>
-        </w:tblPrEx>
         <w:tc>
           <w:tcPr>
             <w:tcW w:w="3000" w:type="dxa"/>
@@ -15912,7 +14687,7 @@
                 <w:sz w:val="20"/>
                 <w:szCs w:val="20"/>
               </w:rPr>
-              <w:t>¿Prueba de despliegue?</w:t>
+              <w:t>Descripción</w:t>
             </w:r>
           </w:p>
         </w:tc>
@@ -15937,24 +14712,16 @@
           <w:p>
             <w:r>
               <w:rPr>
-                <w:b/>
-                <w:bCs/>
-                <w:color w:val="16A34A"/>
-                <w:sz w:val="20"/>
-                <w:szCs w:val="20"/>
-              </w:rPr>
-              <w:t>Sí</w:t>
+                <w:color w:val="1E293B"/>
+                <w:sz w:val="20"/>
+                <w:szCs w:val="20"/>
+              </w:rPr>
+              <w:t>Verifica el flujo completo de agendamiento para un usuario con sesión iniciada, hasta la obtención del número de reserva.</w:t>
             </w:r>
           </w:p>
         </w:tc>
       </w:tr>
       <w:tr>
-        <w:tblPrEx>
-          <w:tblCellMar>
-            <w:top w:w="0" w:type="dxa"/>
-            <w:bottom w:w="0" w:type="dxa"/>
-          </w:tblCellMar>
-        </w:tblPrEx>
         <w:tc>
           <w:tcPr>
             <w:tcW w:w="3000" w:type="dxa"/>
@@ -15982,7 +14749,7 @@
                 <w:sz w:val="20"/>
                 <w:szCs w:val="20"/>
               </w:rPr>
-              <w:t>Descripción</w:t>
+              <w:t>Prerrequisitos</w:t>
             </w:r>
           </w:p>
         </w:tc>
@@ -16011,18 +14778,12 @@
                 <w:sz w:val="20"/>
                 <w:szCs w:val="20"/>
               </w:rPr>
-              <w:t>Verifica el flujo completo de agendamiento para un usuario con sesión iniciada, hasta la obtención del número de reserva.</w:t>
+              <w:t>Usuario con sesión iniciada; bloque horario con cupos disponibles.</w:t>
             </w:r>
           </w:p>
         </w:tc>
       </w:tr>
       <w:tr>
-        <w:tblPrEx>
-          <w:tblCellMar>
-            <w:top w:w="0" w:type="dxa"/>
-            <w:bottom w:w="0" w:type="dxa"/>
-          </w:tblCellMar>
-        </w:tblPrEx>
         <w:tc>
           <w:tcPr>
             <w:tcW w:w="3000" w:type="dxa"/>
@@ -16050,7 +14811,7 @@
                 <w:sz w:val="20"/>
                 <w:szCs w:val="20"/>
               </w:rPr>
-              <w:t>Prerrequisitos</w:t>
+              <w:t>Pasos</w:t>
             </w:r>
           </w:p>
         </w:tc>
@@ -16079,18 +14840,32 @@
                 <w:sz w:val="20"/>
                 <w:szCs w:val="20"/>
               </w:rPr>
-              <w:t>Usuario con sesión iniciada; bloque horario con cupos disponibles.</w:t>
+              <w:t>1. Seleccionar servicio, fecha y hora.</w:t>
+            </w:r>
+          </w:p>
+          <w:p>
+            <w:r>
+              <w:rPr>
+                <w:color w:val="1E293B"/>
+                <w:sz w:val="20"/>
+                <w:szCs w:val="20"/>
+              </w:rPr>
+              <w:t>2. Hacer clic en "CONTINUAR".</w:t>
+            </w:r>
+          </w:p>
+          <w:p>
+            <w:r>
+              <w:rPr>
+                <w:color w:val="1E293B"/>
+                <w:sz w:val="20"/>
+                <w:szCs w:val="20"/>
+              </w:rPr>
+              <w:t>3. Hacer clic en "CONFIRMAR MI AGENDAMIENTO".</w:t>
             </w:r>
           </w:p>
         </w:tc>
       </w:tr>
       <w:tr>
-        <w:tblPrEx>
-          <w:tblCellMar>
-            <w:top w:w="0" w:type="dxa"/>
-            <w:bottom w:w="0" w:type="dxa"/>
-          </w:tblCellMar>
-        </w:tblPrEx>
         <w:tc>
           <w:tcPr>
             <w:tcW w:w="3000" w:type="dxa"/>
@@ -16118,7 +14893,7 @@
                 <w:sz w:val="20"/>
                 <w:szCs w:val="20"/>
               </w:rPr>
-              <w:t>Pasos</w:t>
+              <w:t>Resultado esperado</w:t>
             </w:r>
           </w:p>
         </w:tc>
@@ -16147,142 +14922,48 @@
                 <w:sz w:val="20"/>
                 <w:szCs w:val="20"/>
               </w:rPr>
-              <w:t>1. Seleccionar servicio, fecha y hora.</w:t>
-            </w:r>
-          </w:p>
-          <w:p>
-            <w:r>
-              <w:rPr>
-                <w:color w:val="1E293B"/>
-                <w:sz w:val="20"/>
-                <w:szCs w:val="20"/>
-              </w:rPr>
-              <w:t>2. Hacer clic en "CONTINUAR".</w:t>
-            </w:r>
-          </w:p>
-          <w:p>
-            <w:r>
-              <w:rPr>
-                <w:color w:val="1E293B"/>
-                <w:sz w:val="20"/>
-                <w:szCs w:val="20"/>
-              </w:rPr>
-              <w:t>3. Hacer clic en "CONFIRMAR MI AGENDAMIENTO".</w:t>
+              <w:t xml:space="preserve">POST /reservas retorna 201 </w:t>
+            </w:r>
+            <w:proofErr w:type="spellStart"/>
+            <w:r>
+              <w:rPr>
+                <w:color w:val="1E293B"/>
+                <w:sz w:val="20"/>
+                <w:szCs w:val="20"/>
+              </w:rPr>
+              <w:t>Created</w:t>
+            </w:r>
+            <w:proofErr w:type="spellEnd"/>
+            <w:r>
+              <w:rPr>
+                <w:color w:val="1E293B"/>
+                <w:sz w:val="20"/>
+                <w:szCs w:val="20"/>
+              </w:rPr>
+              <w:t xml:space="preserve">; se incrementa </w:t>
+            </w:r>
+            <w:proofErr w:type="spellStart"/>
+            <w:r>
+              <w:rPr>
+                <w:color w:val="1E293B"/>
+                <w:sz w:val="20"/>
+                <w:szCs w:val="20"/>
+              </w:rPr>
+              <w:t>cuposOcupados</w:t>
+            </w:r>
+            <w:proofErr w:type="spellEnd"/>
+            <w:r>
+              <w:rPr>
+                <w:color w:val="1E293B"/>
+                <w:sz w:val="20"/>
+                <w:szCs w:val="20"/>
+              </w:rPr>
+              <w:t xml:space="preserve"> en 1; se muestra el modal con el número CFD-{id}.</w:t>
             </w:r>
           </w:p>
         </w:tc>
       </w:tr>
       <w:tr>
-        <w:tblPrEx>
-          <w:tblCellMar>
-            <w:top w:w="0" w:type="dxa"/>
-            <w:bottom w:w="0" w:type="dxa"/>
-          </w:tblCellMar>
-        </w:tblPrEx>
-        <w:tc>
-          <w:tcPr>
-            <w:tcW w:w="3000" w:type="dxa"/>
-            <w:tcBorders>
-              <w:top w:val="single" w:sz="1" w:space="0" w:color="CBD5E1"/>
-              <w:left w:val="single" w:sz="1" w:space="0" w:color="CBD5E1"/>
-              <w:bottom w:val="single" w:sz="1" w:space="0" w:color="CBD5E1"/>
-              <w:right w:val="single" w:sz="1" w:space="0" w:color="CBD5E1"/>
-            </w:tcBorders>
-            <w:shd w:val="clear" w:color="auto" w:fill="F4F7FA"/>
-            <w:tcMar>
-              <w:top w:w="60" w:type="dxa"/>
-              <w:left w:w="100" w:type="dxa"/>
-              <w:bottom w:w="60" w:type="dxa"/>
-              <w:right w:w="100" w:type="dxa"/>
-            </w:tcMar>
-            <w:vAlign w:val="center"/>
-          </w:tcPr>
-          <w:p>
-            <w:r>
-              <w:rPr>
-                <w:b/>
-                <w:bCs/>
-                <w:color w:val="1E293B"/>
-                <w:sz w:val="20"/>
-                <w:szCs w:val="20"/>
-              </w:rPr>
-              <w:t>Resultado esperado</w:t>
-            </w:r>
-          </w:p>
-        </w:tc>
-        <w:tc>
-          <w:tcPr>
-            <w:tcW w:w="6360" w:type="dxa"/>
-            <w:tcBorders>
-              <w:top w:val="single" w:sz="1" w:space="0" w:color="CBD5E1"/>
-              <w:left w:val="single" w:sz="1" w:space="0" w:color="CBD5E1"/>
-              <w:bottom w:val="single" w:sz="1" w:space="0" w:color="CBD5E1"/>
-              <w:right w:val="single" w:sz="1" w:space="0" w:color="CBD5E1"/>
-            </w:tcBorders>
-            <w:shd w:val="clear" w:color="auto" w:fill="FFFFFF"/>
-            <w:tcMar>
-              <w:top w:w="60" w:type="dxa"/>
-              <w:left w:w="100" w:type="dxa"/>
-              <w:bottom w:w="60" w:type="dxa"/>
-              <w:right w:w="100" w:type="dxa"/>
-            </w:tcMar>
-            <w:vAlign w:val="center"/>
-          </w:tcPr>
-          <w:p>
-            <w:r>
-              <w:rPr>
-                <w:color w:val="1E293B"/>
-                <w:sz w:val="20"/>
-                <w:szCs w:val="20"/>
-              </w:rPr>
-              <w:t xml:space="preserve">POST /reservas retorna 201 </w:t>
-            </w:r>
-            <w:proofErr w:type="spellStart"/>
-            <w:r>
-              <w:rPr>
-                <w:color w:val="1E293B"/>
-                <w:sz w:val="20"/>
-                <w:szCs w:val="20"/>
-              </w:rPr>
-              <w:t>Created</w:t>
-            </w:r>
-            <w:proofErr w:type="spellEnd"/>
-            <w:r>
-              <w:rPr>
-                <w:color w:val="1E293B"/>
-                <w:sz w:val="20"/>
-                <w:szCs w:val="20"/>
-              </w:rPr>
-              <w:t xml:space="preserve">; se incrementa </w:t>
-            </w:r>
-            <w:proofErr w:type="spellStart"/>
-            <w:r>
-              <w:rPr>
-                <w:color w:val="1E293B"/>
-                <w:sz w:val="20"/>
-                <w:szCs w:val="20"/>
-              </w:rPr>
-              <w:t>cuposOcupados</w:t>
-            </w:r>
-            <w:proofErr w:type="spellEnd"/>
-            <w:r>
-              <w:rPr>
-                <w:color w:val="1E293B"/>
-                <w:sz w:val="20"/>
-                <w:szCs w:val="20"/>
-              </w:rPr>
-              <w:t xml:space="preserve"> en 1; se muestra el modal con el número CFD-{id}.</w:t>
-            </w:r>
-          </w:p>
-        </w:tc>
-      </w:tr>
-      <w:tr>
-        <w:tblPrEx>
-          <w:tblCellMar>
-            <w:top w:w="0" w:type="dxa"/>
-            <w:bottom w:w="0" w:type="dxa"/>
-          </w:tblCellMar>
-        </w:tblPrEx>
         <w:tc>
           <w:tcPr>
             <w:tcW w:w="3000" w:type="dxa"/>
@@ -16374,12 +15055,6 @@
         <w:gridCol w:w="6360"/>
       </w:tblGrid>
       <w:tr>
-        <w:tblPrEx>
-          <w:tblCellMar>
-            <w:top w:w="0" w:type="dxa"/>
-            <w:bottom w:w="0" w:type="dxa"/>
-          </w:tblCellMar>
-        </w:tblPrEx>
         <w:tc>
           <w:tcPr>
             <w:tcW w:w="3000" w:type="dxa"/>
@@ -16447,12 +15122,6 @@
         </w:tc>
       </w:tr>
       <w:tr>
-        <w:tblPrEx>
-          <w:tblCellMar>
-            <w:top w:w="0" w:type="dxa"/>
-            <w:bottom w:w="0" w:type="dxa"/>
-          </w:tblCellMar>
-        </w:tblPrEx>
         <w:tc>
           <w:tcPr>
             <w:tcW w:w="3000" w:type="dxa"/>
@@ -16480,7 +15149,7 @@
                 <w:sz w:val="20"/>
                 <w:szCs w:val="20"/>
               </w:rPr>
-              <w:t>¿Prueba de despliegue?</w:t>
+              <w:t>Descripción</w:t>
             </w:r>
           </w:p>
         </w:tc>
@@ -16505,24 +15174,16 @@
           <w:p>
             <w:r>
               <w:rPr>
-                <w:b/>
-                <w:bCs/>
-                <w:color w:val="64748B"/>
-                <w:sz w:val="20"/>
-                <w:szCs w:val="20"/>
-              </w:rPr>
-              <w:t>No</w:t>
+                <w:color w:val="1E293B"/>
+                <w:sz w:val="20"/>
+                <w:szCs w:val="20"/>
+              </w:rPr>
+              <w:t>Verifica que el sistema rechace una reserva cuando el bloque horario ya está completo.</w:t>
             </w:r>
           </w:p>
         </w:tc>
       </w:tr>
       <w:tr>
-        <w:tblPrEx>
-          <w:tblCellMar>
-            <w:top w:w="0" w:type="dxa"/>
-            <w:bottom w:w="0" w:type="dxa"/>
-          </w:tblCellMar>
-        </w:tblPrEx>
         <w:tc>
           <w:tcPr>
             <w:tcW w:w="3000" w:type="dxa"/>
@@ -16550,7 +15211,7 @@
                 <w:sz w:val="20"/>
                 <w:szCs w:val="20"/>
               </w:rPr>
-              <w:t>Descripción</w:t>
+              <w:t>Prerrequisitos</w:t>
             </w:r>
           </w:p>
         </w:tc>
@@ -16579,18 +15240,48 @@
                 <w:sz w:val="20"/>
                 <w:szCs w:val="20"/>
               </w:rPr>
-              <w:t>Verifica que el sistema rechace una reserva cuando el bloque horario ya está completo.</w:t>
+              <w:t xml:space="preserve">Bloque con </w:t>
+            </w:r>
+            <w:proofErr w:type="spellStart"/>
+            <w:r>
+              <w:rPr>
+                <w:color w:val="1E293B"/>
+                <w:sz w:val="20"/>
+                <w:szCs w:val="20"/>
+              </w:rPr>
+              <w:t>cuposOcupados</w:t>
+            </w:r>
+            <w:proofErr w:type="spellEnd"/>
+            <w:r>
+              <w:rPr>
+                <w:color w:val="1E293B"/>
+                <w:sz w:val="20"/>
+                <w:szCs w:val="20"/>
+              </w:rPr>
+              <w:t xml:space="preserve"> = </w:t>
+            </w:r>
+            <w:proofErr w:type="spellStart"/>
+            <w:r>
+              <w:rPr>
+                <w:color w:val="1E293B"/>
+                <w:sz w:val="20"/>
+                <w:szCs w:val="20"/>
+              </w:rPr>
+              <w:t>cuposTotales</w:t>
+            </w:r>
+            <w:proofErr w:type="spellEnd"/>
+            <w:r>
+              <w:rPr>
+                <w:color w:val="1E293B"/>
+                <w:sz w:val="20"/>
+                <w:szCs w:val="20"/>
+              </w:rPr>
+              <w:t>.</w:t>
             </w:r>
           </w:p>
         </w:tc>
       </w:tr>
       <w:tr>
-        <w:tblPrEx>
-          <w:tblCellMar>
-            <w:top w:w="0" w:type="dxa"/>
-            <w:bottom w:w="0" w:type="dxa"/>
-          </w:tblCellMar>
-        </w:tblPrEx>
         <w:tc>
           <w:tcPr>
             <w:tcW w:w="3000" w:type="dxa"/>
@@ -16618,7 +15309,7 @@
                 <w:sz w:val="20"/>
                 <w:szCs w:val="20"/>
               </w:rPr>
-              <w:t>Prerrequisitos</w:t>
+              <w:t>Pasos</w:t>
             </w:r>
           </w:p>
         </w:tc>
@@ -16647,7 +15338,7 @@
                 <w:sz w:val="20"/>
                 <w:szCs w:val="20"/>
               </w:rPr>
-              <w:t xml:space="preserve">Bloque con </w:t>
+              <w:t xml:space="preserve">1. Identificar el </w:t>
             </w:r>
             <w:proofErr w:type="spellStart"/>
             <w:r>
@@ -16656,7 +15347,7 @@
                 <w:sz w:val="20"/>
                 <w:szCs w:val="20"/>
               </w:rPr>
-              <w:t>cuposOcupados</w:t>
+              <w:t>disponibilidadId</w:t>
             </w:r>
             <w:proofErr w:type="spellEnd"/>
             <w:r>
@@ -16665,7 +15356,17 @@
                 <w:sz w:val="20"/>
                 <w:szCs w:val="20"/>
               </w:rPr>
-              <w:t xml:space="preserve"> = </w:t>
+              <w:t xml:space="preserve"> de un bloque agotado.</w:t>
+            </w:r>
+          </w:p>
+          <w:p>
+            <w:r>
+              <w:rPr>
+                <w:color w:val="1E293B"/>
+                <w:sz w:val="20"/>
+                <w:szCs w:val="20"/>
+              </w:rPr>
+              <w:t xml:space="preserve">2. Enviar POST /reservas con ese </w:t>
             </w:r>
             <w:proofErr w:type="spellStart"/>
             <w:r>
@@ -16674,7 +15375,7 @@
                 <w:sz w:val="20"/>
                 <w:szCs w:val="20"/>
               </w:rPr>
-              <w:t>cuposTotales</w:t>
+              <w:t>disponibilidadId</w:t>
             </w:r>
             <w:proofErr w:type="spellEnd"/>
             <w:r>
@@ -16683,18 +15384,12 @@
                 <w:sz w:val="20"/>
                 <w:szCs w:val="20"/>
               </w:rPr>
-              <w:t>.</w:t>
+              <w:t xml:space="preserve"> desde Postman.</w:t>
             </w:r>
           </w:p>
         </w:tc>
       </w:tr>
       <w:tr>
-        <w:tblPrEx>
-          <w:tblCellMar>
-            <w:top w:w="0" w:type="dxa"/>
-            <w:bottom w:w="0" w:type="dxa"/>
-          </w:tblCellMar>
-        </w:tblPrEx>
         <w:tc>
           <w:tcPr>
             <w:tcW w:w="3000" w:type="dxa"/>
@@ -16722,7 +15417,7 @@
                 <w:sz w:val="20"/>
                 <w:szCs w:val="20"/>
               </w:rPr>
-              <w:t>Pasos</w:t>
+              <w:t>Resultado esperado</w:t>
             </w:r>
           </w:p>
         </w:tc>
@@ -16751,7 +15446,7 @@
                 <w:sz w:val="20"/>
                 <w:szCs w:val="20"/>
               </w:rPr>
-              <w:t xml:space="preserve">1. Identificar el </w:t>
+              <w:t xml:space="preserve">El </w:t>
             </w:r>
             <w:proofErr w:type="spellStart"/>
             <w:r>
@@ -16760,7 +15455,7 @@
                 <w:sz w:val="20"/>
                 <w:szCs w:val="20"/>
               </w:rPr>
-              <w:t>disponibilidadId</w:t>
+              <w:t>backend</w:t>
             </w:r>
             <w:proofErr w:type="spellEnd"/>
             <w:r>
@@ -16769,17 +15464,7 @@
                 <w:sz w:val="20"/>
                 <w:szCs w:val="20"/>
               </w:rPr>
-              <w:t xml:space="preserve"> de un bloque agotado.</w:t>
-            </w:r>
-          </w:p>
-          <w:p>
-            <w:r>
-              <w:rPr>
-                <w:color w:val="1E293B"/>
-                <w:sz w:val="20"/>
-                <w:szCs w:val="20"/>
-              </w:rPr>
-              <w:t xml:space="preserve">2. Enviar POST /reservas con ese </w:t>
+              <w:t xml:space="preserve"> retorna 400 Bad </w:t>
             </w:r>
             <w:proofErr w:type="spellStart"/>
             <w:r>
@@ -16788,7 +15473,7 @@
                 <w:sz w:val="20"/>
                 <w:szCs w:val="20"/>
               </w:rPr>
-              <w:t>disponibilidadId</w:t>
+              <w:t>Request</w:t>
             </w:r>
             <w:proofErr w:type="spellEnd"/>
             <w:r>
@@ -16797,18 +15482,12 @@
                 <w:sz w:val="20"/>
                 <w:szCs w:val="20"/>
               </w:rPr>
-              <w:t xml:space="preserve"> desde Postman.</w:t>
+              <w:t xml:space="preserve"> con el mensaje "Lo sentimos, ya no hay cupos disponibles para este horario.".</w:t>
             </w:r>
           </w:p>
         </w:tc>
       </w:tr>
       <w:tr>
-        <w:tblPrEx>
-          <w:tblCellMar>
-            <w:top w:w="0" w:type="dxa"/>
-            <w:bottom w:w="0" w:type="dxa"/>
-          </w:tblCellMar>
-        </w:tblPrEx>
         <w:tc>
           <w:tcPr>
             <w:tcW w:w="3000" w:type="dxa"/>
@@ -16818,110 +15497,6 @@
               <w:bottom w:val="single" w:sz="1" w:space="0" w:color="CBD5E1"/>
               <w:right w:val="single" w:sz="1" w:space="0" w:color="CBD5E1"/>
             </w:tcBorders>
-            <w:shd w:val="clear" w:color="auto" w:fill="F4F7FA"/>
-            <w:tcMar>
-              <w:top w:w="60" w:type="dxa"/>
-              <w:left w:w="100" w:type="dxa"/>
-              <w:bottom w:w="60" w:type="dxa"/>
-              <w:right w:w="100" w:type="dxa"/>
-            </w:tcMar>
-            <w:vAlign w:val="center"/>
-          </w:tcPr>
-          <w:p>
-            <w:r>
-              <w:rPr>
-                <w:b/>
-                <w:bCs/>
-                <w:color w:val="1E293B"/>
-                <w:sz w:val="20"/>
-                <w:szCs w:val="20"/>
-              </w:rPr>
-              <w:t>Resultado esperado</w:t>
-            </w:r>
-          </w:p>
-        </w:tc>
-        <w:tc>
-          <w:tcPr>
-            <w:tcW w:w="6360" w:type="dxa"/>
-            <w:tcBorders>
-              <w:top w:val="single" w:sz="1" w:space="0" w:color="CBD5E1"/>
-              <w:left w:val="single" w:sz="1" w:space="0" w:color="CBD5E1"/>
-              <w:bottom w:val="single" w:sz="1" w:space="0" w:color="CBD5E1"/>
-              <w:right w:val="single" w:sz="1" w:space="0" w:color="CBD5E1"/>
-            </w:tcBorders>
-            <w:shd w:val="clear" w:color="auto" w:fill="FFFFFF"/>
-            <w:tcMar>
-              <w:top w:w="60" w:type="dxa"/>
-              <w:left w:w="100" w:type="dxa"/>
-              <w:bottom w:w="60" w:type="dxa"/>
-              <w:right w:w="100" w:type="dxa"/>
-            </w:tcMar>
-            <w:vAlign w:val="center"/>
-          </w:tcPr>
-          <w:p>
-            <w:r>
-              <w:rPr>
-                <w:color w:val="1E293B"/>
-                <w:sz w:val="20"/>
-                <w:szCs w:val="20"/>
-              </w:rPr>
-              <w:t xml:space="preserve">El </w:t>
-            </w:r>
-            <w:proofErr w:type="spellStart"/>
-            <w:r>
-              <w:rPr>
-                <w:color w:val="1E293B"/>
-                <w:sz w:val="20"/>
-                <w:szCs w:val="20"/>
-              </w:rPr>
-              <w:t>backend</w:t>
-            </w:r>
-            <w:proofErr w:type="spellEnd"/>
-            <w:r>
-              <w:rPr>
-                <w:color w:val="1E293B"/>
-                <w:sz w:val="20"/>
-                <w:szCs w:val="20"/>
-              </w:rPr>
-              <w:t xml:space="preserve"> retorna 400 Bad </w:t>
-            </w:r>
-            <w:proofErr w:type="spellStart"/>
-            <w:r>
-              <w:rPr>
-                <w:color w:val="1E293B"/>
-                <w:sz w:val="20"/>
-                <w:szCs w:val="20"/>
-              </w:rPr>
-              <w:t>Request</w:t>
-            </w:r>
-            <w:proofErr w:type="spellEnd"/>
-            <w:r>
-              <w:rPr>
-                <w:color w:val="1E293B"/>
-                <w:sz w:val="20"/>
-                <w:szCs w:val="20"/>
-              </w:rPr>
-              <w:t xml:space="preserve"> con el mensaje "Lo sentimos, ya no hay cupos disponibles para este horario.".</w:t>
-            </w:r>
-          </w:p>
-        </w:tc>
-      </w:tr>
-      <w:tr>
-        <w:tblPrEx>
-          <w:tblCellMar>
-            <w:top w:w="0" w:type="dxa"/>
-            <w:bottom w:w="0" w:type="dxa"/>
-          </w:tblCellMar>
-        </w:tblPrEx>
-        <w:tc>
-          <w:tcPr>
-            <w:tcW w:w="3000" w:type="dxa"/>
-            <w:tcBorders>
-              <w:top w:val="single" w:sz="1" w:space="0" w:color="CBD5E1"/>
-              <w:left w:val="single" w:sz="1" w:space="0" w:color="CBD5E1"/>
-              <w:bottom w:val="single" w:sz="1" w:space="0" w:color="CBD5E1"/>
-              <w:right w:val="single" w:sz="1" w:space="0" w:color="CBD5E1"/>
-            </w:tcBorders>
             <w:shd w:val="clear" w:color="auto" w:fill="ECFDF5"/>
             <w:tcMar>
               <w:top w:w="60" w:type="dxa"/>
@@ -16940,7 +15515,6 @@
                 <w:sz w:val="20"/>
                 <w:szCs w:val="20"/>
               </w:rPr>
-              <w:lastRenderedPageBreak/>
               <w:t>Resultado obtenido</w:t>
             </w:r>
           </w:p>
@@ -17027,12 +15601,6 @@
         <w:gridCol w:w="6360"/>
       </w:tblGrid>
       <w:tr>
-        <w:tblPrEx>
-          <w:tblCellMar>
-            <w:top w:w="0" w:type="dxa"/>
-            <w:bottom w:w="0" w:type="dxa"/>
-          </w:tblCellMar>
-        </w:tblPrEx>
         <w:tc>
           <w:tcPr>
             <w:tcW w:w="3000" w:type="dxa"/>
@@ -17100,12 +15668,6 @@
         </w:tc>
       </w:tr>
       <w:tr>
-        <w:tblPrEx>
-          <w:tblCellMar>
-            <w:top w:w="0" w:type="dxa"/>
-            <w:bottom w:w="0" w:type="dxa"/>
-          </w:tblCellMar>
-        </w:tblPrEx>
         <w:tc>
           <w:tcPr>
             <w:tcW w:w="3000" w:type="dxa"/>
@@ -17133,7 +15695,7 @@
                 <w:sz w:val="20"/>
                 <w:szCs w:val="20"/>
               </w:rPr>
-              <w:t>¿Prueba de despliegue?</w:t>
+              <w:t>Descripción</w:t>
             </w:r>
           </w:p>
         </w:tc>
@@ -17158,24 +15720,16 @@
           <w:p>
             <w:r>
               <w:rPr>
-                <w:b/>
-                <w:bCs/>
-                <w:color w:val="16A34A"/>
-                <w:sz w:val="20"/>
-                <w:szCs w:val="20"/>
-              </w:rPr>
-              <w:t>Sí</w:t>
+                <w:color w:val="1E293B"/>
+                <w:sz w:val="20"/>
+                <w:szCs w:val="20"/>
+              </w:rPr>
+              <w:t>Verifica que al ingresar a /perfil se precarguen correctamente nombre, apellido, correo (solo lectura), teléfono y dirección del usuario autenticado.</w:t>
             </w:r>
           </w:p>
         </w:tc>
       </w:tr>
       <w:tr>
-        <w:tblPrEx>
-          <w:tblCellMar>
-            <w:top w:w="0" w:type="dxa"/>
-            <w:bottom w:w="0" w:type="dxa"/>
-          </w:tblCellMar>
-        </w:tblPrEx>
         <w:tc>
           <w:tcPr>
             <w:tcW w:w="3000" w:type="dxa"/>
@@ -17203,7 +15757,7 @@
                 <w:sz w:val="20"/>
                 <w:szCs w:val="20"/>
               </w:rPr>
-              <w:t>Descripción</w:t>
+              <w:t>Prerrequisitos</w:t>
             </w:r>
           </w:p>
         </w:tc>
@@ -17232,18 +15786,12 @@
                 <w:sz w:val="20"/>
                 <w:szCs w:val="20"/>
               </w:rPr>
-              <w:t>Verifica que al ingresar a /perfil se precarguen correctamente nombre, apellido, correo (solo lectura), teléfono y dirección del usuario autenticado.</w:t>
+              <w:t>Usuario cliente con sesión iniciada.</w:t>
             </w:r>
           </w:p>
         </w:tc>
       </w:tr>
       <w:tr>
-        <w:tblPrEx>
-          <w:tblCellMar>
-            <w:top w:w="0" w:type="dxa"/>
-            <w:bottom w:w="0" w:type="dxa"/>
-          </w:tblCellMar>
-        </w:tblPrEx>
         <w:tc>
           <w:tcPr>
             <w:tcW w:w="3000" w:type="dxa"/>
@@ -17271,7 +15819,7 @@
                 <w:sz w:val="20"/>
                 <w:szCs w:val="20"/>
               </w:rPr>
-              <w:t>Prerrequisitos</w:t>
+              <w:t>Pasos</w:t>
             </w:r>
           </w:p>
         </w:tc>
@@ -17300,18 +15848,32 @@
                 <w:sz w:val="20"/>
                 <w:szCs w:val="20"/>
               </w:rPr>
-              <w:t>Usuario cliente con sesión iniciada.</w:t>
+              <w:t>1. Iniciar sesión como cliente.</w:t>
+            </w:r>
+          </w:p>
+          <w:p>
+            <w:r>
+              <w:rPr>
+                <w:color w:val="1E293B"/>
+                <w:sz w:val="20"/>
+                <w:szCs w:val="20"/>
+              </w:rPr>
+              <w:t>2. Abrir el menú de perfil → "Mi Perfil".</w:t>
+            </w:r>
+          </w:p>
+          <w:p>
+            <w:r>
+              <w:rPr>
+                <w:color w:val="1E293B"/>
+                <w:sz w:val="20"/>
+                <w:szCs w:val="20"/>
+              </w:rPr>
+              <w:t>3. Verificar que los campos se llenen con los datos reales de GET /usuarios/{id}.</w:t>
             </w:r>
           </w:p>
         </w:tc>
       </w:tr>
       <w:tr>
-        <w:tblPrEx>
-          <w:tblCellMar>
-            <w:top w:w="0" w:type="dxa"/>
-            <w:bottom w:w="0" w:type="dxa"/>
-          </w:tblCellMar>
-        </w:tblPrEx>
         <w:tc>
           <w:tcPr>
             <w:tcW w:w="3000" w:type="dxa"/>
@@ -17339,7 +15901,7 @@
                 <w:sz w:val="20"/>
                 <w:szCs w:val="20"/>
               </w:rPr>
-              <w:t>Pasos</w:t>
+              <w:t>Resultado esperado</w:t>
             </w:r>
           </w:p>
         </w:tc>
@@ -17368,106 +15930,12 @@
                 <w:sz w:val="20"/>
                 <w:szCs w:val="20"/>
               </w:rPr>
-              <w:t>1. Iniciar sesión como cliente.</w:t>
-            </w:r>
-          </w:p>
-          <w:p>
-            <w:r>
-              <w:rPr>
-                <w:color w:val="1E293B"/>
-                <w:sz w:val="20"/>
-                <w:szCs w:val="20"/>
-              </w:rPr>
-              <w:t>2. Abrir el menú de perfil → "Mi Perfil".</w:t>
-            </w:r>
-          </w:p>
-          <w:p>
-            <w:r>
-              <w:rPr>
-                <w:color w:val="1E293B"/>
-                <w:sz w:val="20"/>
-                <w:szCs w:val="20"/>
-              </w:rPr>
-              <w:t>3. Verificar que los campos se llenen con los datos reales de GET /usuarios/{id}.</w:t>
+              <w:t>El formulario muestra los datos reales del usuario; el campo correo aparece deshabilitado (no editable).</w:t>
             </w:r>
           </w:p>
         </w:tc>
       </w:tr>
       <w:tr>
-        <w:tblPrEx>
-          <w:tblCellMar>
-            <w:top w:w="0" w:type="dxa"/>
-            <w:bottom w:w="0" w:type="dxa"/>
-          </w:tblCellMar>
-        </w:tblPrEx>
-        <w:tc>
-          <w:tcPr>
-            <w:tcW w:w="3000" w:type="dxa"/>
-            <w:tcBorders>
-              <w:top w:val="single" w:sz="1" w:space="0" w:color="CBD5E1"/>
-              <w:left w:val="single" w:sz="1" w:space="0" w:color="CBD5E1"/>
-              <w:bottom w:val="single" w:sz="1" w:space="0" w:color="CBD5E1"/>
-              <w:right w:val="single" w:sz="1" w:space="0" w:color="CBD5E1"/>
-            </w:tcBorders>
-            <w:shd w:val="clear" w:color="auto" w:fill="F4F7FA"/>
-            <w:tcMar>
-              <w:top w:w="60" w:type="dxa"/>
-              <w:left w:w="100" w:type="dxa"/>
-              <w:bottom w:w="60" w:type="dxa"/>
-              <w:right w:w="100" w:type="dxa"/>
-            </w:tcMar>
-            <w:vAlign w:val="center"/>
-          </w:tcPr>
-          <w:p>
-            <w:r>
-              <w:rPr>
-                <w:b/>
-                <w:bCs/>
-                <w:color w:val="1E293B"/>
-                <w:sz w:val="20"/>
-                <w:szCs w:val="20"/>
-              </w:rPr>
-              <w:t>Resultado esperado</w:t>
-            </w:r>
-          </w:p>
-        </w:tc>
-        <w:tc>
-          <w:tcPr>
-            <w:tcW w:w="6360" w:type="dxa"/>
-            <w:tcBorders>
-              <w:top w:val="single" w:sz="1" w:space="0" w:color="CBD5E1"/>
-              <w:left w:val="single" w:sz="1" w:space="0" w:color="CBD5E1"/>
-              <w:bottom w:val="single" w:sz="1" w:space="0" w:color="CBD5E1"/>
-              <w:right w:val="single" w:sz="1" w:space="0" w:color="CBD5E1"/>
-            </w:tcBorders>
-            <w:shd w:val="clear" w:color="auto" w:fill="FFFFFF"/>
-            <w:tcMar>
-              <w:top w:w="60" w:type="dxa"/>
-              <w:left w:w="100" w:type="dxa"/>
-              <w:bottom w:w="60" w:type="dxa"/>
-              <w:right w:w="100" w:type="dxa"/>
-            </w:tcMar>
-            <w:vAlign w:val="center"/>
-          </w:tcPr>
-          <w:p>
-            <w:r>
-              <w:rPr>
-                <w:color w:val="1E293B"/>
-                <w:sz w:val="20"/>
-                <w:szCs w:val="20"/>
-              </w:rPr>
-              <w:t>El formulario muestra los datos reales del usuario; el campo correo aparece deshabilitado (no editable).</w:t>
-            </w:r>
-          </w:p>
-        </w:tc>
-      </w:tr>
-      <w:tr>
-        <w:tblPrEx>
-          <w:tblCellMar>
-            <w:top w:w="0" w:type="dxa"/>
-            <w:bottom w:w="0" w:type="dxa"/>
-          </w:tblCellMar>
-        </w:tblPrEx>
         <w:tc>
           <w:tcPr>
             <w:tcW w:w="3000" w:type="dxa"/>
@@ -17559,12 +16027,6 @@
         <w:gridCol w:w="6360"/>
       </w:tblGrid>
       <w:tr>
-        <w:tblPrEx>
-          <w:tblCellMar>
-            <w:top w:w="0" w:type="dxa"/>
-            <w:bottom w:w="0" w:type="dxa"/>
-          </w:tblCellMar>
-        </w:tblPrEx>
         <w:tc>
           <w:tcPr>
             <w:tcW w:w="3000" w:type="dxa"/>
@@ -17632,12 +16094,6 @@
         </w:tc>
       </w:tr>
       <w:tr>
-        <w:tblPrEx>
-          <w:tblCellMar>
-            <w:top w:w="0" w:type="dxa"/>
-            <w:bottom w:w="0" w:type="dxa"/>
-          </w:tblCellMar>
-        </w:tblPrEx>
         <w:tc>
           <w:tcPr>
             <w:tcW w:w="3000" w:type="dxa"/>
@@ -17665,7 +16121,8 @@
                 <w:sz w:val="20"/>
                 <w:szCs w:val="20"/>
               </w:rPr>
-              <w:t>¿Prueba de despliegue?</w:t>
+              <w:lastRenderedPageBreak/>
+              <w:t>Descripción</w:t>
             </w:r>
           </w:p>
         </w:tc>
@@ -17690,24 +16147,16 @@
           <w:p>
             <w:r>
               <w:rPr>
-                <w:b/>
-                <w:bCs/>
-                <w:color w:val="16A34A"/>
-                <w:sz w:val="20"/>
-                <w:szCs w:val="20"/>
-              </w:rPr>
-              <w:t>Sí</w:t>
+                <w:color w:val="1E293B"/>
+                <w:sz w:val="20"/>
+                <w:szCs w:val="20"/>
+              </w:rPr>
+              <w:t>Verifica que el cliente pueda modificar nombre, apellido, teléfono y dirección, y que los cambios persistan sin afectar correo, contraseña ni rol.</w:t>
             </w:r>
           </w:p>
         </w:tc>
       </w:tr>
       <w:tr>
-        <w:tblPrEx>
-          <w:tblCellMar>
-            <w:top w:w="0" w:type="dxa"/>
-            <w:bottom w:w="0" w:type="dxa"/>
-          </w:tblCellMar>
-        </w:tblPrEx>
         <w:tc>
           <w:tcPr>
             <w:tcW w:w="3000" w:type="dxa"/>
@@ -17735,7 +16184,7 @@
                 <w:sz w:val="20"/>
                 <w:szCs w:val="20"/>
               </w:rPr>
-              <w:t>Descripción</w:t>
+              <w:t>Prerrequisitos</w:t>
             </w:r>
           </w:p>
         </w:tc>
@@ -17764,18 +16213,12 @@
                 <w:sz w:val="20"/>
                 <w:szCs w:val="20"/>
               </w:rPr>
-              <w:t>Verifica que el cliente pueda modificar nombre, apellido, teléfono y dirección, y que los cambios persistan sin afectar correo, contraseña ni rol.</w:t>
+              <w:t>Usuario cliente con sesión iniciada, en la pestaña "Mis Datos".</w:t>
             </w:r>
           </w:p>
         </w:tc>
       </w:tr>
       <w:tr>
-        <w:tblPrEx>
-          <w:tblCellMar>
-            <w:top w:w="0" w:type="dxa"/>
-            <w:bottom w:w="0" w:type="dxa"/>
-          </w:tblCellMar>
-        </w:tblPrEx>
         <w:tc>
           <w:tcPr>
             <w:tcW w:w="3000" w:type="dxa"/>
@@ -17803,7 +16246,7 @@
                 <w:sz w:val="20"/>
                 <w:szCs w:val="20"/>
               </w:rPr>
-              <w:t>Prerrequisitos</w:t>
+              <w:t>Pasos</w:t>
             </w:r>
           </w:p>
         </w:tc>
@@ -17832,18 +16275,50 @@
                 <w:sz w:val="20"/>
                 <w:szCs w:val="20"/>
               </w:rPr>
-              <w:t>Usuario cliente con sesión iniciada, en la pestaña "Mis Datos".</w:t>
+              <w:t>1. Modificar el campo "Teléfono".</w:t>
+            </w:r>
+          </w:p>
+          <w:p>
+            <w:r>
+              <w:rPr>
+                <w:color w:val="1E293B"/>
+                <w:sz w:val="20"/>
+                <w:szCs w:val="20"/>
+              </w:rPr>
+              <w:t>2. Hacer clic en "Guardar Cambios".</w:t>
+            </w:r>
+          </w:p>
+          <w:p>
+            <w:r>
+              <w:rPr>
+                <w:color w:val="1E293B"/>
+                <w:sz w:val="20"/>
+                <w:szCs w:val="20"/>
+              </w:rPr>
+              <w:t xml:space="preserve">3. Consultar la tabla usuarios en MySQL </w:t>
+            </w:r>
+            <w:proofErr w:type="spellStart"/>
+            <w:r>
+              <w:rPr>
+                <w:color w:val="1E293B"/>
+                <w:sz w:val="20"/>
+                <w:szCs w:val="20"/>
+              </w:rPr>
+              <w:t>Workbench</w:t>
+            </w:r>
+            <w:proofErr w:type="spellEnd"/>
+            <w:r>
+              <w:rPr>
+                <w:color w:val="1E293B"/>
+                <w:sz w:val="20"/>
+                <w:szCs w:val="20"/>
+              </w:rPr>
+              <w:t xml:space="preserve"> para el ID correspondiente.</w:t>
             </w:r>
           </w:p>
         </w:tc>
       </w:tr>
       <w:tr>
-        <w:tblPrEx>
-          <w:tblCellMar>
-            <w:top w:w="0" w:type="dxa"/>
-            <w:bottom w:w="0" w:type="dxa"/>
-          </w:tblCellMar>
-        </w:tblPrEx>
         <w:tc>
           <w:tcPr>
             <w:tcW w:w="3000" w:type="dxa"/>
@@ -17871,7 +16346,7 @@
                 <w:sz w:val="20"/>
                 <w:szCs w:val="20"/>
               </w:rPr>
-              <w:t>Pasos</w:t>
+              <w:t>Resultado esperado</w:t>
             </w:r>
           </w:p>
         </w:tc>
@@ -17900,27 +16375,7 @@
                 <w:sz w:val="20"/>
                 <w:szCs w:val="20"/>
               </w:rPr>
-              <w:t>1. Modificar el campo "Teléfono".</w:t>
-            </w:r>
-          </w:p>
-          <w:p>
-            <w:r>
-              <w:rPr>
-                <w:color w:val="1E293B"/>
-                <w:sz w:val="20"/>
-                <w:szCs w:val="20"/>
-              </w:rPr>
-              <w:t>2. Hacer clic en "Guardar Cambios".</w:t>
-            </w:r>
-          </w:p>
-          <w:p>
-            <w:r>
-              <w:rPr>
-                <w:color w:val="1E293B"/>
-                <w:sz w:val="20"/>
-                <w:szCs w:val="20"/>
-              </w:rPr>
-              <w:t xml:space="preserve">3. Consultar la tabla usuarios en MySQL </w:t>
+              <w:t xml:space="preserve">PUT /usuarios/{id} retorna 200 OK; el teléfono se actualiza en la base de datos; correo, </w:t>
             </w:r>
             <w:proofErr w:type="spellStart"/>
             <w:r>
@@ -17929,7 +16384,7 @@
                 <w:sz w:val="20"/>
                 <w:szCs w:val="20"/>
               </w:rPr>
-              <w:t>Workbench</w:t>
+              <w:t>passwordHash</w:t>
             </w:r>
             <w:proofErr w:type="spellEnd"/>
             <w:r>
@@ -17938,122 +16393,30 @@
                 <w:sz w:val="20"/>
                 <w:szCs w:val="20"/>
               </w:rPr>
-              <w:t xml:space="preserve"> para el ID correspondiente.</w:t>
+              <w:t xml:space="preserve"> y rol permanecen sin cambios. La </w:t>
+            </w:r>
+            <w:proofErr w:type="spellStart"/>
+            <w:r>
+              <w:rPr>
+                <w:color w:val="1E293B"/>
+                <w:sz w:val="20"/>
+                <w:szCs w:val="20"/>
+              </w:rPr>
+              <w:t>Navbar</w:t>
+            </w:r>
+            <w:proofErr w:type="spellEnd"/>
+            <w:r>
+              <w:rPr>
+                <w:color w:val="1E293B"/>
+                <w:sz w:val="20"/>
+                <w:szCs w:val="20"/>
+              </w:rPr>
+              <w:t xml:space="preserve"> refleja el nombre actualizado sin recargar.</w:t>
             </w:r>
           </w:p>
         </w:tc>
       </w:tr>
       <w:tr>
-        <w:tblPrEx>
-          <w:tblCellMar>
-            <w:top w:w="0" w:type="dxa"/>
-            <w:bottom w:w="0" w:type="dxa"/>
-          </w:tblCellMar>
-        </w:tblPrEx>
-        <w:tc>
-          <w:tcPr>
-            <w:tcW w:w="3000" w:type="dxa"/>
-            <w:tcBorders>
-              <w:top w:val="single" w:sz="1" w:space="0" w:color="CBD5E1"/>
-              <w:left w:val="single" w:sz="1" w:space="0" w:color="CBD5E1"/>
-              <w:bottom w:val="single" w:sz="1" w:space="0" w:color="CBD5E1"/>
-              <w:right w:val="single" w:sz="1" w:space="0" w:color="CBD5E1"/>
-            </w:tcBorders>
-            <w:shd w:val="clear" w:color="auto" w:fill="F4F7FA"/>
-            <w:tcMar>
-              <w:top w:w="60" w:type="dxa"/>
-              <w:left w:w="100" w:type="dxa"/>
-              <w:bottom w:w="60" w:type="dxa"/>
-              <w:right w:w="100" w:type="dxa"/>
-            </w:tcMar>
-            <w:vAlign w:val="center"/>
-          </w:tcPr>
-          <w:p>
-            <w:r>
-              <w:rPr>
-                <w:b/>
-                <w:bCs/>
-                <w:color w:val="1E293B"/>
-                <w:sz w:val="20"/>
-                <w:szCs w:val="20"/>
-              </w:rPr>
-              <w:t>Resultado esperado</w:t>
-            </w:r>
-          </w:p>
-        </w:tc>
-        <w:tc>
-          <w:tcPr>
-            <w:tcW w:w="6360" w:type="dxa"/>
-            <w:tcBorders>
-              <w:top w:val="single" w:sz="1" w:space="0" w:color="CBD5E1"/>
-              <w:left w:val="single" w:sz="1" w:space="0" w:color="CBD5E1"/>
-              <w:bottom w:val="single" w:sz="1" w:space="0" w:color="CBD5E1"/>
-              <w:right w:val="single" w:sz="1" w:space="0" w:color="CBD5E1"/>
-            </w:tcBorders>
-            <w:shd w:val="clear" w:color="auto" w:fill="FFFFFF"/>
-            <w:tcMar>
-              <w:top w:w="60" w:type="dxa"/>
-              <w:left w:w="100" w:type="dxa"/>
-              <w:bottom w:w="60" w:type="dxa"/>
-              <w:right w:w="100" w:type="dxa"/>
-            </w:tcMar>
-            <w:vAlign w:val="center"/>
-          </w:tcPr>
-          <w:p>
-            <w:r>
-              <w:rPr>
-                <w:color w:val="1E293B"/>
-                <w:sz w:val="20"/>
-                <w:szCs w:val="20"/>
-              </w:rPr>
-              <w:t xml:space="preserve">PUT /usuarios/{id} retorna 200 OK; el teléfono se actualiza en la base de datos; correo, </w:t>
-            </w:r>
-            <w:proofErr w:type="spellStart"/>
-            <w:r>
-              <w:rPr>
-                <w:color w:val="1E293B"/>
-                <w:sz w:val="20"/>
-                <w:szCs w:val="20"/>
-              </w:rPr>
-              <w:t>passwordHash</w:t>
-            </w:r>
-            <w:proofErr w:type="spellEnd"/>
-            <w:r>
-              <w:rPr>
-                <w:color w:val="1E293B"/>
-                <w:sz w:val="20"/>
-                <w:szCs w:val="20"/>
-              </w:rPr>
-              <w:t xml:space="preserve"> y rol permanecen sin cambios. La </w:t>
-            </w:r>
-            <w:proofErr w:type="spellStart"/>
-            <w:r>
-              <w:rPr>
-                <w:color w:val="1E293B"/>
-                <w:sz w:val="20"/>
-                <w:szCs w:val="20"/>
-              </w:rPr>
-              <w:t>Navbar</w:t>
-            </w:r>
-            <w:proofErr w:type="spellEnd"/>
-            <w:r>
-              <w:rPr>
-                <w:color w:val="1E293B"/>
-                <w:sz w:val="20"/>
-                <w:szCs w:val="20"/>
-              </w:rPr>
-              <w:t xml:space="preserve"> refleja el nombre actualizado sin recargar.</w:t>
-            </w:r>
-          </w:p>
-        </w:tc>
-      </w:tr>
-      <w:tr>
-        <w:tblPrEx>
-          <w:tblCellMar>
-            <w:top w:w="0" w:type="dxa"/>
-            <w:bottom w:w="0" w:type="dxa"/>
-          </w:tblCellMar>
-        </w:tblPrEx>
         <w:tc>
           <w:tcPr>
             <w:tcW w:w="3000" w:type="dxa"/>
@@ -18189,12 +16552,6 @@
         <w:gridCol w:w="6360"/>
       </w:tblGrid>
       <w:tr>
-        <w:tblPrEx>
-          <w:tblCellMar>
-            <w:top w:w="0" w:type="dxa"/>
-            <w:bottom w:w="0" w:type="dxa"/>
-          </w:tblCellMar>
-        </w:tblPrEx>
         <w:tc>
           <w:tcPr>
             <w:tcW w:w="3000" w:type="dxa"/>
@@ -18262,12 +16619,6 @@
         </w:tc>
       </w:tr>
       <w:tr>
-        <w:tblPrEx>
-          <w:tblCellMar>
-            <w:top w:w="0" w:type="dxa"/>
-            <w:bottom w:w="0" w:type="dxa"/>
-          </w:tblCellMar>
-        </w:tblPrEx>
         <w:tc>
           <w:tcPr>
             <w:tcW w:w="3000" w:type="dxa"/>
@@ -18295,7 +16646,7 @@
                 <w:sz w:val="20"/>
                 <w:szCs w:val="20"/>
               </w:rPr>
-              <w:t>¿Prueba de despliegue?</w:t>
+              <w:t>Descripción</w:t>
             </w:r>
           </w:p>
         </w:tc>
@@ -18320,24 +16671,16 @@
           <w:p>
             <w:r>
               <w:rPr>
-                <w:b/>
-                <w:bCs/>
-                <w:color w:val="16A34A"/>
-                <w:sz w:val="20"/>
-                <w:szCs w:val="20"/>
-              </w:rPr>
-              <w:t>Sí</w:t>
+                <w:color w:val="1E293B"/>
+                <w:sz w:val="20"/>
+                <w:szCs w:val="20"/>
+              </w:rPr>
+              <w:t>Verifica que la pestaña "Mis Agendamientos" de Mi Perfil muestre el historial real de reservas del cliente, con servicio, fecha, hora y estado.</w:t>
             </w:r>
           </w:p>
         </w:tc>
       </w:tr>
       <w:tr>
-        <w:tblPrEx>
-          <w:tblCellMar>
-            <w:top w:w="0" w:type="dxa"/>
-            <w:bottom w:w="0" w:type="dxa"/>
-          </w:tblCellMar>
-        </w:tblPrEx>
         <w:tc>
           <w:tcPr>
             <w:tcW w:w="3000" w:type="dxa"/>
@@ -18365,7 +16708,7 @@
                 <w:sz w:val="20"/>
                 <w:szCs w:val="20"/>
               </w:rPr>
-              <w:t>Descripción</w:t>
+              <w:t>Prerrequisitos</w:t>
             </w:r>
           </w:p>
         </w:tc>
@@ -18394,18 +16737,12 @@
                 <w:sz w:val="20"/>
                 <w:szCs w:val="20"/>
               </w:rPr>
-              <w:t>Verifica que la pestaña "Mis Agendamientos" de Mi Perfil muestre el historial real de reservas del cliente, con servicio, fecha, hora y estado.</w:t>
+              <w:t>Usuario cliente con al menos una reserva registrada.</w:t>
             </w:r>
           </w:p>
         </w:tc>
       </w:tr>
       <w:tr>
-        <w:tblPrEx>
-          <w:tblCellMar>
-            <w:top w:w="0" w:type="dxa"/>
-            <w:bottom w:w="0" w:type="dxa"/>
-          </w:tblCellMar>
-        </w:tblPrEx>
         <w:tc>
           <w:tcPr>
             <w:tcW w:w="3000" w:type="dxa"/>
@@ -18433,7 +16770,7 @@
                 <w:sz w:val="20"/>
                 <w:szCs w:val="20"/>
               </w:rPr>
-              <w:t>Prerrequisitos</w:t>
+              <w:t>Pasos</w:t>
             </w:r>
           </w:p>
         </w:tc>
@@ -18462,18 +16799,32 @@
                 <w:sz w:val="20"/>
                 <w:szCs w:val="20"/>
               </w:rPr>
-              <w:t>Usuario cliente con al menos una reserva registrada.</w:t>
+              <w:t>1. Ingresar a /perfil.</w:t>
+            </w:r>
+          </w:p>
+          <w:p>
+            <w:r>
+              <w:rPr>
+                <w:color w:val="1E293B"/>
+                <w:sz w:val="20"/>
+                <w:szCs w:val="20"/>
+              </w:rPr>
+              <w:t>2. Seleccionar la pestaña "Mis Agendamientos".</w:t>
+            </w:r>
+          </w:p>
+          <w:p>
+            <w:r>
+              <w:rPr>
+                <w:color w:val="1E293B"/>
+                <w:sz w:val="20"/>
+                <w:szCs w:val="20"/>
+              </w:rPr>
+              <w:t>3. Verificar que la lista coincida con GET /reservas/usuario/{id}.</w:t>
             </w:r>
           </w:p>
         </w:tc>
       </w:tr>
       <w:tr>
-        <w:tblPrEx>
-          <w:tblCellMar>
-            <w:top w:w="0" w:type="dxa"/>
-            <w:bottom w:w="0" w:type="dxa"/>
-          </w:tblCellMar>
-        </w:tblPrEx>
         <w:tc>
           <w:tcPr>
             <w:tcW w:w="3000" w:type="dxa"/>
@@ -18501,7 +16852,7 @@
                 <w:sz w:val="20"/>
                 <w:szCs w:val="20"/>
               </w:rPr>
-              <w:t>Pasos</w:t>
+              <w:t>Resultado esperado</w:t>
             </w:r>
           </w:p>
         </w:tc>
@@ -18530,38 +16881,12 @@
                 <w:sz w:val="20"/>
                 <w:szCs w:val="20"/>
               </w:rPr>
-              <w:t>1. Ingresar a /perfil.</w:t>
-            </w:r>
-          </w:p>
-          <w:p>
-            <w:r>
-              <w:rPr>
-                <w:color w:val="1E293B"/>
-                <w:sz w:val="20"/>
-                <w:szCs w:val="20"/>
-              </w:rPr>
-              <w:t>2. Seleccionar la pestaña "Mis Agendamientos".</w:t>
-            </w:r>
-          </w:p>
-          <w:p>
-            <w:r>
-              <w:rPr>
-                <w:color w:val="1E293B"/>
-                <w:sz w:val="20"/>
-                <w:szCs w:val="20"/>
-              </w:rPr>
-              <w:t>3. Verificar que la lista coincida con GET /reservas/usuario/{id}.</w:t>
+              <w:t>Se listan las reservas con el número CFD-{id}, nombre del servicio, fecha, hora y estado (confirmada/cancelada) con el color correspondiente.</w:t>
             </w:r>
           </w:p>
         </w:tc>
       </w:tr>
       <w:tr>
-        <w:tblPrEx>
-          <w:tblCellMar>
-            <w:top w:w="0" w:type="dxa"/>
-            <w:bottom w:w="0" w:type="dxa"/>
-          </w:tblCellMar>
-        </w:tblPrEx>
         <w:tc>
           <w:tcPr>
             <w:tcW w:w="3000" w:type="dxa"/>
@@ -18571,25 +16896,25 @@
               <w:bottom w:val="single" w:sz="1" w:space="0" w:color="CBD5E1"/>
               <w:right w:val="single" w:sz="1" w:space="0" w:color="CBD5E1"/>
             </w:tcBorders>
-            <w:shd w:val="clear" w:color="auto" w:fill="F4F7FA"/>
-            <w:tcMar>
-              <w:top w:w="60" w:type="dxa"/>
-              <w:left w:w="100" w:type="dxa"/>
-              <w:bottom w:w="60" w:type="dxa"/>
-              <w:right w:w="100" w:type="dxa"/>
-            </w:tcMar>
-            <w:vAlign w:val="center"/>
-          </w:tcPr>
-          <w:p>
-            <w:r>
-              <w:rPr>
-                <w:b/>
-                <w:bCs/>
-                <w:color w:val="1E293B"/>
-                <w:sz w:val="20"/>
-                <w:szCs w:val="20"/>
-              </w:rPr>
-              <w:t>Resultado esperado</w:t>
+            <w:shd w:val="clear" w:color="auto" w:fill="ECFDF5"/>
+            <w:tcMar>
+              <w:top w:w="60" w:type="dxa"/>
+              <w:left w:w="100" w:type="dxa"/>
+              <w:bottom w:w="60" w:type="dxa"/>
+              <w:right w:w="100" w:type="dxa"/>
+            </w:tcMar>
+            <w:vAlign w:val="center"/>
+          </w:tcPr>
+          <w:p>
+            <w:r>
+              <w:rPr>
+                <w:b/>
+                <w:bCs/>
+                <w:color w:val="1E293B"/>
+                <w:sz w:val="20"/>
+                <w:szCs w:val="20"/>
+              </w:rPr>
+              <w:t>Resultado obtenido</w:t>
             </w:r>
           </w:p>
         </w:tc>
@@ -18602,43 +16927,6 @@
               <w:bottom w:val="single" w:sz="1" w:space="0" w:color="CBD5E1"/>
               <w:right w:val="single" w:sz="1" w:space="0" w:color="CBD5E1"/>
             </w:tcBorders>
-            <w:shd w:val="clear" w:color="auto" w:fill="FFFFFF"/>
-            <w:tcMar>
-              <w:top w:w="60" w:type="dxa"/>
-              <w:left w:w="100" w:type="dxa"/>
-              <w:bottom w:w="60" w:type="dxa"/>
-              <w:right w:w="100" w:type="dxa"/>
-            </w:tcMar>
-            <w:vAlign w:val="center"/>
-          </w:tcPr>
-          <w:p>
-            <w:r>
-              <w:rPr>
-                <w:color w:val="1E293B"/>
-                <w:sz w:val="20"/>
-                <w:szCs w:val="20"/>
-              </w:rPr>
-              <w:t>Se listan las reservas con el número CFD-{id}, nombre del servicio, fecha, hora y una píldora de estado (confirmada/cancelada) con el color correspondiente.</w:t>
-            </w:r>
-          </w:p>
-        </w:tc>
-      </w:tr>
-      <w:tr>
-        <w:tblPrEx>
-          <w:tblCellMar>
-            <w:top w:w="0" w:type="dxa"/>
-            <w:bottom w:w="0" w:type="dxa"/>
-          </w:tblCellMar>
-        </w:tblPrEx>
-        <w:tc>
-          <w:tcPr>
-            <w:tcW w:w="3000" w:type="dxa"/>
-            <w:tcBorders>
-              <w:top w:val="single" w:sz="1" w:space="0" w:color="CBD5E1"/>
-              <w:left w:val="single" w:sz="1" w:space="0" w:color="CBD5E1"/>
-              <w:bottom w:val="single" w:sz="1" w:space="0" w:color="CBD5E1"/>
-              <w:right w:val="single" w:sz="1" w:space="0" w:color="CBD5E1"/>
-            </w:tcBorders>
             <w:shd w:val="clear" w:color="auto" w:fill="ECFDF5"/>
             <w:tcMar>
               <w:top w:w="60" w:type="dxa"/>
@@ -18653,38 +16941,6 @@
               <w:rPr>
                 <w:b/>
                 <w:bCs/>
-                <w:color w:val="1E293B"/>
-                <w:sz w:val="20"/>
-                <w:szCs w:val="20"/>
-              </w:rPr>
-              <w:lastRenderedPageBreak/>
-              <w:t>Resultado obtenido</w:t>
-            </w:r>
-          </w:p>
-        </w:tc>
-        <w:tc>
-          <w:tcPr>
-            <w:tcW w:w="6360" w:type="dxa"/>
-            <w:tcBorders>
-              <w:top w:val="single" w:sz="1" w:space="0" w:color="CBD5E1"/>
-              <w:left w:val="single" w:sz="1" w:space="0" w:color="CBD5E1"/>
-              <w:bottom w:val="single" w:sz="1" w:space="0" w:color="CBD5E1"/>
-              <w:right w:val="single" w:sz="1" w:space="0" w:color="CBD5E1"/>
-            </w:tcBorders>
-            <w:shd w:val="clear" w:color="auto" w:fill="ECFDF5"/>
-            <w:tcMar>
-              <w:top w:w="60" w:type="dxa"/>
-              <w:left w:w="100" w:type="dxa"/>
-              <w:bottom w:w="60" w:type="dxa"/>
-              <w:right w:w="100" w:type="dxa"/>
-            </w:tcMar>
-            <w:vAlign w:val="center"/>
-          </w:tcPr>
-          <w:p>
-            <w:r>
-              <w:rPr>
-                <w:b/>
-                <w:bCs/>
                 <w:color w:val="16A34A"/>
                 <w:sz w:val="20"/>
                 <w:szCs w:val="20"/>
@@ -18711,7 +16967,7 @@
                 <w:sz w:val="20"/>
                 <w:szCs w:val="20"/>
               </w:rPr>
-              <w:t>; píldoras de estado con color correcto.</w:t>
+              <w:t>; estado con color correcto.</w:t>
             </w:r>
           </w:p>
         </w:tc>
@@ -18744,12 +17000,6 @@
         <w:gridCol w:w="6360"/>
       </w:tblGrid>
       <w:tr>
-        <w:tblPrEx>
-          <w:tblCellMar>
-            <w:top w:w="0" w:type="dxa"/>
-            <w:bottom w:w="0" w:type="dxa"/>
-          </w:tblCellMar>
-        </w:tblPrEx>
         <w:tc>
           <w:tcPr>
             <w:tcW w:w="3000" w:type="dxa"/>
@@ -18817,12 +17067,6 @@
         </w:tc>
       </w:tr>
       <w:tr>
-        <w:tblPrEx>
-          <w:tblCellMar>
-            <w:top w:w="0" w:type="dxa"/>
-            <w:bottom w:w="0" w:type="dxa"/>
-          </w:tblCellMar>
-        </w:tblPrEx>
         <w:tc>
           <w:tcPr>
             <w:tcW w:w="3000" w:type="dxa"/>
@@ -18850,7 +17094,7 @@
                 <w:sz w:val="20"/>
                 <w:szCs w:val="20"/>
               </w:rPr>
-              <w:t>¿Prueba de despliegue?</w:t>
+              <w:t>Descripción</w:t>
             </w:r>
           </w:p>
         </w:tc>
@@ -18875,24 +17119,34 @@
           <w:p>
             <w:r>
               <w:rPr>
-                <w:b/>
-                <w:bCs/>
-                <w:color w:val="16A34A"/>
-                <w:sz w:val="20"/>
-                <w:szCs w:val="20"/>
-              </w:rPr>
-              <w:t>Sí</w:t>
+                <w:color w:val="1E293B"/>
+                <w:sz w:val="20"/>
+                <w:szCs w:val="20"/>
+              </w:rPr>
+              <w:t xml:space="preserve">Verifica que un administrador no pueda acceder a la vista de perfil de cliente, ni desde el botón de la </w:t>
+            </w:r>
+            <w:proofErr w:type="spellStart"/>
+            <w:r>
+              <w:rPr>
+                <w:color w:val="1E293B"/>
+                <w:sz w:val="20"/>
+                <w:szCs w:val="20"/>
+              </w:rPr>
+              <w:t>Navbar</w:t>
+            </w:r>
+            <w:proofErr w:type="spellEnd"/>
+            <w:r>
+              <w:rPr>
+                <w:color w:val="1E293B"/>
+                <w:sz w:val="20"/>
+                <w:szCs w:val="20"/>
+              </w:rPr>
+              <w:t xml:space="preserve"> ni escribiendo la URL directamente.</w:t>
             </w:r>
           </w:p>
         </w:tc>
       </w:tr>
       <w:tr>
-        <w:tblPrEx>
-          <w:tblCellMar>
-            <w:top w:w="0" w:type="dxa"/>
-            <w:bottom w:w="0" w:type="dxa"/>
-          </w:tblCellMar>
-        </w:tblPrEx>
         <w:tc>
           <w:tcPr>
             <w:tcW w:w="3000" w:type="dxa"/>
@@ -18920,7 +17174,7 @@
                 <w:sz w:val="20"/>
                 <w:szCs w:val="20"/>
               </w:rPr>
-              <w:t>Descripción</w:t>
+              <w:t>Prerrequisitos</w:t>
             </w:r>
           </w:p>
         </w:tc>
@@ -18949,36 +17203,12 @@
                 <w:sz w:val="20"/>
                 <w:szCs w:val="20"/>
               </w:rPr>
-              <w:t xml:space="preserve">Verifica que un administrador no pueda acceder a la vista de perfil de cliente, ni desde el botón de la </w:t>
-            </w:r>
-            <w:proofErr w:type="spellStart"/>
-            <w:r>
-              <w:rPr>
-                <w:color w:val="1E293B"/>
-                <w:sz w:val="20"/>
-                <w:szCs w:val="20"/>
-              </w:rPr>
-              <w:t>Navbar</w:t>
-            </w:r>
-            <w:proofErr w:type="spellEnd"/>
-            <w:r>
-              <w:rPr>
-                <w:color w:val="1E293B"/>
-                <w:sz w:val="20"/>
-                <w:szCs w:val="20"/>
-              </w:rPr>
-              <w:t xml:space="preserve"> ni escribiendo la URL directamente.</w:t>
+              <w:t>Usuario con correo @cfdservicios.cl con sesión iniciada.</w:t>
             </w:r>
           </w:p>
         </w:tc>
       </w:tr>
       <w:tr>
-        <w:tblPrEx>
-          <w:tblCellMar>
-            <w:top w:w="0" w:type="dxa"/>
-            <w:bottom w:w="0" w:type="dxa"/>
-          </w:tblCellMar>
-        </w:tblPrEx>
         <w:tc>
           <w:tcPr>
             <w:tcW w:w="3000" w:type="dxa"/>
@@ -19006,7 +17236,7 @@
                 <w:sz w:val="20"/>
                 <w:szCs w:val="20"/>
               </w:rPr>
-              <w:t>Prerrequisitos</w:t>
+              <w:t>Pasos</w:t>
             </w:r>
           </w:p>
         </w:tc>
@@ -19035,18 +17265,32 @@
                 <w:sz w:val="20"/>
                 <w:szCs w:val="20"/>
               </w:rPr>
-              <w:t>Usuario con correo @cfdservicios.cl con sesión iniciada.</w:t>
+              <w:t>1. Iniciar sesión con cuenta corporativa.</w:t>
+            </w:r>
+          </w:p>
+          <w:p>
+            <w:r>
+              <w:rPr>
+                <w:color w:val="1E293B"/>
+                <w:sz w:val="20"/>
+                <w:szCs w:val="20"/>
+              </w:rPr>
+              <w:t>2. Abrir el menú de perfil y verificar que no aparezca la opción "Mi Perfil".</w:t>
+            </w:r>
+          </w:p>
+          <w:p>
+            <w:r>
+              <w:rPr>
+                <w:color w:val="1E293B"/>
+                <w:sz w:val="20"/>
+                <w:szCs w:val="20"/>
+              </w:rPr>
+              <w:t>3. Escribir manualmente localhost:5173/perfil en la barra de direcciones.</w:t>
             </w:r>
           </w:p>
         </w:tc>
       </w:tr>
       <w:tr>
-        <w:tblPrEx>
-          <w:tblCellMar>
-            <w:top w:w="0" w:type="dxa"/>
-            <w:bottom w:w="0" w:type="dxa"/>
-          </w:tblCellMar>
-        </w:tblPrEx>
         <w:tc>
           <w:tcPr>
             <w:tcW w:w="3000" w:type="dxa"/>
@@ -19074,7 +17318,7 @@
                 <w:sz w:val="20"/>
                 <w:szCs w:val="20"/>
               </w:rPr>
-              <w:t>Pasos</w:t>
+              <w:t>Resultado esperado</w:t>
             </w:r>
           </w:p>
         </w:tc>
@@ -19103,142 +17347,48 @@
                 <w:sz w:val="20"/>
                 <w:szCs w:val="20"/>
               </w:rPr>
-              <w:t>1. Iniciar sesión con cuenta corporativa.</w:t>
-            </w:r>
-          </w:p>
-          <w:p>
-            <w:r>
-              <w:rPr>
-                <w:color w:val="1E293B"/>
-                <w:sz w:val="20"/>
-                <w:szCs w:val="20"/>
-              </w:rPr>
-              <w:t>2. Abrir el menú de perfil y verificar que no aparezca la opción "Mi Perfil".</w:t>
-            </w:r>
-          </w:p>
-          <w:p>
-            <w:r>
-              <w:rPr>
-                <w:color w:val="1E293B"/>
-                <w:sz w:val="20"/>
-                <w:szCs w:val="20"/>
-              </w:rPr>
-              <w:t>3. Escribir manualmente localhost:5173/perfil en la barra de direcciones.</w:t>
+              <w:t xml:space="preserve">El </w:t>
+            </w:r>
+            <w:proofErr w:type="spellStart"/>
+            <w:r>
+              <w:rPr>
+                <w:color w:val="1E293B"/>
+                <w:sz w:val="20"/>
+                <w:szCs w:val="20"/>
+              </w:rPr>
+              <w:t>dropdown</w:t>
+            </w:r>
+            <w:proofErr w:type="spellEnd"/>
+            <w:r>
+              <w:rPr>
+                <w:color w:val="1E293B"/>
+                <w:sz w:val="20"/>
+                <w:szCs w:val="20"/>
+              </w:rPr>
+              <w:t xml:space="preserve"> no muestra "Mi Perfil" para administradores. Al navegar directamente a /perfil, el sistema redirige automáticamente a /</w:t>
+            </w:r>
+            <w:proofErr w:type="spellStart"/>
+            <w:r>
+              <w:rPr>
+                <w:color w:val="1E293B"/>
+                <w:sz w:val="20"/>
+                <w:szCs w:val="20"/>
+              </w:rPr>
+              <w:t>admin</w:t>
+            </w:r>
+            <w:proofErr w:type="spellEnd"/>
+            <w:r>
+              <w:rPr>
+                <w:color w:val="1E293B"/>
+                <w:sz w:val="20"/>
+                <w:szCs w:val="20"/>
+              </w:rPr>
+              <w:t>.</w:t>
             </w:r>
           </w:p>
         </w:tc>
       </w:tr>
       <w:tr>
-        <w:tblPrEx>
-          <w:tblCellMar>
-            <w:top w:w="0" w:type="dxa"/>
-            <w:bottom w:w="0" w:type="dxa"/>
-          </w:tblCellMar>
-        </w:tblPrEx>
-        <w:tc>
-          <w:tcPr>
-            <w:tcW w:w="3000" w:type="dxa"/>
-            <w:tcBorders>
-              <w:top w:val="single" w:sz="1" w:space="0" w:color="CBD5E1"/>
-              <w:left w:val="single" w:sz="1" w:space="0" w:color="CBD5E1"/>
-              <w:bottom w:val="single" w:sz="1" w:space="0" w:color="CBD5E1"/>
-              <w:right w:val="single" w:sz="1" w:space="0" w:color="CBD5E1"/>
-            </w:tcBorders>
-            <w:shd w:val="clear" w:color="auto" w:fill="F4F7FA"/>
-            <w:tcMar>
-              <w:top w:w="60" w:type="dxa"/>
-              <w:left w:w="100" w:type="dxa"/>
-              <w:bottom w:w="60" w:type="dxa"/>
-              <w:right w:w="100" w:type="dxa"/>
-            </w:tcMar>
-            <w:vAlign w:val="center"/>
-          </w:tcPr>
-          <w:p>
-            <w:r>
-              <w:rPr>
-                <w:b/>
-                <w:bCs/>
-                <w:color w:val="1E293B"/>
-                <w:sz w:val="20"/>
-                <w:szCs w:val="20"/>
-              </w:rPr>
-              <w:t>Resultado esperado</w:t>
-            </w:r>
-          </w:p>
-        </w:tc>
-        <w:tc>
-          <w:tcPr>
-            <w:tcW w:w="6360" w:type="dxa"/>
-            <w:tcBorders>
-              <w:top w:val="single" w:sz="1" w:space="0" w:color="CBD5E1"/>
-              <w:left w:val="single" w:sz="1" w:space="0" w:color="CBD5E1"/>
-              <w:bottom w:val="single" w:sz="1" w:space="0" w:color="CBD5E1"/>
-              <w:right w:val="single" w:sz="1" w:space="0" w:color="CBD5E1"/>
-            </w:tcBorders>
-            <w:shd w:val="clear" w:color="auto" w:fill="FFFFFF"/>
-            <w:tcMar>
-              <w:top w:w="60" w:type="dxa"/>
-              <w:left w:w="100" w:type="dxa"/>
-              <w:bottom w:w="60" w:type="dxa"/>
-              <w:right w:w="100" w:type="dxa"/>
-            </w:tcMar>
-            <w:vAlign w:val="center"/>
-          </w:tcPr>
-          <w:p>
-            <w:r>
-              <w:rPr>
-                <w:color w:val="1E293B"/>
-                <w:sz w:val="20"/>
-                <w:szCs w:val="20"/>
-              </w:rPr>
-              <w:t xml:space="preserve">El </w:t>
-            </w:r>
-            <w:proofErr w:type="spellStart"/>
-            <w:r>
-              <w:rPr>
-                <w:color w:val="1E293B"/>
-                <w:sz w:val="20"/>
-                <w:szCs w:val="20"/>
-              </w:rPr>
-              <w:t>dropdown</w:t>
-            </w:r>
-            <w:proofErr w:type="spellEnd"/>
-            <w:r>
-              <w:rPr>
-                <w:color w:val="1E293B"/>
-                <w:sz w:val="20"/>
-                <w:szCs w:val="20"/>
-              </w:rPr>
-              <w:t xml:space="preserve"> no muestra "Mi Perfil" para administradores. Al navegar directamente a /perfil, el sistema redirige automáticamente a /</w:t>
-            </w:r>
-            <w:proofErr w:type="spellStart"/>
-            <w:r>
-              <w:rPr>
-                <w:color w:val="1E293B"/>
-                <w:sz w:val="20"/>
-                <w:szCs w:val="20"/>
-              </w:rPr>
-              <w:t>admin</w:t>
-            </w:r>
-            <w:proofErr w:type="spellEnd"/>
-            <w:r>
-              <w:rPr>
-                <w:color w:val="1E293B"/>
-                <w:sz w:val="20"/>
-                <w:szCs w:val="20"/>
-              </w:rPr>
-              <w:t>.</w:t>
-            </w:r>
-          </w:p>
-        </w:tc>
-      </w:tr>
-      <w:tr>
-        <w:tblPrEx>
-          <w:tblCellMar>
-            <w:top w:w="0" w:type="dxa"/>
-            <w:bottom w:w="0" w:type="dxa"/>
-          </w:tblCellMar>
-        </w:tblPrEx>
         <w:tc>
           <w:tcPr>
             <w:tcW w:w="3000" w:type="dxa"/>
@@ -19330,12 +17480,6 @@
         <w:gridCol w:w="6360"/>
       </w:tblGrid>
       <w:tr>
-        <w:tblPrEx>
-          <w:tblCellMar>
-            <w:top w:w="0" w:type="dxa"/>
-            <w:bottom w:w="0" w:type="dxa"/>
-          </w:tblCellMar>
-        </w:tblPrEx>
         <w:tc>
           <w:tcPr>
             <w:tcW w:w="3000" w:type="dxa"/>
@@ -19403,12 +17547,6 @@
         </w:tc>
       </w:tr>
       <w:tr>
-        <w:tblPrEx>
-          <w:tblCellMar>
-            <w:top w:w="0" w:type="dxa"/>
-            <w:bottom w:w="0" w:type="dxa"/>
-          </w:tblCellMar>
-        </w:tblPrEx>
         <w:tc>
           <w:tcPr>
             <w:tcW w:w="3000" w:type="dxa"/>
@@ -19436,7 +17574,7 @@
                 <w:sz w:val="20"/>
                 <w:szCs w:val="20"/>
               </w:rPr>
-              <w:t>¿Prueba de despliegue?</w:t>
+              <w:t>Descripción</w:t>
             </w:r>
           </w:p>
         </w:tc>
@@ -19461,24 +17599,34 @@
           <w:p>
             <w:r>
               <w:rPr>
-                <w:b/>
-                <w:bCs/>
-                <w:color w:val="16A34A"/>
-                <w:sz w:val="20"/>
-                <w:szCs w:val="20"/>
-              </w:rPr>
-              <w:t>Sí</w:t>
+                <w:color w:val="1E293B"/>
+                <w:sz w:val="20"/>
+                <w:szCs w:val="20"/>
+              </w:rPr>
+              <w:t xml:space="preserve">Verifica que el </w:t>
+            </w:r>
+            <w:proofErr w:type="spellStart"/>
+            <w:r>
+              <w:rPr>
+                <w:color w:val="1E293B"/>
+                <w:sz w:val="20"/>
+                <w:szCs w:val="20"/>
+              </w:rPr>
+              <w:t>endpoint</w:t>
+            </w:r>
+            <w:proofErr w:type="spellEnd"/>
+            <w:r>
+              <w:rPr>
+                <w:color w:val="1E293B"/>
+                <w:sz w:val="20"/>
+                <w:szCs w:val="20"/>
+              </w:rPr>
+              <w:t xml:space="preserve"> de servicios retorne el catálogo completo, incluyendo todos los registros válidos disponibles en la base de datos.</w:t>
             </w:r>
           </w:p>
         </w:tc>
       </w:tr>
       <w:tr>
-        <w:tblPrEx>
-          <w:tblCellMar>
-            <w:top w:w="0" w:type="dxa"/>
-            <w:bottom w:w="0" w:type="dxa"/>
-          </w:tblCellMar>
-        </w:tblPrEx>
         <w:tc>
           <w:tcPr>
             <w:tcW w:w="3000" w:type="dxa"/>
@@ -19506,7 +17654,7 @@
                 <w:sz w:val="20"/>
                 <w:szCs w:val="20"/>
               </w:rPr>
-              <w:t>Descripción</w:t>
+              <w:t>Prerrequisitos</w:t>
             </w:r>
           </w:p>
         </w:tc>
@@ -19535,36 +17683,12 @@
                 <w:sz w:val="20"/>
                 <w:szCs w:val="20"/>
               </w:rPr>
-              <w:t xml:space="preserve">Verifica que el </w:t>
-            </w:r>
-            <w:proofErr w:type="spellStart"/>
-            <w:r>
-              <w:rPr>
-                <w:color w:val="1E293B"/>
-                <w:sz w:val="20"/>
-                <w:szCs w:val="20"/>
-              </w:rPr>
-              <w:t>endpoint</w:t>
-            </w:r>
-            <w:proofErr w:type="spellEnd"/>
-            <w:r>
-              <w:rPr>
-                <w:color w:val="1E293B"/>
-                <w:sz w:val="20"/>
-                <w:szCs w:val="20"/>
-              </w:rPr>
-              <w:t xml:space="preserve"> de servicios retorne el catálogo completo, incluyendo todos los registros válidos disponibles en la base de datos.</w:t>
+              <w:t>Tabla servicios con sus 3 registros disponibles.</w:t>
             </w:r>
           </w:p>
         </w:tc>
       </w:tr>
       <w:tr>
-        <w:tblPrEx>
-          <w:tblCellMar>
-            <w:top w:w="0" w:type="dxa"/>
-            <w:bottom w:w="0" w:type="dxa"/>
-          </w:tblCellMar>
-        </w:tblPrEx>
         <w:tc>
           <w:tcPr>
             <w:tcW w:w="3000" w:type="dxa"/>
@@ -19592,7 +17716,7 @@
                 <w:sz w:val="20"/>
                 <w:szCs w:val="20"/>
               </w:rPr>
-              <w:t>Prerrequisitos</w:t>
+              <w:t>Pasos</w:t>
             </w:r>
           </w:p>
         </w:tc>
@@ -19621,18 +17745,40 @@
                 <w:sz w:val="20"/>
                 <w:szCs w:val="20"/>
               </w:rPr>
-              <w:t>Tabla servicios con sus 3 registros disponibles.</w:t>
+              <w:t>1. Consultar GET /servicios en Postman.</w:t>
+            </w:r>
+          </w:p>
+          <w:p>
+            <w:r>
+              <w:rPr>
+                <w:color w:val="1E293B"/>
+                <w:sz w:val="20"/>
+                <w:szCs w:val="20"/>
+              </w:rPr>
+              <w:t xml:space="preserve">2. Comparar la respuesta con los 3 registros de la tabla servicios en MySQL </w:t>
+            </w:r>
+            <w:proofErr w:type="spellStart"/>
+            <w:r>
+              <w:rPr>
+                <w:color w:val="1E293B"/>
+                <w:sz w:val="20"/>
+                <w:szCs w:val="20"/>
+              </w:rPr>
+              <w:t>Workbench</w:t>
+            </w:r>
+            <w:proofErr w:type="spellEnd"/>
+            <w:r>
+              <w:rPr>
+                <w:color w:val="1E293B"/>
+                <w:sz w:val="20"/>
+                <w:szCs w:val="20"/>
+              </w:rPr>
+              <w:t>.</w:t>
             </w:r>
           </w:p>
         </w:tc>
       </w:tr>
       <w:tr>
-        <w:tblPrEx>
-          <w:tblCellMar>
-            <w:top w:w="0" w:type="dxa"/>
-            <w:bottom w:w="0" w:type="dxa"/>
-          </w:tblCellMar>
-        </w:tblPrEx>
         <w:tc>
           <w:tcPr>
             <w:tcW w:w="3000" w:type="dxa"/>
@@ -19660,7 +17806,8 @@
                 <w:sz w:val="20"/>
                 <w:szCs w:val="20"/>
               </w:rPr>
-              <w:t>Pasos</w:t>
+              <w:lastRenderedPageBreak/>
+              <w:t>Resultado esperado</w:t>
             </w:r>
           </w:p>
         </w:tc>
@@ -19689,114 +17836,12 @@
                 <w:sz w:val="20"/>
                 <w:szCs w:val="20"/>
               </w:rPr>
-              <w:t>1. Consultar GET /servicios en Postman.</w:t>
-            </w:r>
-          </w:p>
-          <w:p>
-            <w:r>
-              <w:rPr>
-                <w:color w:val="1E293B"/>
-                <w:sz w:val="20"/>
-                <w:szCs w:val="20"/>
-              </w:rPr>
-              <w:t xml:space="preserve">2. Comparar la respuesta con los 3 registros de la tabla servicios en MySQL </w:t>
-            </w:r>
-            <w:proofErr w:type="spellStart"/>
-            <w:r>
-              <w:rPr>
-                <w:color w:val="1E293B"/>
-                <w:sz w:val="20"/>
-                <w:szCs w:val="20"/>
-              </w:rPr>
-              <w:t>Workbench</w:t>
-            </w:r>
-            <w:proofErr w:type="spellEnd"/>
-            <w:r>
-              <w:rPr>
-                <w:color w:val="1E293B"/>
-                <w:sz w:val="20"/>
-                <w:szCs w:val="20"/>
-              </w:rPr>
-              <w:t>.</w:t>
+              <w:t>Se retornan los 3 servicios disponibles, con su nombre, descripción y categoría asociada.</w:t>
             </w:r>
           </w:p>
         </w:tc>
       </w:tr>
       <w:tr>
-        <w:tblPrEx>
-          <w:tblCellMar>
-            <w:top w:w="0" w:type="dxa"/>
-            <w:bottom w:w="0" w:type="dxa"/>
-          </w:tblCellMar>
-        </w:tblPrEx>
-        <w:tc>
-          <w:tcPr>
-            <w:tcW w:w="3000" w:type="dxa"/>
-            <w:tcBorders>
-              <w:top w:val="single" w:sz="1" w:space="0" w:color="CBD5E1"/>
-              <w:left w:val="single" w:sz="1" w:space="0" w:color="CBD5E1"/>
-              <w:bottom w:val="single" w:sz="1" w:space="0" w:color="CBD5E1"/>
-              <w:right w:val="single" w:sz="1" w:space="0" w:color="CBD5E1"/>
-            </w:tcBorders>
-            <w:shd w:val="clear" w:color="auto" w:fill="F4F7FA"/>
-            <w:tcMar>
-              <w:top w:w="60" w:type="dxa"/>
-              <w:left w:w="100" w:type="dxa"/>
-              <w:bottom w:w="60" w:type="dxa"/>
-              <w:right w:w="100" w:type="dxa"/>
-            </w:tcMar>
-            <w:vAlign w:val="center"/>
-          </w:tcPr>
-          <w:p>
-            <w:r>
-              <w:rPr>
-                <w:b/>
-                <w:bCs/>
-                <w:color w:val="1E293B"/>
-                <w:sz w:val="20"/>
-                <w:szCs w:val="20"/>
-              </w:rPr>
-              <w:t>Resultado esperado</w:t>
-            </w:r>
-          </w:p>
-        </w:tc>
-        <w:tc>
-          <w:tcPr>
-            <w:tcW w:w="6360" w:type="dxa"/>
-            <w:tcBorders>
-              <w:top w:val="single" w:sz="1" w:space="0" w:color="CBD5E1"/>
-              <w:left w:val="single" w:sz="1" w:space="0" w:color="CBD5E1"/>
-              <w:bottom w:val="single" w:sz="1" w:space="0" w:color="CBD5E1"/>
-              <w:right w:val="single" w:sz="1" w:space="0" w:color="CBD5E1"/>
-            </w:tcBorders>
-            <w:shd w:val="clear" w:color="auto" w:fill="FFFFFF"/>
-            <w:tcMar>
-              <w:top w:w="60" w:type="dxa"/>
-              <w:left w:w="100" w:type="dxa"/>
-              <w:bottom w:w="60" w:type="dxa"/>
-              <w:right w:w="100" w:type="dxa"/>
-            </w:tcMar>
-            <w:vAlign w:val="center"/>
-          </w:tcPr>
-          <w:p>
-            <w:r>
-              <w:rPr>
-                <w:color w:val="1E293B"/>
-                <w:sz w:val="20"/>
-                <w:szCs w:val="20"/>
-              </w:rPr>
-              <w:t>Se retornan los 3 servicios disponibles, con su nombre, descripción y categoría asociada.</w:t>
-            </w:r>
-          </w:p>
-        </w:tc>
-      </w:tr>
-      <w:tr>
-        <w:tblPrEx>
-          <w:tblCellMar>
-            <w:top w:w="0" w:type="dxa"/>
-            <w:bottom w:w="0" w:type="dxa"/>
-          </w:tblCellMar>
-        </w:tblPrEx>
         <w:tc>
           <w:tcPr>
             <w:tcW w:w="3000" w:type="dxa"/>
@@ -19888,12 +17933,6 @@
         <w:gridCol w:w="6360"/>
       </w:tblGrid>
       <w:tr>
-        <w:tblPrEx>
-          <w:tblCellMar>
-            <w:top w:w="0" w:type="dxa"/>
-            <w:bottom w:w="0" w:type="dxa"/>
-          </w:tblCellMar>
-        </w:tblPrEx>
         <w:tc>
           <w:tcPr>
             <w:tcW w:w="3000" w:type="dxa"/>
@@ -19961,12 +18000,6 @@
         </w:tc>
       </w:tr>
       <w:tr>
-        <w:tblPrEx>
-          <w:tblCellMar>
-            <w:top w:w="0" w:type="dxa"/>
-            <w:bottom w:w="0" w:type="dxa"/>
-          </w:tblCellMar>
-        </w:tblPrEx>
         <w:tc>
           <w:tcPr>
             <w:tcW w:w="3000" w:type="dxa"/>
@@ -19994,7 +18027,7 @@
                 <w:sz w:val="20"/>
                 <w:szCs w:val="20"/>
               </w:rPr>
-              <w:t>¿Prueba de despliegue?</w:t>
+              <w:t>Descripción</w:t>
             </w:r>
           </w:p>
         </w:tc>
@@ -20019,24 +18052,86 @@
           <w:p>
             <w:r>
               <w:rPr>
-                <w:b/>
-                <w:bCs/>
-                <w:color w:val="16A34A"/>
-                <w:sz w:val="20"/>
-                <w:szCs w:val="20"/>
-              </w:rPr>
-              <w:t>Sí</w:t>
+                <w:color w:val="1E293B"/>
+                <w:sz w:val="20"/>
+                <w:szCs w:val="20"/>
+              </w:rPr>
+              <w:t xml:space="preserve">Verifica </w:t>
+            </w:r>
+            <w:proofErr w:type="gramStart"/>
+            <w:r>
+              <w:rPr>
+                <w:color w:val="1E293B"/>
+                <w:sz w:val="20"/>
+                <w:szCs w:val="20"/>
+              </w:rPr>
+              <w:t>que</w:t>
+            </w:r>
+            <w:proofErr w:type="gramEnd"/>
+            <w:r>
+              <w:rPr>
+                <w:color w:val="1E293B"/>
+                <w:sz w:val="20"/>
+                <w:szCs w:val="20"/>
+              </w:rPr>
+              <w:t xml:space="preserve"> al consultar una fecha sin registros previos, el </w:t>
+            </w:r>
+            <w:proofErr w:type="spellStart"/>
+            <w:r>
+              <w:rPr>
+                <w:color w:val="1E293B"/>
+                <w:sz w:val="20"/>
+                <w:szCs w:val="20"/>
+              </w:rPr>
+              <w:t>backend</w:t>
+            </w:r>
+            <w:proofErr w:type="spellEnd"/>
+            <w:r>
+              <w:rPr>
+                <w:color w:val="1E293B"/>
+                <w:sz w:val="20"/>
+                <w:szCs w:val="20"/>
+              </w:rPr>
+              <w:t xml:space="preserve"> genere</w:t>
+            </w:r>
+            <w:r>
+              <w:rPr>
+                <w:color w:val="1E293B"/>
+                <w:sz w:val="20"/>
+                <w:szCs w:val="20"/>
+              </w:rPr>
+              <w:t xml:space="preserve"> 11 </w:t>
+            </w:r>
+            <w:r>
+              <w:rPr>
+                <w:color w:val="1E293B"/>
+                <w:sz w:val="20"/>
+                <w:szCs w:val="20"/>
+              </w:rPr>
+              <w:t xml:space="preserve">bloques de 1 hora con </w:t>
+            </w:r>
+            <w:proofErr w:type="spellStart"/>
+            <w:r>
+              <w:rPr>
+                <w:color w:val="1E293B"/>
+                <w:sz w:val="20"/>
+                <w:szCs w:val="20"/>
+              </w:rPr>
+              <w:t>cuposTotales</w:t>
+            </w:r>
+            <w:proofErr w:type="spellEnd"/>
+            <w:r>
+              <w:rPr>
+                <w:color w:val="1E293B"/>
+                <w:sz w:val="20"/>
+                <w:szCs w:val="20"/>
+              </w:rPr>
+              <w:t>=1.</w:t>
             </w:r>
           </w:p>
         </w:tc>
       </w:tr>
       <w:tr>
-        <w:tblPrEx>
-          <w:tblCellMar>
-            <w:top w:w="0" w:type="dxa"/>
-            <w:bottom w:w="0" w:type="dxa"/>
-          </w:tblCellMar>
-        </w:tblPrEx>
         <w:tc>
           <w:tcPr>
             <w:tcW w:w="3000" w:type="dxa"/>
@@ -20064,7 +18159,7 @@
                 <w:sz w:val="20"/>
                 <w:szCs w:val="20"/>
               </w:rPr>
-              <w:t>Descripción</w:t>
+              <w:t>Prerrequisitos</w:t>
             </w:r>
           </w:p>
         </w:tc>
@@ -20093,54 +18188,12 @@
                 <w:sz w:val="20"/>
                 <w:szCs w:val="20"/>
               </w:rPr>
-              <w:t xml:space="preserve">Verifica que al consultar una fecha sin registros previos, el </w:t>
-            </w:r>
-            <w:proofErr w:type="spellStart"/>
-            <w:r>
-              <w:rPr>
-                <w:color w:val="1E293B"/>
-                <w:sz w:val="20"/>
-                <w:szCs w:val="20"/>
-              </w:rPr>
-              <w:t>backend</w:t>
-            </w:r>
-            <w:proofErr w:type="spellEnd"/>
-            <w:r>
-              <w:rPr>
-                <w:color w:val="1E293B"/>
-                <w:sz w:val="20"/>
-                <w:szCs w:val="20"/>
-              </w:rPr>
-              <w:t xml:space="preserve"> genere y persista 11 bloques de 1 hora con </w:t>
-            </w:r>
-            <w:proofErr w:type="spellStart"/>
-            <w:r>
-              <w:rPr>
-                <w:color w:val="1E293B"/>
-                <w:sz w:val="20"/>
-                <w:szCs w:val="20"/>
-              </w:rPr>
-              <w:t>cuposTotales</w:t>
-            </w:r>
-            <w:proofErr w:type="spellEnd"/>
-            <w:r>
-              <w:rPr>
-                <w:color w:val="1E293B"/>
-                <w:sz w:val="20"/>
-                <w:szCs w:val="20"/>
-              </w:rPr>
-              <w:t>=1.</w:t>
+              <w:t>Tabla disponibilidad sin registros para la fecha de prueba.</w:t>
             </w:r>
           </w:p>
         </w:tc>
       </w:tr>
       <w:tr>
-        <w:tblPrEx>
-          <w:tblCellMar>
-            <w:top w:w="0" w:type="dxa"/>
-            <w:bottom w:w="0" w:type="dxa"/>
-          </w:tblCellMar>
-        </w:tblPrEx>
         <w:tc>
           <w:tcPr>
             <w:tcW w:w="3000" w:type="dxa"/>
@@ -20168,7 +18221,7 @@
                 <w:sz w:val="20"/>
                 <w:szCs w:val="20"/>
               </w:rPr>
-              <w:t>Prerrequisitos</w:t>
+              <w:t>Pasos</w:t>
             </w:r>
           </w:p>
         </w:tc>
@@ -20197,18 +18250,76 @@
                 <w:sz w:val="20"/>
                 <w:szCs w:val="20"/>
               </w:rPr>
-              <w:t>Tabla disponibilidad sin registros para la fecha de prueba.</w:t>
+              <w:t>1. GET /disponibilidad/</w:t>
+            </w:r>
+            <w:proofErr w:type="spellStart"/>
+            <w:r>
+              <w:rPr>
+                <w:color w:val="1E293B"/>
+                <w:sz w:val="20"/>
+                <w:szCs w:val="20"/>
+              </w:rPr>
+              <w:t>consultar?fecha</w:t>
+            </w:r>
+            <w:proofErr w:type="spellEnd"/>
+            <w:r>
+              <w:rPr>
+                <w:color w:val="1E293B"/>
+                <w:sz w:val="20"/>
+                <w:szCs w:val="20"/>
+              </w:rPr>
+              <w:t>=&lt;fecha futura&gt;&amp;</w:t>
+            </w:r>
+            <w:proofErr w:type="spellStart"/>
+            <w:r>
+              <w:rPr>
+                <w:color w:val="1E293B"/>
+                <w:sz w:val="20"/>
+                <w:szCs w:val="20"/>
+              </w:rPr>
+              <w:t>servicioId</w:t>
+            </w:r>
+            <w:proofErr w:type="spellEnd"/>
+            <w:r>
+              <w:rPr>
+                <w:color w:val="1E293B"/>
+                <w:sz w:val="20"/>
+                <w:szCs w:val="20"/>
+              </w:rPr>
+              <w:t>=1.</w:t>
+            </w:r>
+          </w:p>
+          <w:p>
+            <w:r>
+              <w:rPr>
+                <w:color w:val="1E293B"/>
+                <w:sz w:val="20"/>
+                <w:szCs w:val="20"/>
+              </w:rPr>
+              <w:t xml:space="preserve">2. Verificar en MySQL </w:t>
+            </w:r>
+            <w:proofErr w:type="spellStart"/>
+            <w:r>
+              <w:rPr>
+                <w:color w:val="1E293B"/>
+                <w:sz w:val="20"/>
+                <w:szCs w:val="20"/>
+              </w:rPr>
+              <w:t>Workbench</w:t>
+            </w:r>
+            <w:proofErr w:type="spellEnd"/>
+            <w:r>
+              <w:rPr>
+                <w:color w:val="1E293B"/>
+                <w:sz w:val="20"/>
+                <w:szCs w:val="20"/>
+              </w:rPr>
+              <w:t xml:space="preserve"> la tabla disponibilidad.</w:t>
             </w:r>
           </w:p>
         </w:tc>
       </w:tr>
       <w:tr>
-        <w:tblPrEx>
-          <w:tblCellMar>
-            <w:top w:w="0" w:type="dxa"/>
-            <w:bottom w:w="0" w:type="dxa"/>
-          </w:tblCellMar>
-        </w:tblPrEx>
         <w:tc>
           <w:tcPr>
             <w:tcW w:w="3000" w:type="dxa"/>
@@ -20236,7 +18347,7 @@
                 <w:sz w:val="20"/>
                 <w:szCs w:val="20"/>
               </w:rPr>
-              <w:t>Pasos</w:t>
+              <w:t>Resultado esperado</w:t>
             </w:r>
           </w:p>
         </w:tc>
@@ -20265,7 +18376,23 @@
                 <w:sz w:val="20"/>
                 <w:szCs w:val="20"/>
               </w:rPr>
-              <w:t>1. GET /disponibilidad/</w:t>
+              <w:t>Se insertan 11 filas (09:00-10:00 ... 19:00-20:00)</w:t>
+            </w:r>
+            <w:r>
+              <w:rPr>
+                <w:color w:val="1E293B"/>
+                <w:sz w:val="20"/>
+                <w:szCs w:val="20"/>
+              </w:rPr>
+              <w:t xml:space="preserve"> </w:t>
+            </w:r>
+            <w:r>
+              <w:rPr>
+                <w:color w:val="1E293B"/>
+                <w:sz w:val="20"/>
+                <w:szCs w:val="20"/>
+              </w:rPr>
+              <w:t xml:space="preserve">con </w:t>
             </w:r>
             <w:proofErr w:type="spellStart"/>
             <w:r>
@@ -20274,7 +18401,7 @@
                 <w:sz w:val="20"/>
                 <w:szCs w:val="20"/>
               </w:rPr>
-              <w:t>consultar?fecha</w:t>
+              <w:t>cuposOcupados</w:t>
             </w:r>
             <w:proofErr w:type="spellEnd"/>
             <w:r>
@@ -20283,150 +18410,12 @@
                 <w:sz w:val="20"/>
                 <w:szCs w:val="20"/>
               </w:rPr>
-              <w:t>=&lt;fecha futura&gt;&amp;</w:t>
-            </w:r>
-            <w:proofErr w:type="spellStart"/>
-            <w:r>
-              <w:rPr>
-                <w:color w:val="1E293B"/>
-                <w:sz w:val="20"/>
-                <w:szCs w:val="20"/>
-              </w:rPr>
-              <w:t>servicioId</w:t>
-            </w:r>
-            <w:proofErr w:type="spellEnd"/>
-            <w:r>
-              <w:rPr>
-                <w:color w:val="1E293B"/>
-                <w:sz w:val="20"/>
-                <w:szCs w:val="20"/>
-              </w:rPr>
-              <w:t>=1.</w:t>
-            </w:r>
-          </w:p>
-          <w:p>
-            <w:r>
-              <w:rPr>
-                <w:color w:val="1E293B"/>
-                <w:sz w:val="20"/>
-                <w:szCs w:val="20"/>
-              </w:rPr>
-              <w:t xml:space="preserve">2. Verificar en MySQL </w:t>
-            </w:r>
-            <w:proofErr w:type="spellStart"/>
-            <w:r>
-              <w:rPr>
-                <w:color w:val="1E293B"/>
-                <w:sz w:val="20"/>
-                <w:szCs w:val="20"/>
-              </w:rPr>
-              <w:t>Workbench</w:t>
-            </w:r>
-            <w:proofErr w:type="spellEnd"/>
-            <w:r>
-              <w:rPr>
-                <w:color w:val="1E293B"/>
-                <w:sz w:val="20"/>
-                <w:szCs w:val="20"/>
-              </w:rPr>
-              <w:t xml:space="preserve"> la tabla disponibilidad.</w:t>
+              <w:t>=0.</w:t>
             </w:r>
           </w:p>
         </w:tc>
       </w:tr>
       <w:tr>
-        <w:tblPrEx>
-          <w:tblCellMar>
-            <w:top w:w="0" w:type="dxa"/>
-            <w:bottom w:w="0" w:type="dxa"/>
-          </w:tblCellMar>
-        </w:tblPrEx>
-        <w:tc>
-          <w:tcPr>
-            <w:tcW w:w="3000" w:type="dxa"/>
-            <w:tcBorders>
-              <w:top w:val="single" w:sz="1" w:space="0" w:color="CBD5E1"/>
-              <w:left w:val="single" w:sz="1" w:space="0" w:color="CBD5E1"/>
-              <w:bottom w:val="single" w:sz="1" w:space="0" w:color="CBD5E1"/>
-              <w:right w:val="single" w:sz="1" w:space="0" w:color="CBD5E1"/>
-            </w:tcBorders>
-            <w:shd w:val="clear" w:color="auto" w:fill="F4F7FA"/>
-            <w:tcMar>
-              <w:top w:w="60" w:type="dxa"/>
-              <w:left w:w="100" w:type="dxa"/>
-              <w:bottom w:w="60" w:type="dxa"/>
-              <w:right w:w="100" w:type="dxa"/>
-            </w:tcMar>
-            <w:vAlign w:val="center"/>
-          </w:tcPr>
-          <w:p>
-            <w:r>
-              <w:rPr>
-                <w:b/>
-                <w:bCs/>
-                <w:color w:val="1E293B"/>
-                <w:sz w:val="20"/>
-                <w:szCs w:val="20"/>
-              </w:rPr>
-              <w:t>Resultado esperado</w:t>
-            </w:r>
-          </w:p>
-        </w:tc>
-        <w:tc>
-          <w:tcPr>
-            <w:tcW w:w="6360" w:type="dxa"/>
-            <w:tcBorders>
-              <w:top w:val="single" w:sz="1" w:space="0" w:color="CBD5E1"/>
-              <w:left w:val="single" w:sz="1" w:space="0" w:color="CBD5E1"/>
-              <w:bottom w:val="single" w:sz="1" w:space="0" w:color="CBD5E1"/>
-              <w:right w:val="single" w:sz="1" w:space="0" w:color="CBD5E1"/>
-            </w:tcBorders>
-            <w:shd w:val="clear" w:color="auto" w:fill="FFFFFF"/>
-            <w:tcMar>
-              <w:top w:w="60" w:type="dxa"/>
-              <w:left w:w="100" w:type="dxa"/>
-              <w:bottom w:w="60" w:type="dxa"/>
-              <w:right w:w="100" w:type="dxa"/>
-            </w:tcMar>
-            <w:vAlign w:val="center"/>
-          </w:tcPr>
-          <w:p>
-            <w:r>
-              <w:rPr>
-                <w:color w:val="1E293B"/>
-                <w:sz w:val="20"/>
-                <w:szCs w:val="20"/>
-              </w:rPr>
-              <w:t xml:space="preserve">Se insertan 11 filas (09:00-10:00 ... 19:00-20:00) sin solapamiento, con </w:t>
-            </w:r>
-            <w:proofErr w:type="spellStart"/>
-            <w:r>
-              <w:rPr>
-                <w:color w:val="1E293B"/>
-                <w:sz w:val="20"/>
-                <w:szCs w:val="20"/>
-              </w:rPr>
-              <w:t>cuposOcupados</w:t>
-            </w:r>
-            <w:proofErr w:type="spellEnd"/>
-            <w:r>
-              <w:rPr>
-                <w:color w:val="1E293B"/>
-                <w:sz w:val="20"/>
-                <w:szCs w:val="20"/>
-              </w:rPr>
-              <w:t>=0.</w:t>
-            </w:r>
-          </w:p>
-        </w:tc>
-      </w:tr>
-      <w:tr>
-        <w:tblPrEx>
-          <w:tblCellMar>
-            <w:top w:w="0" w:type="dxa"/>
-            <w:bottom w:w="0" w:type="dxa"/>
-          </w:tblCellMar>
-        </w:tblPrEx>
         <w:tc>
           <w:tcPr>
             <w:tcW w:w="3000" w:type="dxa"/>
@@ -20518,12 +18507,6 @@
         <w:gridCol w:w="6360"/>
       </w:tblGrid>
       <w:tr>
-        <w:tblPrEx>
-          <w:tblCellMar>
-            <w:top w:w="0" w:type="dxa"/>
-            <w:bottom w:w="0" w:type="dxa"/>
-          </w:tblCellMar>
-        </w:tblPrEx>
         <w:tc>
           <w:tcPr>
             <w:tcW w:w="3000" w:type="dxa"/>
@@ -20591,12 +18574,6 @@
         </w:tc>
       </w:tr>
       <w:tr>
-        <w:tblPrEx>
-          <w:tblCellMar>
-            <w:top w:w="0" w:type="dxa"/>
-            <w:bottom w:w="0" w:type="dxa"/>
-          </w:tblCellMar>
-        </w:tblPrEx>
         <w:tc>
           <w:tcPr>
             <w:tcW w:w="3000" w:type="dxa"/>
@@ -20624,7 +18601,7 @@
                 <w:sz w:val="20"/>
                 <w:szCs w:val="20"/>
               </w:rPr>
-              <w:t>¿Prueba de despliegue?</w:t>
+              <w:t>Descripción</w:t>
             </w:r>
           </w:p>
         </w:tc>
@@ -20649,24 +18626,16 @@
           <w:p>
             <w:r>
               <w:rPr>
-                <w:b/>
-                <w:bCs/>
-                <w:color w:val="16A34A"/>
-                <w:sz w:val="20"/>
-                <w:szCs w:val="20"/>
-              </w:rPr>
-              <w:t>Sí</w:t>
+                <w:color w:val="1E293B"/>
+                <w:sz w:val="20"/>
+                <w:szCs w:val="20"/>
+              </w:rPr>
+              <w:t>Verifica que el administrador pueda cancelar una reserva y que el cupo se libere en disponibilidad.</w:t>
             </w:r>
           </w:p>
         </w:tc>
       </w:tr>
       <w:tr>
-        <w:tblPrEx>
-          <w:tblCellMar>
-            <w:top w:w="0" w:type="dxa"/>
-            <w:bottom w:w="0" w:type="dxa"/>
-          </w:tblCellMar>
-        </w:tblPrEx>
         <w:tc>
           <w:tcPr>
             <w:tcW w:w="3000" w:type="dxa"/>
@@ -20694,8 +18663,7 @@
                 <w:sz w:val="20"/>
                 <w:szCs w:val="20"/>
               </w:rPr>
-              <w:lastRenderedPageBreak/>
-              <w:t>Descripción</w:t>
+              <w:t>Prerrequisitos</w:t>
             </w:r>
           </w:p>
         </w:tc>
@@ -20724,18 +18692,12 @@
                 <w:sz w:val="20"/>
                 <w:szCs w:val="20"/>
               </w:rPr>
-              <w:t>Verifica que el administrador pueda cancelar una reserva y que el cupo se libere en disponibilidad.</w:t>
+              <w:t>Una reserva con estado CONFIRMADA.</w:t>
             </w:r>
           </w:p>
         </w:tc>
       </w:tr>
       <w:tr>
-        <w:tblPrEx>
-          <w:tblCellMar>
-            <w:top w:w="0" w:type="dxa"/>
-            <w:bottom w:w="0" w:type="dxa"/>
-          </w:tblCellMar>
-        </w:tblPrEx>
         <w:tc>
           <w:tcPr>
             <w:tcW w:w="3000" w:type="dxa"/>
@@ -20763,7 +18725,7 @@
                 <w:sz w:val="20"/>
                 <w:szCs w:val="20"/>
               </w:rPr>
-              <w:t>Prerrequisitos</w:t>
+              <w:t>Pasos</w:t>
             </w:r>
           </w:p>
         </w:tc>
@@ -20792,18 +18754,50 @@
                 <w:sz w:val="20"/>
                 <w:szCs w:val="20"/>
               </w:rPr>
-              <w:t>Una reserva con estado CONFIRMADA.</w:t>
+              <w:t>1. En /</w:t>
+            </w:r>
+            <w:proofErr w:type="spellStart"/>
+            <w:r>
+              <w:rPr>
+                <w:color w:val="1E293B"/>
+                <w:sz w:val="20"/>
+                <w:szCs w:val="20"/>
+              </w:rPr>
+              <w:t>admin</w:t>
+            </w:r>
+            <w:proofErr w:type="spellEnd"/>
+            <w:r>
+              <w:rPr>
+                <w:color w:val="1E293B"/>
+                <w:sz w:val="20"/>
+                <w:szCs w:val="20"/>
+              </w:rPr>
+              <w:t>, hacer clic en "Cancelar agendamiento" sobre una reserva.</w:t>
+            </w:r>
+          </w:p>
+          <w:p>
+            <w:r>
+              <w:rPr>
+                <w:color w:val="1E293B"/>
+                <w:sz w:val="20"/>
+                <w:szCs w:val="20"/>
+              </w:rPr>
+              <w:t>2. Confirmar la acción en el cuadro de diálogo.</w:t>
+            </w:r>
+          </w:p>
+          <w:p>
+            <w:r>
+              <w:rPr>
+                <w:color w:val="1E293B"/>
+                <w:sz w:val="20"/>
+                <w:szCs w:val="20"/>
+              </w:rPr>
+              <w:t>3. Consultar la tabla disponibilidad.</w:t>
             </w:r>
           </w:p>
         </w:tc>
       </w:tr>
       <w:tr>
-        <w:tblPrEx>
-          <w:tblCellMar>
-            <w:top w:w="0" w:type="dxa"/>
-            <w:bottom w:w="0" w:type="dxa"/>
-          </w:tblCellMar>
-        </w:tblPrEx>
         <w:tc>
           <w:tcPr>
             <w:tcW w:w="3000" w:type="dxa"/>
@@ -20831,7 +18825,7 @@
                 <w:sz w:val="20"/>
                 <w:szCs w:val="20"/>
               </w:rPr>
-              <w:t>Pasos</w:t>
+              <w:t>Resultado esperado</w:t>
             </w:r>
           </w:p>
         </w:tc>
@@ -20860,7 +18854,7 @@
                 <w:sz w:val="20"/>
                 <w:szCs w:val="20"/>
               </w:rPr>
-              <w:t>1. En /</w:t>
+              <w:t xml:space="preserve">La reserva cambia a estado CANCELADA y </w:t>
             </w:r>
             <w:proofErr w:type="spellStart"/>
             <w:r>
@@ -20869,7 +18863,7 @@
                 <w:sz w:val="20"/>
                 <w:szCs w:val="20"/>
               </w:rPr>
-              <w:t>admin</w:t>
+              <w:t>cuposOcupados</w:t>
             </w:r>
             <w:proofErr w:type="spellEnd"/>
             <w:r>
@@ -20878,124 +18872,12 @@
                 <w:sz w:val="20"/>
                 <w:szCs w:val="20"/>
               </w:rPr>
-              <w:t>, hacer clic en "Cancelar agendamiento" sobre una reserva.</w:t>
-            </w:r>
-          </w:p>
-          <w:p>
-            <w:r>
-              <w:rPr>
-                <w:color w:val="1E293B"/>
-                <w:sz w:val="20"/>
-                <w:szCs w:val="20"/>
-              </w:rPr>
-              <w:t>2. Confirmar la acción en el cuadro de diálogo.</w:t>
-            </w:r>
-          </w:p>
-          <w:p>
-            <w:r>
-              <w:rPr>
-                <w:color w:val="1E293B"/>
-                <w:sz w:val="20"/>
-                <w:szCs w:val="20"/>
-              </w:rPr>
-              <w:t>3. Consultar la tabla disponibilidad.</w:t>
+              <w:t xml:space="preserve"> disminuye en 1 en el bloque correspondiente.</w:t>
             </w:r>
           </w:p>
         </w:tc>
       </w:tr>
       <w:tr>
-        <w:tblPrEx>
-          <w:tblCellMar>
-            <w:top w:w="0" w:type="dxa"/>
-            <w:bottom w:w="0" w:type="dxa"/>
-          </w:tblCellMar>
-        </w:tblPrEx>
-        <w:tc>
-          <w:tcPr>
-            <w:tcW w:w="3000" w:type="dxa"/>
-            <w:tcBorders>
-              <w:top w:val="single" w:sz="1" w:space="0" w:color="CBD5E1"/>
-              <w:left w:val="single" w:sz="1" w:space="0" w:color="CBD5E1"/>
-              <w:bottom w:val="single" w:sz="1" w:space="0" w:color="CBD5E1"/>
-              <w:right w:val="single" w:sz="1" w:space="0" w:color="CBD5E1"/>
-            </w:tcBorders>
-            <w:shd w:val="clear" w:color="auto" w:fill="F4F7FA"/>
-            <w:tcMar>
-              <w:top w:w="60" w:type="dxa"/>
-              <w:left w:w="100" w:type="dxa"/>
-              <w:bottom w:w="60" w:type="dxa"/>
-              <w:right w:w="100" w:type="dxa"/>
-            </w:tcMar>
-            <w:vAlign w:val="center"/>
-          </w:tcPr>
-          <w:p>
-            <w:r>
-              <w:rPr>
-                <w:b/>
-                <w:bCs/>
-                <w:color w:val="1E293B"/>
-                <w:sz w:val="20"/>
-                <w:szCs w:val="20"/>
-              </w:rPr>
-              <w:t>Resultado esperado</w:t>
-            </w:r>
-          </w:p>
-        </w:tc>
-        <w:tc>
-          <w:tcPr>
-            <w:tcW w:w="6360" w:type="dxa"/>
-            <w:tcBorders>
-              <w:top w:val="single" w:sz="1" w:space="0" w:color="CBD5E1"/>
-              <w:left w:val="single" w:sz="1" w:space="0" w:color="CBD5E1"/>
-              <w:bottom w:val="single" w:sz="1" w:space="0" w:color="CBD5E1"/>
-              <w:right w:val="single" w:sz="1" w:space="0" w:color="CBD5E1"/>
-            </w:tcBorders>
-            <w:shd w:val="clear" w:color="auto" w:fill="FFFFFF"/>
-            <w:tcMar>
-              <w:top w:w="60" w:type="dxa"/>
-              <w:left w:w="100" w:type="dxa"/>
-              <w:bottom w:w="60" w:type="dxa"/>
-              <w:right w:w="100" w:type="dxa"/>
-            </w:tcMar>
-            <w:vAlign w:val="center"/>
-          </w:tcPr>
-          <w:p>
-            <w:r>
-              <w:rPr>
-                <w:color w:val="1E293B"/>
-                <w:sz w:val="20"/>
-                <w:szCs w:val="20"/>
-              </w:rPr>
-              <w:t xml:space="preserve">La reserva cambia a estado CANCELADA y </w:t>
-            </w:r>
-            <w:proofErr w:type="spellStart"/>
-            <w:r>
-              <w:rPr>
-                <w:color w:val="1E293B"/>
-                <w:sz w:val="20"/>
-                <w:szCs w:val="20"/>
-              </w:rPr>
-              <w:t>cuposOcupados</w:t>
-            </w:r>
-            <w:proofErr w:type="spellEnd"/>
-            <w:r>
-              <w:rPr>
-                <w:color w:val="1E293B"/>
-                <w:sz w:val="20"/>
-                <w:szCs w:val="20"/>
-              </w:rPr>
-              <w:t xml:space="preserve"> disminuye en 1 en el bloque correspondiente.</w:t>
-            </w:r>
-          </w:p>
-        </w:tc>
-      </w:tr>
-      <w:tr>
-        <w:tblPrEx>
-          <w:tblCellMar>
-            <w:top w:w="0" w:type="dxa"/>
-            <w:bottom w:w="0" w:type="dxa"/>
-          </w:tblCellMar>
-        </w:tblPrEx>
         <w:tc>
           <w:tcPr>
             <w:tcW w:w="3000" w:type="dxa"/>
@@ -21087,12 +18969,6 @@
         <w:gridCol w:w="6360"/>
       </w:tblGrid>
       <w:tr>
-        <w:tblPrEx>
-          <w:tblCellMar>
-            <w:top w:w="0" w:type="dxa"/>
-            <w:bottom w:w="0" w:type="dxa"/>
-          </w:tblCellMar>
-        </w:tblPrEx>
         <w:tc>
           <w:tcPr>
             <w:tcW w:w="3000" w:type="dxa"/>
@@ -21160,12 +19036,6 @@
         </w:tc>
       </w:tr>
       <w:tr>
-        <w:tblPrEx>
-          <w:tblCellMar>
-            <w:top w:w="0" w:type="dxa"/>
-            <w:bottom w:w="0" w:type="dxa"/>
-          </w:tblCellMar>
-        </w:tblPrEx>
         <w:tc>
           <w:tcPr>
             <w:tcW w:w="3000" w:type="dxa"/>
@@ -21193,7 +19063,7 @@
                 <w:sz w:val="20"/>
                 <w:szCs w:val="20"/>
               </w:rPr>
-              <w:t>¿Prueba de despliegue?</w:t>
+              <w:t>Descripción</w:t>
             </w:r>
           </w:p>
         </w:tc>
@@ -21218,24 +19088,16 @@
           <w:p>
             <w:r>
               <w:rPr>
-                <w:b/>
-                <w:bCs/>
-                <w:color w:val="16A34A"/>
-                <w:sz w:val="20"/>
-                <w:szCs w:val="20"/>
-              </w:rPr>
-              <w:t>Sí</w:t>
+                <w:color w:val="1E293B"/>
+                <w:sz w:val="20"/>
+                <w:szCs w:val="20"/>
+              </w:rPr>
+              <w:t>Verifica que la sección "Clientes" del panel administrativo liste únicamente a los usuarios con rol cliente, identificando a los administradores por su dominio de correo corporativo.</w:t>
             </w:r>
           </w:p>
         </w:tc>
       </w:tr>
       <w:tr>
-        <w:tblPrEx>
-          <w:tblCellMar>
-            <w:top w:w="0" w:type="dxa"/>
-            <w:bottom w:w="0" w:type="dxa"/>
-          </w:tblCellMar>
-        </w:tblPrEx>
         <w:tc>
           <w:tcPr>
             <w:tcW w:w="3000" w:type="dxa"/>
@@ -21263,7 +19125,7 @@
                 <w:sz w:val="20"/>
                 <w:szCs w:val="20"/>
               </w:rPr>
-              <w:t>Descripción</w:t>
+              <w:t>Prerrequisitos</w:t>
             </w:r>
           </w:p>
         </w:tc>
@@ -21292,18 +19154,12 @@
                 <w:sz w:val="20"/>
                 <w:szCs w:val="20"/>
               </w:rPr>
-              <w:t>Verifica que la sección "Clientes" del panel administrativo liste únicamente a los usuarios con rol cliente, identificando a los administradores por su dominio de correo corporativo.</w:t>
+              <w:t>Al menos un usuario administrador y uno o más usuarios cliente registrados.</w:t>
             </w:r>
           </w:p>
         </w:tc>
       </w:tr>
       <w:tr>
-        <w:tblPrEx>
-          <w:tblCellMar>
-            <w:top w:w="0" w:type="dxa"/>
-            <w:bottom w:w="0" w:type="dxa"/>
-          </w:tblCellMar>
-        </w:tblPrEx>
         <w:tc>
           <w:tcPr>
             <w:tcW w:w="3000" w:type="dxa"/>
@@ -21331,7 +19187,7 @@
                 <w:sz w:val="20"/>
                 <w:szCs w:val="20"/>
               </w:rPr>
-              <w:t>Prerrequisitos</w:t>
+              <w:t>Pasos</w:t>
             </w:r>
           </w:p>
         </w:tc>
@@ -21360,18 +19216,32 @@
                 <w:sz w:val="20"/>
                 <w:szCs w:val="20"/>
               </w:rPr>
-              <w:t>Al menos un usuario administrador y uno o más usuarios cliente registrados.</w:t>
+              <w:t>1. Iniciar sesión como administrador.</w:t>
+            </w:r>
+          </w:p>
+          <w:p>
+            <w:r>
+              <w:rPr>
+                <w:color w:val="1E293B"/>
+                <w:sz w:val="20"/>
+                <w:szCs w:val="20"/>
+              </w:rPr>
+              <w:t>2. Ir a la sección "Clientes".</w:t>
+            </w:r>
+          </w:p>
+          <w:p>
+            <w:r>
+              <w:rPr>
+                <w:color w:val="1E293B"/>
+                <w:sz w:val="20"/>
+                <w:szCs w:val="20"/>
+              </w:rPr>
+              <w:t>3. Verificar que los usuarios con correo @cfdservicios.cl no aparezcan en la tabla.</w:t>
             </w:r>
           </w:p>
         </w:tc>
       </w:tr>
       <w:tr>
-        <w:tblPrEx>
-          <w:tblCellMar>
-            <w:top w:w="0" w:type="dxa"/>
-            <w:bottom w:w="0" w:type="dxa"/>
-          </w:tblCellMar>
-        </w:tblPrEx>
         <w:tc>
           <w:tcPr>
             <w:tcW w:w="3000" w:type="dxa"/>
@@ -21399,7 +19269,7 @@
                 <w:sz w:val="20"/>
                 <w:szCs w:val="20"/>
               </w:rPr>
-              <w:t>Pasos</w:t>
+              <w:t>Resultado esperado</w:t>
             </w:r>
           </w:p>
         </w:tc>
@@ -21428,106 +19298,12 @@
                 <w:sz w:val="20"/>
                 <w:szCs w:val="20"/>
               </w:rPr>
-              <w:t>1. Iniciar sesión como administrador.</w:t>
-            </w:r>
-          </w:p>
-          <w:p>
-            <w:r>
-              <w:rPr>
-                <w:color w:val="1E293B"/>
-                <w:sz w:val="20"/>
-                <w:szCs w:val="20"/>
-              </w:rPr>
-              <w:t>2. Ir a la sección "Clientes".</w:t>
-            </w:r>
-          </w:p>
-          <w:p>
-            <w:r>
-              <w:rPr>
-                <w:color w:val="1E293B"/>
-                <w:sz w:val="20"/>
-                <w:szCs w:val="20"/>
-              </w:rPr>
-              <w:t>3. Verificar que los usuarios con correo @cfdservicios.cl no aparezcan en la tabla.</w:t>
+              <w:t>Solo se listan usuarios cuyo correo no pertenece al dominio corporativo, mostrando nombre, correo, teléfono y dirección.</w:t>
             </w:r>
           </w:p>
         </w:tc>
       </w:tr>
       <w:tr>
-        <w:tblPrEx>
-          <w:tblCellMar>
-            <w:top w:w="0" w:type="dxa"/>
-            <w:bottom w:w="0" w:type="dxa"/>
-          </w:tblCellMar>
-        </w:tblPrEx>
-        <w:tc>
-          <w:tcPr>
-            <w:tcW w:w="3000" w:type="dxa"/>
-            <w:tcBorders>
-              <w:top w:val="single" w:sz="1" w:space="0" w:color="CBD5E1"/>
-              <w:left w:val="single" w:sz="1" w:space="0" w:color="CBD5E1"/>
-              <w:bottom w:val="single" w:sz="1" w:space="0" w:color="CBD5E1"/>
-              <w:right w:val="single" w:sz="1" w:space="0" w:color="CBD5E1"/>
-            </w:tcBorders>
-            <w:shd w:val="clear" w:color="auto" w:fill="F4F7FA"/>
-            <w:tcMar>
-              <w:top w:w="60" w:type="dxa"/>
-              <w:left w:w="100" w:type="dxa"/>
-              <w:bottom w:w="60" w:type="dxa"/>
-              <w:right w:w="100" w:type="dxa"/>
-            </w:tcMar>
-            <w:vAlign w:val="center"/>
-          </w:tcPr>
-          <w:p>
-            <w:r>
-              <w:rPr>
-                <w:b/>
-                <w:bCs/>
-                <w:color w:val="1E293B"/>
-                <w:sz w:val="20"/>
-                <w:szCs w:val="20"/>
-              </w:rPr>
-              <w:t>Resultado esperado</w:t>
-            </w:r>
-          </w:p>
-        </w:tc>
-        <w:tc>
-          <w:tcPr>
-            <w:tcW w:w="6360" w:type="dxa"/>
-            <w:tcBorders>
-              <w:top w:val="single" w:sz="1" w:space="0" w:color="CBD5E1"/>
-              <w:left w:val="single" w:sz="1" w:space="0" w:color="CBD5E1"/>
-              <w:bottom w:val="single" w:sz="1" w:space="0" w:color="CBD5E1"/>
-              <w:right w:val="single" w:sz="1" w:space="0" w:color="CBD5E1"/>
-            </w:tcBorders>
-            <w:shd w:val="clear" w:color="auto" w:fill="FFFFFF"/>
-            <w:tcMar>
-              <w:top w:w="60" w:type="dxa"/>
-              <w:left w:w="100" w:type="dxa"/>
-              <w:bottom w:w="60" w:type="dxa"/>
-              <w:right w:w="100" w:type="dxa"/>
-            </w:tcMar>
-            <w:vAlign w:val="center"/>
-          </w:tcPr>
-          <w:p>
-            <w:r>
-              <w:rPr>
-                <w:color w:val="1E293B"/>
-                <w:sz w:val="20"/>
-                <w:szCs w:val="20"/>
-              </w:rPr>
-              <w:t>Solo se listan usuarios cuyo correo no pertenece al dominio corporativo, mostrando nombre, correo, teléfono y dirección.</w:t>
-            </w:r>
-          </w:p>
-        </w:tc>
-      </w:tr>
-      <w:tr>
-        <w:tblPrEx>
-          <w:tblCellMar>
-            <w:top w:w="0" w:type="dxa"/>
-            <w:bottom w:w="0" w:type="dxa"/>
-          </w:tblCellMar>
-        </w:tblPrEx>
         <w:tc>
           <w:tcPr>
             <w:tcW w:w="3000" w:type="dxa"/>
@@ -21607,7 +19383,7 @@
         <w:pStyle w:val="Ttulo1"/>
         <w:spacing w:before="320"/>
       </w:pPr>
-      <w:bookmarkStart w:id="5" w:name="_Toc232624787"/>
+      <w:bookmarkStart w:id="5" w:name="_Toc232625064"/>
       <w:r>
         <w:lastRenderedPageBreak/>
         <w:t>4 ESTRATEGIA DE EJECUCIÓN DE PRUEBAS</w:t>
@@ -21707,12 +19483,6 @@
         <w:gridCol w:w="1990"/>
       </w:tblGrid>
       <w:tr>
-        <w:tblPrEx>
-          <w:tblCellMar>
-            <w:top w:w="0" w:type="dxa"/>
-            <w:bottom w:w="0" w:type="dxa"/>
-          </w:tblCellMar>
-        </w:tblPrEx>
         <w:tc>
           <w:tcPr>
             <w:tcW w:w="1400" w:type="dxa"/>
@@ -21885,12 +19655,6 @@
         </w:tc>
       </w:tr>
       <w:tr>
-        <w:tblPrEx>
-          <w:tblCellMar>
-            <w:top w:w="0" w:type="dxa"/>
-            <w:bottom w:w="0" w:type="dxa"/>
-          </w:tblCellMar>
-        </w:tblPrEx>
         <w:tc>
           <w:tcPr>
             <w:tcW w:w="1400" w:type="dxa"/>
@@ -22033,12 +19797,6 @@
         </w:tc>
       </w:tr>
       <w:tr>
-        <w:tblPrEx>
-          <w:tblCellMar>
-            <w:top w:w="0" w:type="dxa"/>
-            <w:bottom w:w="0" w:type="dxa"/>
-          </w:tblCellMar>
-        </w:tblPrEx>
         <w:tc>
           <w:tcPr>
             <w:tcW w:w="1400" w:type="dxa"/>
@@ -22181,12 +19939,6 @@
         </w:tc>
       </w:tr>
       <w:tr>
-        <w:tblPrEx>
-          <w:tblCellMar>
-            <w:top w:w="0" w:type="dxa"/>
-            <w:bottom w:w="0" w:type="dxa"/>
-          </w:tblCellMar>
-        </w:tblPrEx>
         <w:tc>
           <w:tcPr>
             <w:tcW w:w="1400" w:type="dxa"/>
@@ -22329,12 +20081,6 @@
         </w:tc>
       </w:tr>
       <w:tr>
-        <w:tblPrEx>
-          <w:tblCellMar>
-            <w:top w:w="0" w:type="dxa"/>
-            <w:bottom w:w="0" w:type="dxa"/>
-          </w:tblCellMar>
-        </w:tblPrEx>
         <w:tc>
           <w:tcPr>
             <w:tcW w:w="1400" w:type="dxa"/>
@@ -22477,12 +20223,6 @@
         </w:tc>
       </w:tr>
       <w:tr>
-        <w:tblPrEx>
-          <w:tblCellMar>
-            <w:top w:w="0" w:type="dxa"/>
-            <w:bottom w:w="0" w:type="dxa"/>
-          </w:tblCellMar>
-        </w:tblPrEx>
         <w:tc>
           <w:tcPr>
             <w:tcW w:w="1400" w:type="dxa"/>
@@ -22625,12 +20365,6 @@
         </w:tc>
       </w:tr>
       <w:tr>
-        <w:tblPrEx>
-          <w:tblCellMar>
-            <w:top w:w="0" w:type="dxa"/>
-            <w:bottom w:w="0" w:type="dxa"/>
-          </w:tblCellMar>
-        </w:tblPrEx>
         <w:tc>
           <w:tcPr>
             <w:tcW w:w="1400" w:type="dxa"/>
@@ -22773,12 +20507,6 @@
         </w:tc>
       </w:tr>
       <w:tr>
-        <w:tblPrEx>
-          <w:tblCellMar>
-            <w:top w:w="0" w:type="dxa"/>
-            <w:bottom w:w="0" w:type="dxa"/>
-          </w:tblCellMar>
-        </w:tblPrEx>
         <w:tc>
           <w:tcPr>
             <w:tcW w:w="1400" w:type="dxa"/>
@@ -22921,12 +20649,6 @@
         </w:tc>
       </w:tr>
       <w:tr>
-        <w:tblPrEx>
-          <w:tblCellMar>
-            <w:top w:w="0" w:type="dxa"/>
-            <w:bottom w:w="0" w:type="dxa"/>
-          </w:tblCellMar>
-        </w:tblPrEx>
         <w:tc>
           <w:tcPr>
             <w:tcW w:w="1400" w:type="dxa"/>
@@ -23069,12 +20791,6 @@
         </w:tc>
       </w:tr>
       <w:tr>
-        <w:tblPrEx>
-          <w:tblCellMar>
-            <w:top w:w="0" w:type="dxa"/>
-            <w:bottom w:w="0" w:type="dxa"/>
-          </w:tblCellMar>
-        </w:tblPrEx>
         <w:tc>
           <w:tcPr>
             <w:tcW w:w="1400" w:type="dxa"/>
@@ -23217,12 +20933,6 @@
         </w:tc>
       </w:tr>
       <w:tr>
-        <w:tblPrEx>
-          <w:tblCellMar>
-            <w:top w:w="0" w:type="dxa"/>
-            <w:bottom w:w="0" w:type="dxa"/>
-          </w:tblCellMar>
-        </w:tblPrEx>
         <w:tc>
           <w:tcPr>
             <w:tcW w:w="1400" w:type="dxa"/>
@@ -23365,12 +21075,6 @@
         </w:tc>
       </w:tr>
       <w:tr>
-        <w:tblPrEx>
-          <w:tblCellMar>
-            <w:top w:w="0" w:type="dxa"/>
-            <w:bottom w:w="0" w:type="dxa"/>
-          </w:tblCellMar>
-        </w:tblPrEx>
         <w:tc>
           <w:tcPr>
             <w:tcW w:w="1400" w:type="dxa"/>
@@ -23513,12 +21217,6 @@
         </w:tc>
       </w:tr>
       <w:tr>
-        <w:tblPrEx>
-          <w:tblCellMar>
-            <w:top w:w="0" w:type="dxa"/>
-            <w:bottom w:w="0" w:type="dxa"/>
-          </w:tblCellMar>
-        </w:tblPrEx>
         <w:tc>
           <w:tcPr>
             <w:tcW w:w="1400" w:type="dxa"/>
@@ -23661,12 +21359,6 @@
         </w:tc>
       </w:tr>
       <w:tr>
-        <w:tblPrEx>
-          <w:tblCellMar>
-            <w:top w:w="0" w:type="dxa"/>
-            <w:bottom w:w="0" w:type="dxa"/>
-          </w:tblCellMar>
-        </w:tblPrEx>
         <w:tc>
           <w:tcPr>
             <w:tcW w:w="1400" w:type="dxa"/>
@@ -23809,12 +21501,6 @@
         </w:tc>
       </w:tr>
       <w:tr>
-        <w:tblPrEx>
-          <w:tblCellMar>
-            <w:top w:w="0" w:type="dxa"/>
-            <w:bottom w:w="0" w:type="dxa"/>
-          </w:tblCellMar>
-        </w:tblPrEx>
         <w:tc>
           <w:tcPr>
             <w:tcW w:w="1400" w:type="dxa"/>
@@ -23957,12 +21643,6 @@
         </w:tc>
       </w:tr>
       <w:tr>
-        <w:tblPrEx>
-          <w:tblCellMar>
-            <w:top w:w="0" w:type="dxa"/>
-            <w:bottom w:w="0" w:type="dxa"/>
-          </w:tblCellMar>
-        </w:tblPrEx>
         <w:tc>
           <w:tcPr>
             <w:tcW w:w="1400" w:type="dxa"/>
@@ -24105,12 +21785,6 @@
         </w:tc>
       </w:tr>
       <w:tr>
-        <w:tblPrEx>
-          <w:tblCellMar>
-            <w:top w:w="0" w:type="dxa"/>
-            <w:bottom w:w="0" w:type="dxa"/>
-          </w:tblCellMar>
-        </w:tblPrEx>
         <w:tc>
           <w:tcPr>
             <w:tcW w:w="1400" w:type="dxa"/>
@@ -24253,12 +21927,6 @@
         </w:tc>
       </w:tr>
       <w:tr>
-        <w:tblPrEx>
-          <w:tblCellMar>
-            <w:top w:w="0" w:type="dxa"/>
-            <w:bottom w:w="0" w:type="dxa"/>
-          </w:tblCellMar>
-        </w:tblPrEx>
         <w:tc>
           <w:tcPr>
             <w:tcW w:w="1400" w:type="dxa"/>
@@ -24401,12 +22069,6 @@
         </w:tc>
       </w:tr>
       <w:tr>
-        <w:tblPrEx>
-          <w:tblCellMar>
-            <w:top w:w="0" w:type="dxa"/>
-            <w:bottom w:w="0" w:type="dxa"/>
-          </w:tblCellMar>
-        </w:tblPrEx>
         <w:tc>
           <w:tcPr>
             <w:tcW w:w="1400" w:type="dxa"/>
@@ -24549,12 +22211,6 @@
         </w:tc>
       </w:tr>
       <w:tr>
-        <w:tblPrEx>
-          <w:tblCellMar>
-            <w:top w:w="0" w:type="dxa"/>
-            <w:bottom w:w="0" w:type="dxa"/>
-          </w:tblCellMar>
-        </w:tblPrEx>
         <w:tc>
           <w:tcPr>
             <w:tcW w:w="1400" w:type="dxa"/>
@@ -24697,12 +22353,6 @@
         </w:tc>
       </w:tr>
       <w:tr>
-        <w:tblPrEx>
-          <w:tblCellMar>
-            <w:top w:w="0" w:type="dxa"/>
-            <w:bottom w:w="0" w:type="dxa"/>
-          </w:tblCellMar>
-        </w:tblPrEx>
         <w:tc>
           <w:tcPr>
             <w:tcW w:w="1400" w:type="dxa"/>
@@ -24855,7 +22505,7 @@
         <w:pStyle w:val="Ttulo1"/>
         <w:spacing w:before="320"/>
       </w:pPr>
-      <w:bookmarkStart w:id="6" w:name="_Toc232624788"/>
+      <w:bookmarkStart w:id="6" w:name="_Toc232625065"/>
       <w:r>
         <w:lastRenderedPageBreak/>
         <w:t>5 ANEXOS</w:t>
@@ -24933,14 +22583,28 @@
         <w:rPr>
           <w:lang w:val="en-US"/>
         </w:rPr>
-        <w:t xml:space="preserve"> local: XAMPP (MySQL 8) + Spring Boot :8080 (.</w:t>
+        <w:t xml:space="preserve"> local: XAMPP (MySQL 8) + Spring Boot :8080 </w:t>
+      </w:r>
+      <w:proofErr w:type="gramStart"/>
+      <w:r>
+        <w:rPr>
+          <w:lang w:val="en-US"/>
+        </w:rPr>
+        <w:t>(.</w:t>
       </w:r>
       <w:proofErr w:type="spellStart"/>
       <w:r>
         <w:rPr>
           <w:lang w:val="en-US"/>
         </w:rPr>
-        <w:t>env.local</w:t>
+        <w:t>env</w:t>
+      </w:r>
+      <w:proofErr w:type="gramEnd"/>
+      <w:r>
+        <w:rPr>
+          <w:lang w:val="en-US"/>
+        </w:rPr>
+        <w:t>.local</w:t>
       </w:r>
       <w:proofErr w:type="spellEnd"/>
       <w:r>
@@ -24991,12 +22655,17 @@
         <w:t>frontend</w:t>
       </w:r>
       <w:proofErr w:type="spellEnd"/>
+      <w:proofErr w:type="gramStart"/>
       <w:r>
         <w:t>, .</w:t>
       </w:r>
       <w:proofErr w:type="spellStart"/>
       <w:r>
-        <w:t>env.production</w:t>
+        <w:t>env</w:t>
+      </w:r>
+      <w:proofErr w:type="gramEnd"/>
+      <w:r>
+        <w:t>.production</w:t>
       </w:r>
       <w:proofErr w:type="spellEnd"/>
       <w:r>
@@ -25010,29 +22679,6 @@
       <w:r>
         <w:t>).</w:t>
       </w:r>
-    </w:p>
-    <w:p>
-      <w:pPr>
-        <w:pStyle w:val="Prrafodelista"/>
-        <w:numPr>
-          <w:ilvl w:val="0"/>
-          <w:numId w:val="2"/>
-        </w:numPr>
-        <w:spacing w:before="40" w:after="40" w:line="276" w:lineRule="auto"/>
-      </w:pPr>
-      <w:r>
-        <w:t xml:space="preserve">Script de preparación de disponibilidad: </w:t>
-      </w:r>
-      <w:proofErr w:type="spellStart"/>
-      <w:r>
-        <w:t>limpiar_disponibilidad.sql</w:t>
-      </w:r>
-      <w:proofErr w:type="spellEnd"/>
-      <w:r>
-        <w:t>, ejecutado en ambos ambientes previo a la ejecución de CP-09.</w:t>
-      </w:r>
-    </w:p>
-    <w:p>
       <w:r>
         <w:br w:type="page"/>
       </w:r>
@@ -25042,7 +22688,7 @@
         <w:pStyle w:val="Ttulo1"/>
         <w:spacing w:before="320"/>
       </w:pPr>
-      <w:bookmarkStart w:id="7" w:name="_Toc232624789"/>
+      <w:bookmarkStart w:id="7" w:name="_Toc232625066"/>
       <w:r>
         <w:lastRenderedPageBreak/>
         <w:t>6 GLOSARIO</w:t>
@@ -25071,12 +22717,6 @@
         <w:gridCol w:w="6960"/>
       </w:tblGrid>
       <w:tr>
-        <w:tblPrEx>
-          <w:tblCellMar>
-            <w:top w:w="0" w:type="dxa"/>
-            <w:bottom w:w="0" w:type="dxa"/>
-          </w:tblCellMar>
-        </w:tblPrEx>
         <w:tc>
           <w:tcPr>
             <w:tcW w:w="2400" w:type="dxa"/>
@@ -25147,12 +22787,6 @@
         </w:tc>
       </w:tr>
       <w:tr>
-        <w:tblPrEx>
-          <w:tblCellMar>
-            <w:top w:w="0" w:type="dxa"/>
-            <w:bottom w:w="0" w:type="dxa"/>
-          </w:tblCellMar>
-        </w:tblPrEx>
         <w:tc>
           <w:tcPr>
             <w:tcW w:w="2400" w:type="dxa"/>
@@ -25215,12 +22849,6 @@
         </w:tc>
       </w:tr>
       <w:tr>
-        <w:tblPrEx>
-          <w:tblCellMar>
-            <w:top w:w="0" w:type="dxa"/>
-            <w:bottom w:w="0" w:type="dxa"/>
-          </w:tblCellMar>
-        </w:tblPrEx>
         <w:tc>
           <w:tcPr>
             <w:tcW w:w="2400" w:type="dxa"/>
@@ -25283,12 +22911,6 @@
         </w:tc>
       </w:tr>
       <w:tr>
-        <w:tblPrEx>
-          <w:tblCellMar>
-            <w:top w:w="0" w:type="dxa"/>
-            <w:bottom w:w="0" w:type="dxa"/>
-          </w:tblCellMar>
-        </w:tblPrEx>
         <w:tc>
           <w:tcPr>
             <w:tcW w:w="2400" w:type="dxa"/>
@@ -25351,12 +22973,6 @@
         </w:tc>
       </w:tr>
       <w:tr>
-        <w:tblPrEx>
-          <w:tblCellMar>
-            <w:top w:w="0" w:type="dxa"/>
-            <w:bottom w:w="0" w:type="dxa"/>
-          </w:tblCellMar>
-        </w:tblPrEx>
         <w:tc>
           <w:tcPr>
             <w:tcW w:w="2400" w:type="dxa"/>
@@ -25419,12 +23035,6 @@
         </w:tc>
       </w:tr>
       <w:tr>
-        <w:tblPrEx>
-          <w:tblCellMar>
-            <w:top w:w="0" w:type="dxa"/>
-            <w:bottom w:w="0" w:type="dxa"/>
-          </w:tblCellMar>
-        </w:tblPrEx>
         <w:tc>
           <w:tcPr>
             <w:tcW w:w="2400" w:type="dxa"/>
@@ -25505,12 +23115,6 @@
         </w:tc>
       </w:tr>
       <w:tr>
-        <w:tblPrEx>
-          <w:tblCellMar>
-            <w:top w:w="0" w:type="dxa"/>
-            <w:bottom w:w="0" w:type="dxa"/>
-          </w:tblCellMar>
-        </w:tblPrEx>
         <w:tc>
           <w:tcPr>
             <w:tcW w:w="2400" w:type="dxa"/>
@@ -25627,12 +23231,6 @@
         </w:tc>
       </w:tr>
       <w:tr>
-        <w:tblPrEx>
-          <w:tblCellMar>
-            <w:top w:w="0" w:type="dxa"/>
-            <w:bottom w:w="0" w:type="dxa"/>
-          </w:tblCellMar>
-        </w:tblPrEx>
         <w:tc>
           <w:tcPr>
             <w:tcW w:w="2400" w:type="dxa"/>
@@ -25697,12 +23295,6 @@
         </w:tc>
       </w:tr>
       <w:tr>
-        <w:tblPrEx>
-          <w:tblCellMar>
-            <w:top w:w="0" w:type="dxa"/>
-            <w:bottom w:w="0" w:type="dxa"/>
-          </w:tblCellMar>
-        </w:tblPrEx>
         <w:tc>
           <w:tcPr>
             <w:tcW w:w="2400" w:type="dxa"/>
@@ -25819,12 +23411,6 @@
         </w:tc>
       </w:tr>
       <w:tr>
-        <w:tblPrEx>
-          <w:tblCellMar>
-            <w:top w:w="0" w:type="dxa"/>
-            <w:bottom w:w="0" w:type="dxa"/>
-          </w:tblCellMar>
-        </w:tblPrEx>
         <w:tc>
           <w:tcPr>
             <w:tcW w:w="2400" w:type="dxa"/>
@@ -25889,12 +23475,6 @@
         </w:tc>
       </w:tr>
       <w:tr>
-        <w:tblPrEx>
-          <w:tblCellMar>
-            <w:top w:w="0" w:type="dxa"/>
-            <w:bottom w:w="0" w:type="dxa"/>
-          </w:tblCellMar>
-        </w:tblPrEx>
         <w:tc>
           <w:tcPr>
             <w:tcW w:w="2400" w:type="dxa"/>
@@ -25957,12 +23537,6 @@
         </w:tc>
       </w:tr>
       <w:tr>
-        <w:tblPrEx>
-          <w:tblCellMar>
-            <w:top w:w="0" w:type="dxa"/>
-            <w:bottom w:w="0" w:type="dxa"/>
-          </w:tblCellMar>
-        </w:tblPrEx>
         <w:tc>
           <w:tcPr>
             <w:tcW w:w="2400" w:type="dxa"/>
@@ -26061,12 +23635,6 @@
         </w:tc>
       </w:tr>
       <w:tr>
-        <w:tblPrEx>
-          <w:tblCellMar>
-            <w:top w:w="0" w:type="dxa"/>
-            <w:bottom w:w="0" w:type="dxa"/>
-          </w:tblCellMar>
-        </w:tblPrEx>
         <w:tc>
           <w:tcPr>
             <w:tcW w:w="2400" w:type="dxa"/>
@@ -26086,6 +23654,7 @@
             <w:vAlign w:val="center"/>
           </w:tcPr>
           <w:p>
+            <w:proofErr w:type="gramStart"/>
             <w:r>
               <w:rPr>
                 <w:b/>
@@ -26105,7 +23674,18 @@
                 <w:sz w:val="20"/>
                 <w:szCs w:val="20"/>
               </w:rPr>
-              <w:t>env.local</w:t>
+              <w:t>env</w:t>
+            </w:r>
+            <w:proofErr w:type="gramEnd"/>
+            <w:r>
+              <w:rPr>
+                <w:b/>
+                <w:bCs/>
+                <w:color w:val="003D7E"/>
+                <w:sz w:val="20"/>
+                <w:szCs w:val="20"/>
+              </w:rPr>
+              <w:t>.local</w:t>
             </w:r>
             <w:proofErr w:type="spellEnd"/>
             <w:r>
@@ -26116,7 +23696,18 @@
                 <w:sz w:val="20"/>
                 <w:szCs w:val="20"/>
               </w:rPr>
-              <w:t xml:space="preserve"> / .</w:t>
+              <w:t xml:space="preserve"> </w:t>
+            </w:r>
+            <w:proofErr w:type="gramStart"/>
+            <w:r>
+              <w:rPr>
+                <w:b/>
+                <w:bCs/>
+                <w:color w:val="003D7E"/>
+                <w:sz w:val="20"/>
+                <w:szCs w:val="20"/>
+              </w:rPr>
+              <w:t>/ .</w:t>
             </w:r>
             <w:proofErr w:type="spellStart"/>
             <w:r>
@@ -26127,7 +23718,18 @@
                 <w:sz w:val="20"/>
                 <w:szCs w:val="20"/>
               </w:rPr>
-              <w:t>env.production</w:t>
+              <w:t>env</w:t>
+            </w:r>
+            <w:proofErr w:type="gramEnd"/>
+            <w:r>
+              <w:rPr>
+                <w:b/>
+                <w:bCs/>
+                <w:color w:val="003D7E"/>
+                <w:sz w:val="20"/>
+                <w:szCs w:val="20"/>
+              </w:rPr>
+              <w:t>.production</w:t>
             </w:r>
             <w:proofErr w:type="spellEnd"/>
           </w:p>
@@ -26181,12 +23783,6 @@
         </w:tc>
       </w:tr>
       <w:tr>
-        <w:tblPrEx>
-          <w:tblCellMar>
-            <w:top w:w="0" w:type="dxa"/>
-            <w:bottom w:w="0" w:type="dxa"/>
-          </w:tblCellMar>
-        </w:tblPrEx>
         <w:tc>
           <w:tcPr>
             <w:tcW w:w="2400" w:type="dxa"/>
@@ -26296,7 +23892,39 @@
         <w:sz w:val="18"/>
         <w:szCs w:val="18"/>
       </w:rPr>
-      <w:t xml:space="preserve">Fernando Zárate M.  ·  Gabriel Avendaño C.  ·  Pág. </w:t>
+      <w:t xml:space="preserve">Fernando Zárate M.  </w:t>
+    </w:r>
+    <w:r>
+      <w:rPr>
+        <w:color w:val="94A3B8"/>
+        <w:sz w:val="18"/>
+        <w:szCs w:val="18"/>
+      </w:rPr>
+      <w:t>· Gabriel</w:t>
+    </w:r>
+    <w:r>
+      <w:rPr>
+        <w:color w:val="94A3B8"/>
+        <w:sz w:val="18"/>
+        <w:szCs w:val="18"/>
+      </w:rPr>
+      <w:t xml:space="preserve"> Avendaño C.  </w:t>
+    </w:r>
+    <w:r>
+      <w:rPr>
+        <w:color w:val="94A3B8"/>
+        <w:sz w:val="18"/>
+        <w:szCs w:val="18"/>
+      </w:rPr>
+      <w:t>· Pág.</w:t>
+    </w:r>
+    <w:r>
+      <w:rPr>
+        <w:color w:val="94A3B8"/>
+        <w:sz w:val="18"/>
+        <w:szCs w:val="18"/>
+      </w:rPr>
+      <w:t xml:space="preserve"> </w:t>
     </w:r>
     <w:r>
       <w:rPr>
@@ -27219,6 +24847,48 @@
       <w:ind w:left="220"/>
     </w:pPr>
   </w:style>
+  <w:style w:type="paragraph" w:styleId="Encabezado">
+    <w:name w:val="header"/>
+    <w:basedOn w:val="Normal"/>
+    <w:link w:val="EncabezadoCar"/>
+    <w:uiPriority w:val="99"/>
+    <w:unhideWhenUsed/>
+    <w:rsid w:val="001E6238"/>
+    <w:pPr>
+      <w:tabs>
+        <w:tab w:val="center" w:pos="4680"/>
+        <w:tab w:val="right" w:pos="9360"/>
+      </w:tabs>
+    </w:pPr>
+  </w:style>
+  <w:style w:type="character" w:customStyle="1" w:styleId="EncabezadoCar">
+    <w:name w:val="Encabezado Car"/>
+    <w:basedOn w:val="Fuentedeprrafopredeter"/>
+    <w:link w:val="Encabezado"/>
+    <w:uiPriority w:val="99"/>
+    <w:rsid w:val="001E6238"/>
+  </w:style>
+  <w:style w:type="paragraph" w:styleId="Piedepgina">
+    <w:name w:val="footer"/>
+    <w:basedOn w:val="Normal"/>
+    <w:link w:val="PiedepginaCar"/>
+    <w:uiPriority w:val="99"/>
+    <w:unhideWhenUsed/>
+    <w:rsid w:val="001E6238"/>
+    <w:pPr>
+      <w:tabs>
+        <w:tab w:val="center" w:pos="4680"/>
+        <w:tab w:val="right" w:pos="9360"/>
+      </w:tabs>
+    </w:pPr>
+  </w:style>
+  <w:style w:type="character" w:customStyle="1" w:styleId="PiedepginaCar">
+    <w:name w:val="Pie de página Car"/>
+    <w:basedOn w:val="Fuentedeprrafopredeter"/>
+    <w:link w:val="Piedepgina"/>
+    <w:uiPriority w:val="99"/>
+    <w:rsid w:val="001E6238"/>
+  </w:style>
 </w:styles>
 </file>
 
